--- a/documents/A-NEXT-GENT-The-Whole-Project.docx
+++ b/documents/A-NEXT-GENT-The-Whole-Project.docx
@@ -23,9 +23,9 @@
           <w:rFonts w:ascii="Source Serif 4" w:hAnsi="Source Serif 4"/>
           <w:i/>
           <w:color w:val="474C48"/>
-          <w:sz w:val="27"/>
-        </w:rPr>
-        <w:t>The whole project, start to finish</w:t>
+          <w:sz w:val="26"/>
+        </w:rPr>
+        <w:t>The whole project — revision two, the architecture corrected</w:t>
       </w:r>
     </w:p>
     <w:p>
@@ -64,7 +64,7 @@
           <w:color w:val="181B19"/>
           <w:sz w:val="32"/>
         </w:rPr>
-        <w:t>What it is</w:t>
+        <w:t>What changed, and why it matters</w:t>
       </w:r>
     </w:p>
     <w:p>
@@ -78,43 +78,7 @@
           <w:i w:val="0"/>
           <w:sz w:val="21"/>
         </w:rPr>
-        <w:t xml:space="preserve">A small computer that sits in a business </w:t>
-      </w:r>
-      <w:r>
-        <w:rPr>
-          <w:rFonts w:ascii="Source Serif 4" w:hAnsi="Source Serif 4" w:cs="Source Serif 4"/>
-          <w:b w:val="0"/>
-          <w:i w:val="0"/>
-          <w:sz w:val="21"/>
-        </w:rPr>
-        <w:t>—</w:t>
-      </w:r>
-      <w:r>
-        <w:rPr>
-          <w:rFonts w:ascii="Source Serif 4" w:hAnsi="Source Serif 4" w:cs="Source Serif 4"/>
-          <w:b w:val="0"/>
-          <w:i w:val="0"/>
-          <w:sz w:val="21"/>
-        </w:rPr>
-        <w:t xml:space="preserve"> on a wall, under a counter </w:t>
-      </w:r>
-      <w:r>
-        <w:rPr>
-          <w:rFonts w:ascii="Source Serif 4" w:hAnsi="Source Serif 4" w:cs="Source Serif 4"/>
-          <w:b w:val="0"/>
-          <w:i w:val="0"/>
-          <w:sz w:val="21"/>
-        </w:rPr>
-        <w:t>—</w:t>
-      </w:r>
-      <w:r>
-        <w:rPr>
-          <w:rFonts w:ascii="Source Serif 4" w:hAnsi="Source Serif 4" w:cs="Source Serif 4"/>
-          <w:b w:val="0"/>
-          <w:i w:val="0"/>
-          <w:sz w:val="21"/>
-        </w:rPr>
-        <w:t xml:space="preserve"> and operates that business's software for them. The hours, the prices, the menu, the posts, the bookings. The owner speaks or texts in plain English and it goes and does the thing, on every platform at once, and then proves it did.</w:t>
+        <w:t>Every earlier description of this project made the same error, and it was not an error of omission. The pieces were mostly right. They were arranged inside the wrong mental model.</w:t>
       </w:r>
     </w:p>
     <w:p>
@@ -128,7 +92,43 @@
           <w:i w:val="0"/>
           <w:sz w:val="21"/>
         </w:rPr>
-        <w:t>It runs Linux. The owner never finds that out. What they see is a screen laid out like a smart TV, because that is a grammar every adult already reads without being taught.</w:t>
+        <w:t xml:space="preserve">The wrong model was: </w:t>
+      </w:r>
+      <w:r>
+        <w:rPr>
+          <w:rFonts w:ascii="Source Serif 4" w:hAnsi="Source Serif 4" w:cs="Source Serif 4"/>
+          <w:b w:val="0"/>
+          <w:i/>
+          <w:sz w:val="21"/>
+        </w:rPr>
+        <w:t>one system, one central flow, one object passing through five stages.</w:t>
+      </w:r>
+      <w:r>
+        <w:rPr>
+          <w:rFonts w:ascii="Source Serif 4" w:hAnsi="Source Serif 4" w:cs="Source Serif 4"/>
+          <w:b w:val="0"/>
+          <w:i w:val="0"/>
+          <w:sz w:val="21"/>
+        </w:rPr>
+        <w:t xml:space="preserve"> It is a tidy way to describe software and it is the natural instinct of anyone trying to make a complicated thing legible. It is also false here, and following it produces bad decisions </w:t>
+      </w:r>
+      <w:r>
+        <w:rPr>
+          <w:rFonts w:ascii="Source Serif 4" w:hAnsi="Source Serif 4" w:cs="Source Serif 4"/>
+          <w:b w:val="0"/>
+          <w:i w:val="0"/>
+          <w:sz w:val="21"/>
+        </w:rPr>
+        <w:t>—</w:t>
+      </w:r>
+      <w:r>
+        <w:rPr>
+          <w:rFonts w:ascii="Source Serif 4" w:hAnsi="Source Serif 4" w:cs="Source Serif 4"/>
+          <w:b w:val="0"/>
+          <w:i w:val="0"/>
+          <w:sz w:val="21"/>
+        </w:rPr>
+        <w:t xml:space="preserve"> a single build order, a single interface, a single point where everything must integrate before anything works.</w:t>
       </w:r>
     </w:p>
     <w:p>
@@ -142,7 +142,16 @@
           <w:i w:val="0"/>
           <w:sz w:val="21"/>
         </w:rPr>
-        <w:t xml:space="preserve">They buy the box once and subscribe to the updates. The subscription is not for the software </w:t>
+        <w:t xml:space="preserve">The correct model is a </w:t>
+      </w:r>
+      <w:r>
+        <w:rPr>
+          <w:rFonts w:ascii="Source Serif 4" w:hAnsi="Source Serif 4" w:cs="Source Serif 4"/>
+          <w:b/>
+          <w:i w:val="0"/>
+          <w:sz w:val="21"/>
+        </w:rPr>
+        <w:t>federation</w:t>
       </w:r>
       <w:r>
         <w:rPr>
@@ -151,21 +160,17 @@
           <w:i w:val="0"/>
           <w:sz w:val="21"/>
         </w:rPr>
-        <w:t>—</w:t>
-      </w:r>
-      <w:r>
-        <w:rPr>
-          <w:rFonts w:ascii="Source Serif 4" w:hAnsi="Source Serif 4" w:cs="Source Serif 4"/>
-          <w:b w:val="0"/>
-          <w:i w:val="0"/>
-          <w:sz w:val="21"/>
-        </w:rPr>
-        <w:t xml:space="preserve"> the software is open source and free. It is for the fact that when an app they depend on redesigns itself, somebody else fixes it before they notice.</w:t>
+        <w:t>. Fifteen systems that each do something useful alone, that share standards, identity, data contracts, execution methods and trust mechanisms when connected, and that become considerably more powerful together than apart. Some customers will use one. Some will connect several. None of them has to wait for all of it.</w:t>
       </w:r>
     </w:p>
     <w:p>
       <w:pPr>
-        <w:spacing w:after="140"/>
+        <w:spacing w:before="120" w:after="160"/>
+        <w:ind w:left="230"/>
+        <w:pBdr>
+          <w:left w:val="single" w:sz="18" w:space="8" w:color="A4601A"/>
+        </w:pBdr>
+        <w:shd w:val="clear" w:color="auto" w:fill="F7F7F5"/>
       </w:pPr>
       <w:r>
         <w:rPr>
@@ -174,7 +179,16 @@
           <w:i w:val="0"/>
           <w:sz w:val="21"/>
         </w:rPr>
-        <w:t>That is the product. Everything else in this document is either how that works, or what becomes possible once it does.</w:t>
+        <w:t xml:space="preserve">The practical consequence: there is no big-bang integration, no single release where the system starts working, and no part that is useless until the rest exists. </w:t>
+      </w:r>
+      <w:r>
+        <w:rPr>
+          <w:rFonts w:ascii="Source Serif 4" w:hAnsi="Source Serif 4" w:cs="Source Serif 4"/>
+          <w:b/>
+          <w:i w:val="0"/>
+          <w:sz w:val="21"/>
+        </w:rPr>
+        <w:t>Each system has its own reason to be built and its own customer.</w:t>
       </w:r>
     </w:p>
     <w:p>
@@ -213,7 +227,7 @@
           <w:color w:val="181B19"/>
           <w:sz w:val="32"/>
         </w:rPr>
-        <w:t>Where it starts</w:t>
+        <w:t>Three levels, kept separate</w:t>
       </w:r>
     </w:p>
     <w:p>
@@ -227,12 +241,12 @@
           <w:i w:val="0"/>
           <w:sz w:val="21"/>
         </w:rPr>
-        <w:t>In 2013 there was an email chain about building a directory to compete with Google. The pitch was simple and, at the time, unfashionable: nobody cares about 1.8 trillion search results. A person with a leaking faucet wants a plumber who can come today. They do not want to call four numbers and leave three voicemails.</w:t>
+        <w:t>The second correction is about scope, and keeping these three apart is what lets the ambition stay large while the work stays finishable.</w:t>
       </w:r>
     </w:p>
     <w:p>
       <w:pPr>
-        <w:spacing w:after="140"/>
+        <w:spacing w:after="120"/>
       </w:pPr>
       <w:r>
         <w:rPr>
@@ -241,7 +255,7 @@
           <w:i w:val="0"/>
           <w:sz w:val="21"/>
         </w:rPr>
-        <w:t>The idea was correct and unbuildable. A directory is only as good as its data, and in 2013 getting live, truthful, item-level data out of thousands of small businesses was impossible. There was no mechanism. The businesses had nothing to publish with, and nobody would do data entry forever for free.</w:t>
+        <w:t>Level one</w:t>
       </w:r>
     </w:p>
     <w:p>
@@ -255,8 +269,13 @@
           <w:i w:val="0"/>
           <w:sz w:val="21"/>
         </w:rPr>
-        <w:t xml:space="preserve">Fourteen years later the answer turns out not to be a better directory. It is to give the businesses something they want badly enough to run every day </w:t>
-      </w:r>
+        <w:t>The vision</w:t>
+      </w:r>
+    </w:p>
+    <w:p>
+      <w:pPr>
+        <w:spacing w:after="140"/>
+      </w:pPr>
       <w:r>
         <w:rPr>
           <w:rFonts w:ascii="Source Serif 4" w:hAnsi="Source Serif 4" w:cs="Source Serif 4"/>
@@ -264,6 +283,15 @@
           <w:i w:val="0"/>
           <w:sz w:val="21"/>
         </w:rPr>
+        <w:t xml:space="preserve">A modular, device-first computing and application ecosystem. Home, family, business, consumer, local search, commerce, hardware, developer economy, edge. This is legitimately where the architecture can go, and describing it honestly is not overreach </w:t>
+      </w:r>
+      <w:r>
+        <w:rPr>
+          <w:rFonts w:ascii="Source Serif 4" w:hAnsi="Source Serif 4" w:cs="Source Serif 4"/>
+          <w:b w:val="0"/>
+          <w:i w:val="0"/>
+          <w:sz w:val="21"/>
+        </w:rPr>
         <w:t>—</w:t>
       </w:r>
       <w:r>
@@ -273,8 +301,13 @@
           <w:i w:val="0"/>
           <w:sz w:val="21"/>
         </w:rPr>
-        <w:t xml:space="preserve"> something that saves them real money and real time </w:t>
-      </w:r>
+        <w:t xml:space="preserve"> it is what makes the platform decisions below it correct rather than accidental.</w:t>
+      </w:r>
+    </w:p>
+    <w:p>
+      <w:pPr>
+        <w:spacing w:after="120"/>
+      </w:pPr>
       <w:r>
         <w:rPr>
           <w:rFonts w:ascii="Source Serif 4" w:hAnsi="Source Serif 4" w:cs="Source Serif 4"/>
@@ -282,8 +315,13 @@
           <w:i w:val="0"/>
           <w:sz w:val="21"/>
         </w:rPr>
-        <w:t>—</w:t>
-      </w:r>
+        <w:t>Level two</w:t>
+      </w:r>
+    </w:p>
+    <w:p>
+      <w:pPr>
+        <w:spacing w:after="140"/>
+      </w:pPr>
       <w:r>
         <w:rPr>
           <w:rFonts w:ascii="Source Serif 4" w:hAnsi="Source Serif 4" w:cs="Source Serif 4"/>
@@ -291,7 +329,77 @@
           <w:i w:val="0"/>
           <w:sz w:val="21"/>
         </w:rPr>
-        <w:t xml:space="preserve"> and to let the data fall out of it as a by-product.</w:t>
+        <w:t>The platform</w:t>
+      </w:r>
+    </w:p>
+    <w:p>
+      <w:pPr>
+        <w:spacing w:after="140"/>
+      </w:pPr>
+      <w:r>
+        <w:rPr>
+          <w:rFonts w:ascii="Source Serif 4" w:hAnsi="Source Serif 4" w:cs="Source Serif 4"/>
+          <w:b w:val="0"/>
+          <w:i w:val="0"/>
+          <w:sz w:val="21"/>
+        </w:rPr>
+        <w:t>Independent systems for execution, structured business data, automation, trust, applications, discovery and customer relationships. This is the part with an architecture, a data model and a build order. Most of this document lives here.</w:t>
+      </w:r>
+    </w:p>
+    <w:p>
+      <w:pPr>
+        <w:spacing w:after="120"/>
+      </w:pPr>
+      <w:r>
+        <w:rPr>
+          <w:rFonts w:ascii="Source Serif 4" w:hAnsi="Source Serif 4" w:cs="Source Serif 4"/>
+          <w:b w:val="0"/>
+          <w:i w:val="0"/>
+          <w:sz w:val="21"/>
+        </w:rPr>
+        <w:t>Level three</w:t>
+      </w:r>
+    </w:p>
+    <w:p>
+      <w:pPr>
+        <w:spacing w:after="140"/>
+      </w:pPr>
+      <w:r>
+        <w:rPr>
+          <w:rFonts w:ascii="Source Serif 4" w:hAnsi="Source Serif 4" w:cs="Source Serif 4"/>
+          <w:b w:val="0"/>
+          <w:i w:val="0"/>
+          <w:sz w:val="21"/>
+        </w:rPr>
+        <w:t>The wedge</w:t>
+      </w:r>
+    </w:p>
+    <w:p>
+      <w:pPr>
+        <w:spacing w:after="140"/>
+      </w:pPr>
+      <w:r>
+        <w:rPr>
+          <w:rFonts w:ascii="Source Serif 4" w:hAnsi="Source Serif 4" w:cs="Source Serif 4"/>
+          <w:b w:val="0"/>
+          <w:i w:val="0"/>
+          <w:sz w:val="21"/>
+        </w:rPr>
+        <w:t>One real business on the Alabama Gulf Coast. Its actual phone, its actual applications, its actual bookings, its actual availability, its actual confirmation email, its actual cancellation, its actual Google Business profile. Real-time availability, customer capture, one-update-everywhere and verified execution.</w:t>
+      </w:r>
+    </w:p>
+    <w:p>
+      <w:pPr>
+        <w:spacing w:after="140"/>
+      </w:pPr>
+      <w:r>
+        <w:rPr>
+          <w:rFonts w:ascii="Source Serif 4" w:hAnsi="Source Serif 4" w:cs="Source Serif 4"/>
+          <w:b w:val="0"/>
+          <w:i w:val="0"/>
+          <w:sz w:val="21"/>
+        </w:rPr>
+        <w:t>Keeping them separate prevents two opposite failures. It stops the vision from being quietly shrunk to whatever ships first, and it stops the wedge from being delayed until a diagram containing automotive and family computing is finished.</w:t>
       </w:r>
     </w:p>
     <w:p>
@@ -305,50 +413,21 @@
       </w:pPr>
       <w:r>
         <w:rPr>
-          <w:rFonts w:ascii="JetBrains Mono" w:hAnsi="JetBrains Mono" w:cs="JetBrains Mono"/>
+          <w:rFonts w:ascii="Source Serif 4" w:hAnsi="Source Serif 4" w:cs="Source Serif 4"/>
+          <w:b w:val="0"/>
+          <w:i w:val="0"/>
+          <w:sz w:val="21"/>
+        </w:rPr>
+        <w:t xml:space="preserve">If the wedge works, the enormous architecture has a foundation. If it does not, </w:t>
+      </w:r>
+      <w:r>
+        <w:rPr>
+          <w:rFonts w:ascii="Source Serif 4" w:hAnsi="Source Serif 4" w:cs="Source Serif 4"/>
           <w:b/>
           <w:i w:val="0"/>
-          <w:caps/>
-          <w:color w:val="A4601A"/>
-          <w:sz w:val="16"/>
-        </w:rPr>
-        <w:t>The reframe</w:t>
-      </w:r>
-      <w:r>
-        <w:rPr>
-          <w:rFonts w:ascii="Source Serif 4" w:hAnsi="Source Serif 4" w:cs="Source Serif 4"/>
-          <w:b w:val="0"/>
-          <w:i w:val="0"/>
-          <w:sz w:val="21"/>
-        </w:rPr>
-        <w:t xml:space="preserve">  </w:t>
-      </w:r>
-      <w:r>
-        <w:rPr>
-          <w:rFonts w:ascii="Source Serif 4" w:hAnsi="Source Serif 4" w:cs="Source Serif 4"/>
-          <w:b w:val="0"/>
-          <w:i w:val="0"/>
-          <w:sz w:val="21"/>
-        </w:rPr>
-        <w:t xml:space="preserve"> The box is not the product. The box is the </w:t>
-      </w:r>
-      <w:r>
-        <w:rPr>
-          <w:rFonts w:ascii="Source Serif 4" w:hAnsi="Source Serif 4" w:cs="Source Serif 4"/>
-          <w:b/>
-          <w:i w:val="0"/>
-          <w:sz w:val="21"/>
-        </w:rPr>
-        <w:t>mechanism that finally makes the data exist</w:t>
-      </w:r>
-      <w:r>
-        <w:rPr>
-          <w:rFonts w:ascii="Source Serif 4" w:hAnsi="Source Serif 4" w:cs="Source Serif 4"/>
-          <w:b w:val="0"/>
-          <w:i w:val="0"/>
-          <w:sz w:val="21"/>
-        </w:rPr>
-        <w:t>. Everything that has ever been hard about local search becomes easy once thousands of businesses are publishing live truth about themselves because it is in their own interest.</w:t>
+          <w:sz w:val="21"/>
+        </w:rPr>
+        <w:t>a beautiful diagram containing an App Store and an edge strategy does not matter.</w:t>
       </w:r>
     </w:p>
     <w:p>
@@ -387,7 +466,7 @@
           <w:color w:val="181B19"/>
           <w:sz w:val="32"/>
         </w:rPr>
-        <w:t>What Red Hat actually sells</w:t>
+        <w:t>The fifteen systems</w:t>
       </w:r>
     </w:p>
     <w:p>
@@ -401,12 +480,30 @@
           <w:i w:val="0"/>
           <w:sz w:val="21"/>
         </w:rPr>
-        <w:t>Most people get this wrong, and the entire business model depends on getting it right.</w:t>
+        <w:t xml:space="preserve">Each one stands alone. Each one is stronger connected. The numbering is a reference, not a sequence </w:t>
+      </w:r>
+      <w:r>
+        <w:rPr>
+          <w:rFonts w:ascii="Source Serif 4" w:hAnsi="Source Serif 4" w:cs="Source Serif 4"/>
+          <w:b w:val="0"/>
+          <w:i w:val="0"/>
+          <w:sz w:val="21"/>
+        </w:rPr>
+        <w:t>—</w:t>
+      </w:r>
+      <w:r>
+        <w:rPr>
+          <w:rFonts w:ascii="Source Serif 4" w:hAnsi="Source Serif 4" w:cs="Source Serif 4"/>
+          <w:b w:val="0"/>
+          <w:i w:val="0"/>
+          <w:sz w:val="21"/>
+        </w:rPr>
+        <w:t xml:space="preserve"> they are not built in this order and several are built at once.</w:t>
       </w:r>
     </w:p>
     <w:p>
       <w:pPr>
-        <w:spacing w:after="140"/>
+        <w:spacing w:after="120"/>
       </w:pPr>
       <w:r>
         <w:rPr>
@@ -415,12 +512,12 @@
           <w:i w:val="0"/>
           <w:sz w:val="21"/>
         </w:rPr>
-        <w:t>Red Hat does not sell software. Every line of it is free and public, and legally they cannot stop anyone from taking it. What a subscription buys is the ongoing work of keeping it correct: tested builds, security patches, a version that will not break next Tuesday, and someone on the hook when it does.</w:t>
+        <w:t>01</w:t>
       </w:r>
     </w:p>
     <w:p>
       <w:pPr>
-        <w:spacing w:after="140"/>
+        <w:spacing w:after="120"/>
       </w:pPr>
       <w:r>
         <w:rPr>
@@ -429,16 +526,25 @@
           <w:i w:val="0"/>
           <w:sz w:val="21"/>
         </w:rPr>
-        <w:t xml:space="preserve">The customer is not buying code. They are buying </w:t>
-      </w:r>
-      <w:r>
-        <w:rPr>
-          <w:rFonts w:ascii="Source Serif 4" w:hAnsi="Source Serif 4" w:cs="Source Serif 4"/>
-          <w:b/>
-          <w:i w:val="0"/>
-          <w:sz w:val="21"/>
-        </w:rPr>
-        <w:t>not having to do the integration work themselves.</w:t>
+        <w:t xml:space="preserve">Device </w:t>
+      </w:r>
+      <w:r>
+        <w:rPr>
+          <w:rFonts w:ascii="Source Serif 4" w:hAnsi="Source Serif 4" w:cs="Source Serif 4"/>
+          <w:b w:val="0"/>
+          <w:i w:val="0"/>
+          <w:sz w:val="21"/>
+        </w:rPr>
+        <w:t>&amp;</w:t>
+      </w:r>
+      <w:r>
+        <w:rPr>
+          <w:rFonts w:ascii="Source Serif 4" w:hAnsi="Source Serif 4" w:cs="Source Serif 4"/>
+          <w:b w:val="0"/>
+          <w:i w:val="0"/>
+          <w:sz w:val="21"/>
+        </w:rPr>
+        <w:t xml:space="preserve"> execution</w:t>
       </w:r>
     </w:p>
     <w:p>
@@ -452,30 +558,12 @@
           <w:i w:val="0"/>
           <w:sz w:val="21"/>
         </w:rPr>
-        <w:t xml:space="preserve">The enforcement is simple and it is not a lock. A paid account is what grants access to the update channel. Stop paying and nothing breaks </w:t>
-      </w:r>
-      <w:r>
-        <w:rPr>
-          <w:rFonts w:ascii="Source Serif 4" w:hAnsi="Source Serif 4" w:cs="Source Serif 4"/>
-          <w:b w:val="0"/>
-          <w:i w:val="0"/>
-          <w:sz w:val="21"/>
-        </w:rPr>
-        <w:t>—</w:t>
-      </w:r>
-      <w:r>
-        <w:rPr>
-          <w:rFonts w:ascii="Source Serif 4" w:hAnsi="Source Serif 4" w:cs="Source Serif 4"/>
-          <w:b w:val="0"/>
-          <w:i w:val="0"/>
-          <w:sz w:val="21"/>
-        </w:rPr>
-        <w:t xml:space="preserve"> the machine runs forever. You keep everything you have. You stop receiving what comes next.</w:t>
+        <w:t>Android handset, Linux node, browser, containers, local and cloud compute. UI automation, deterministic executors, human takeover, shared application maps.</w:t>
       </w:r>
     </w:p>
     <w:p>
       <w:pPr>
-        <w:spacing w:after="140"/>
+        <w:spacing w:after="120"/>
       </w:pPr>
       <w:r>
         <w:rPr>
@@ -484,7 +572,7 @@
           <w:i w:val="0"/>
           <w:sz w:val="21"/>
         </w:rPr>
-        <w:t>IBM paid $34 billion for that arrangement. It is the largest software acquisition in history, and what they bought was a company that gives its product away.</w:t>
+        <w:t>02</w:t>
       </w:r>
     </w:p>
     <w:p>
@@ -498,21 +586,30 @@
           <w:i w:val="0"/>
           <w:sz w:val="21"/>
         </w:rPr>
-        <w:t>What Red Hat sells</w:t>
-      </w:r>
-      <w:r>
-        <w:rPr>
-          <w:rFonts w:ascii="Source Serif 4" w:hAnsi="Source Serif 4" w:cs="Source Serif 4"/>
-          <w:b/>
-          <w:i w:val="0"/>
-          <w:sz w:val="21"/>
-        </w:rPr>
-        <w:t>the build, not the code</w:t>
+        <w:t xml:space="preserve">Automation </w:t>
+      </w:r>
+      <w:r>
+        <w:rPr>
+          <w:rFonts w:ascii="Source Serif 4" w:hAnsi="Source Serif 4" w:cs="Source Serif 4"/>
+          <w:b w:val="0"/>
+          <w:i w:val="0"/>
+          <w:sz w:val="21"/>
+        </w:rPr>
+        <w:t>&amp;</w:t>
+      </w:r>
+      <w:r>
+        <w:rPr>
+          <w:rFonts w:ascii="Source Serif 4" w:hAnsi="Source Serif 4" w:cs="Source Serif 4"/>
+          <w:b w:val="0"/>
+          <w:i w:val="0"/>
+          <w:sz w:val="21"/>
+        </w:rPr>
+        <w:t xml:space="preserve"> agent</w:t>
       </w:r>
     </w:p>
     <w:p>
       <w:pPr>
-        <w:spacing w:after="120"/>
+        <w:spacing w:after="140"/>
       </w:pPr>
       <w:r>
         <w:rPr>
@@ -521,16 +618,7 @@
           <w:i w:val="0"/>
           <w:sz w:val="21"/>
         </w:rPr>
-        <w:t>What enforces it</w:t>
-      </w:r>
-      <w:r>
-        <w:rPr>
-          <w:rFonts w:ascii="Source Serif 4" w:hAnsi="Source Serif 4" w:cs="Source Serif 4"/>
-          <w:b/>
-          <w:i w:val="0"/>
-          <w:sz w:val="21"/>
-        </w:rPr>
-        <w:t>entitlement, not DRM</w:t>
+        <w:t>Intent to planner to known workflow or exploration, approval where required, execution, verification. AI handles uncertainty; deterministic code handles learned work.</w:t>
       </w:r>
     </w:p>
     <w:p>
@@ -544,16 +632,7 @@
           <w:i w:val="0"/>
           <w:sz w:val="21"/>
         </w:rPr>
-        <w:t>What happens if you lapse</w:t>
-      </w:r>
-      <w:r>
-        <w:rPr>
-          <w:rFonts w:ascii="Source Serif 4" w:hAnsi="Source Serif 4" w:cs="Source Serif 4"/>
-          <w:b/>
-          <w:i w:val="0"/>
-          <w:sz w:val="21"/>
-        </w:rPr>
-        <w:t>it keeps working</w:t>
+        <w:t>03</w:t>
       </w:r>
     </w:p>
     <w:p>
@@ -567,20 +646,25 @@
           <w:i w:val="0"/>
           <w:sz w:val="21"/>
         </w:rPr>
-        <w:t>Upstream projects in RHEL</w:t>
-      </w:r>
-      <w:r>
-        <w:rPr>
-          <w:rFonts w:ascii="Source Serif 4" w:hAnsi="Source Serif 4" w:cs="Source Serif 4"/>
-          <w:b/>
-          <w:i w:val="0"/>
-          <w:sz w:val="21"/>
-        </w:rPr>
-        <w:t>~2,500</w:t>
+        <w:t>Structured business data</w:t>
       </w:r>
     </w:p>
     <w:p>
       <w:pPr>
+        <w:spacing w:after="140"/>
+      </w:pPr>
+      <w:r>
+        <w:rPr>
+          <w:rFonts w:ascii="Source Serif 4" w:hAnsi="Source Serif 4" w:cs="Source Serif 4"/>
+          <w:b w:val="0"/>
+          <w:i w:val="0"/>
+          <w:sz w:val="21"/>
+        </w:rPr>
+        <w:t>Hierarchical entities, industry-neutral core, vertical-specific tables, provenance, observations, availability, menus, events, pricing, rules.</w:t>
+      </w:r>
+    </w:p>
+    <w:p>
+      <w:pPr>
         <w:spacing w:after="120"/>
       </w:pPr>
       <w:r>
@@ -590,7 +674,365 @@
           <w:i w:val="0"/>
           <w:sz w:val="21"/>
         </w:rPr>
-        <w:t>Upstream projects here</w:t>
+        <w:t>04</w:t>
+      </w:r>
+    </w:p>
+    <w:p>
+      <w:pPr>
+        <w:spacing w:after="120"/>
+      </w:pPr>
+      <w:r>
+        <w:rPr>
+          <w:rFonts w:ascii="Source Serif 4" w:hAnsi="Source Serif 4" w:cs="Source Serif 4"/>
+          <w:b w:val="0"/>
+          <w:i w:val="0"/>
+          <w:sz w:val="21"/>
+        </w:rPr>
+        <w:t>CyberCheck trust</w:t>
+      </w:r>
+    </w:p>
+    <w:p>
+      <w:pPr>
+        <w:spacing w:after="140"/>
+      </w:pPr>
+      <w:r>
+        <w:rPr>
+          <w:rFonts w:ascii="Source Serif 4" w:hAnsi="Source Serif 4" w:cs="Source Serif 4"/>
+          <w:b w:val="0"/>
+          <w:i w:val="0"/>
+          <w:sz w:val="21"/>
+        </w:rPr>
+        <w:t>Provenance, identity, last verification, source, device, actor, contradictions, freshness. Proof that a fact or an action is what the system claims.</w:t>
+      </w:r>
+    </w:p>
+    <w:p>
+      <w:pPr>
+        <w:spacing w:after="120"/>
+      </w:pPr>
+      <w:r>
+        <w:rPr>
+          <w:rFonts w:ascii="Source Serif 4" w:hAnsi="Source Serif 4" w:cs="Source Serif 4"/>
+          <w:b w:val="0"/>
+          <w:i w:val="0"/>
+          <w:sz w:val="21"/>
+        </w:rPr>
+        <w:t>05</w:t>
+      </w:r>
+    </w:p>
+    <w:p>
+      <w:pPr>
+        <w:spacing w:after="120"/>
+      </w:pPr>
+      <w:r>
+        <w:rPr>
+          <w:rFonts w:ascii="Source Serif 4" w:hAnsi="Source Serif 4" w:cs="Source Serif 4"/>
+          <w:b w:val="0"/>
+          <w:i w:val="0"/>
+          <w:sz w:val="21"/>
+        </w:rPr>
+        <w:t>Public profile</w:t>
+      </w:r>
+    </w:p>
+    <w:p>
+      <w:pPr>
+        <w:spacing w:after="140"/>
+      </w:pPr>
+      <w:r>
+        <w:rPr>
+          <w:rFonts w:ascii="Source Serif 4" w:hAnsi="Source Serif 4" w:cs="Source Serif 4"/>
+          <w:b w:val="0"/>
+          <w:i w:val="0"/>
+          <w:sz w:val="21"/>
+        </w:rPr>
+        <w:t>Composable sections projected from structured data. Many visual presentations, one underlying truth, no duplication.</w:t>
+      </w:r>
+    </w:p>
+    <w:p>
+      <w:pPr>
+        <w:spacing w:after="120"/>
+      </w:pPr>
+      <w:r>
+        <w:rPr>
+          <w:rFonts w:ascii="Source Serif 4" w:hAnsi="Source Serif 4" w:cs="Source Serif 4"/>
+          <w:b w:val="0"/>
+          <w:i w:val="0"/>
+          <w:sz w:val="21"/>
+        </w:rPr>
+        <w:t>06</w:t>
+      </w:r>
+    </w:p>
+    <w:p>
+      <w:pPr>
+        <w:spacing w:after="120"/>
+      </w:pPr>
+      <w:r>
+        <w:rPr>
+          <w:rFonts w:ascii="Source Serif 4" w:hAnsi="Source Serif 4" w:cs="Source Serif 4"/>
+          <w:b w:val="0"/>
+          <w:i w:val="0"/>
+          <w:sz w:val="21"/>
+        </w:rPr>
+        <w:t xml:space="preserve">Availability </w:t>
+      </w:r>
+      <w:r>
+        <w:rPr>
+          <w:rFonts w:ascii="Source Serif 4" w:hAnsi="Source Serif 4" w:cs="Source Serif 4"/>
+          <w:b w:val="0"/>
+          <w:i w:val="0"/>
+          <w:sz w:val="21"/>
+        </w:rPr>
+        <w:t>&amp;</w:t>
+      </w:r>
+      <w:r>
+        <w:rPr>
+          <w:rFonts w:ascii="Source Serif 4" w:hAnsi="Source Serif 4" w:cs="Source Serif 4"/>
+          <w:b w:val="0"/>
+          <w:i w:val="0"/>
+          <w:sz w:val="21"/>
+        </w:rPr>
+        <w:t xml:space="preserve"> booking intelligence</w:t>
+      </w:r>
+    </w:p>
+    <w:p>
+      <w:pPr>
+        <w:spacing w:after="140"/>
+      </w:pPr>
+      <w:r>
+        <w:rPr>
+          <w:rFonts w:ascii="Source Serif 4" w:hAnsi="Source Serif 4" w:cs="Source Serif 4"/>
+          <w:b w:val="0"/>
+          <w:i w:val="0"/>
+          <w:sz w:val="21"/>
+        </w:rPr>
+        <w:t>Email parsing, iCal, CSV, manual inventory, APIs where practical. Normalised availability, booking reconciliation, last-minute inventory.</w:t>
+      </w:r>
+    </w:p>
+    <w:p>
+      <w:pPr>
+        <w:spacing w:after="120"/>
+      </w:pPr>
+      <w:r>
+        <w:rPr>
+          <w:rFonts w:ascii="Source Serif 4" w:hAnsi="Source Serif 4" w:cs="Source Serif 4"/>
+          <w:b w:val="0"/>
+          <w:i w:val="0"/>
+          <w:sz w:val="21"/>
+        </w:rPr>
+        <w:t>07</w:t>
+      </w:r>
+    </w:p>
+    <w:p>
+      <w:pPr>
+        <w:spacing w:after="120"/>
+      </w:pPr>
+      <w:r>
+        <w:rPr>
+          <w:rFonts w:ascii="Source Serif 4" w:hAnsi="Source Serif 4" w:cs="Source Serif 4"/>
+          <w:b w:val="0"/>
+          <w:i w:val="0"/>
+          <w:sz w:val="21"/>
+        </w:rPr>
+        <w:t>Customer relationship</w:t>
+      </w:r>
+    </w:p>
+    <w:p>
+      <w:pPr>
+        <w:spacing w:after="140"/>
+      </w:pPr>
+      <w:r>
+        <w:rPr>
+          <w:rFonts w:ascii="Source Serif 4" w:hAnsi="Source Serif 4" w:cs="Source Serif 4"/>
+          <w:b w:val="0"/>
+          <w:i w:val="0"/>
+          <w:sz w:val="21"/>
+        </w:rPr>
+        <w:t>Capture before redirect, reconcile after confirmation, CRM, SMS, loyalty, rewards, review requests, retargeting.</w:t>
+      </w:r>
+    </w:p>
+    <w:p>
+      <w:pPr>
+        <w:spacing w:after="120"/>
+      </w:pPr>
+      <w:r>
+        <w:rPr>
+          <w:rFonts w:ascii="Source Serif 4" w:hAnsi="Source Serif 4" w:cs="Source Serif 4"/>
+          <w:b w:val="0"/>
+          <w:i w:val="0"/>
+          <w:sz w:val="21"/>
+        </w:rPr>
+        <w:t>08</w:t>
+      </w:r>
+    </w:p>
+    <w:p>
+      <w:pPr>
+        <w:spacing w:after="120"/>
+      </w:pPr>
+      <w:r>
+        <w:rPr>
+          <w:rFonts w:ascii="Source Serif 4" w:hAnsi="Source Serif 4" w:cs="Source Serif 4"/>
+          <w:b w:val="0"/>
+          <w:i w:val="0"/>
+          <w:sz w:val="21"/>
+        </w:rPr>
+        <w:t>Review</w:t>
+      </w:r>
+    </w:p>
+    <w:p>
+      <w:pPr>
+        <w:spacing w:after="140"/>
+      </w:pPr>
+      <w:r>
+        <w:rPr>
+          <w:rFonts w:ascii="Source Serif 4" w:hAnsi="Source Serif 4" w:cs="Source Serif 4"/>
+          <w:b w:val="0"/>
+          <w:i w:val="0"/>
+          <w:sz w:val="21"/>
+        </w:rPr>
+        <w:t>Verified customer reviews, plus the owner reply centre with AI-assisted drafting, approval, and a voice that learns.</w:t>
+      </w:r>
+    </w:p>
+    <w:p>
+      <w:pPr>
+        <w:spacing w:after="120"/>
+      </w:pPr>
+      <w:r>
+        <w:rPr>
+          <w:rFonts w:ascii="Source Serif 4" w:hAnsi="Source Serif 4" w:cs="Source Serif 4"/>
+          <w:b w:val="0"/>
+          <w:i w:val="0"/>
+          <w:sz w:val="21"/>
+        </w:rPr>
+        <w:t>09</w:t>
+      </w:r>
+    </w:p>
+    <w:p>
+      <w:pPr>
+        <w:spacing w:after="120"/>
+      </w:pPr>
+      <w:r>
+        <w:rPr>
+          <w:rFonts w:ascii="Source Serif 4" w:hAnsi="Source Serif 4" w:cs="Source Serif 4"/>
+          <w:b w:val="0"/>
+          <w:i w:val="0"/>
+          <w:sz w:val="21"/>
+        </w:rPr>
+        <w:t xml:space="preserve">Discovery </w:t>
+      </w:r>
+      <w:r>
+        <w:rPr>
+          <w:rFonts w:ascii="Source Serif 4" w:hAnsi="Source Serif 4" w:cs="Source Serif 4"/>
+          <w:b w:val="0"/>
+          <w:i w:val="0"/>
+          <w:sz w:val="21"/>
+        </w:rPr>
+        <w:t>&amp;</w:t>
+      </w:r>
+      <w:r>
+        <w:rPr>
+          <w:rFonts w:ascii="Source Serif 4" w:hAnsi="Source Serif 4" w:cs="Source Serif 4"/>
+          <w:b w:val="0"/>
+          <w:i w:val="0"/>
+          <w:sz w:val="21"/>
+        </w:rPr>
+        <w:t xml:space="preserve"> directory</w:t>
+      </w:r>
+    </w:p>
+    <w:p>
+      <w:pPr>
+        <w:spacing w:after="140"/>
+      </w:pPr>
+      <w:r>
+        <w:rPr>
+          <w:rFonts w:ascii="Source Serif 4" w:hAnsi="Source Serif 4" w:cs="Source Serif 4"/>
+          <w:b w:val="0"/>
+          <w:i w:val="0"/>
+          <w:sz w:val="21"/>
+        </w:rPr>
+        <w:t>Local structured search over the business hierarchy and real operational data rather than flat listings.</w:t>
+      </w:r>
+    </w:p>
+    <w:p>
+      <w:pPr>
+        <w:spacing w:after="120"/>
+      </w:pPr>
+      <w:r>
+        <w:rPr>
+          <w:rFonts w:ascii="Source Serif 4" w:hAnsi="Source Serif 4" w:cs="Source Serif 4"/>
+          <w:b w:val="0"/>
+          <w:i w:val="0"/>
+          <w:sz w:val="21"/>
+        </w:rPr>
+        <w:t>10</w:t>
+      </w:r>
+    </w:p>
+    <w:p>
+      <w:pPr>
+        <w:spacing w:after="120"/>
+      </w:pPr>
+      <w:r>
+        <w:rPr>
+          <w:rFonts w:ascii="Source Serif 4" w:hAnsi="Source Serif 4" w:cs="Source Serif 4"/>
+          <w:b w:val="0"/>
+          <w:i w:val="0"/>
+          <w:sz w:val="21"/>
+        </w:rPr>
+        <w:t>App Store</w:t>
+      </w:r>
+    </w:p>
+    <w:p>
+      <w:pPr>
+        <w:spacing w:after="140"/>
+      </w:pPr>
+      <w:r>
+        <w:rPr>
+          <w:rFonts w:ascii="Source Serif 4" w:hAnsi="Source Serif 4" w:cs="Source Serif 4"/>
+          <w:b w:val="0"/>
+          <w:i w:val="0"/>
+          <w:sz w:val="21"/>
+        </w:rPr>
+        <w:t>A genuinely independent marketplace for installable capabilities. Businesses assemble their own system from modules.</w:t>
+      </w:r>
+    </w:p>
+    <w:p>
+      <w:pPr>
+        <w:spacing w:after="120"/>
+      </w:pPr>
+      <w:r>
+        <w:rPr>
+          <w:rFonts w:ascii="Source Serif 4" w:hAnsi="Source Serif 4" w:cs="Source Serif 4"/>
+          <w:b w:val="0"/>
+          <w:i w:val="0"/>
+          <w:sz w:val="21"/>
+        </w:rPr>
+        <w:t>11</w:t>
+      </w:r>
+    </w:p>
+    <w:p>
+      <w:pPr>
+        <w:spacing w:after="120"/>
+      </w:pPr>
+      <w:r>
+        <w:rPr>
+          <w:rFonts w:ascii="Source Serif 4" w:hAnsi="Source Serif 4" w:cs="Source Serif 4"/>
+          <w:b w:val="0"/>
+          <w:i w:val="0"/>
+          <w:sz w:val="21"/>
+        </w:rPr>
+        <w:t>Third-party applications</w:t>
+      </w:r>
+    </w:p>
+    <w:p>
+      <w:pPr>
+        <w:spacing w:after="140"/>
+      </w:pPr>
+      <w:r>
+        <w:rPr>
+          <w:rFonts w:ascii="Source Serif 4" w:hAnsi="Source Serif 4" w:cs="Source Serif 4"/>
+          <w:b w:val="0"/>
+          <w:i w:val="0"/>
+          <w:sz w:val="21"/>
+        </w:rPr>
+        <w:t xml:space="preserve">Google Business, Facebook, Toast, FareHarbor, Peek. </w:t>
       </w:r>
       <w:r>
         <w:rPr>
@@ -599,7 +1041,271 @@
           <w:i w:val="0"/>
           <w:sz w:val="21"/>
         </w:rPr>
-        <w:t>~80</w:t>
+        <w:t>Not App Store modules</w:t>
+      </w:r>
+      <w:r>
+        <w:rPr>
+          <w:rFonts w:ascii="Source Serif 4" w:hAnsi="Source Serif 4" w:cs="Source Serif 4"/>
+          <w:b w:val="0"/>
+          <w:i w:val="0"/>
+          <w:sz w:val="21"/>
+        </w:rPr>
+        <w:t xml:space="preserve"> </w:t>
+      </w:r>
+      <w:r>
+        <w:rPr>
+          <w:rFonts w:ascii="Source Serif 4" w:hAnsi="Source Serif 4" w:cs="Source Serif 4"/>
+          <w:b w:val="0"/>
+          <w:i w:val="0"/>
+          <w:sz w:val="21"/>
+        </w:rPr>
+        <w:t>—</w:t>
+      </w:r>
+      <w:r>
+        <w:rPr>
+          <w:rFonts w:ascii="Source Serif 4" w:hAnsi="Source Serif 4" w:cs="Source Serif 4"/>
+          <w:b w:val="0"/>
+          <w:i w:val="0"/>
+          <w:sz w:val="21"/>
+        </w:rPr>
+        <w:t xml:space="preserve"> software the environment interacts with.</w:t>
+      </w:r>
+    </w:p>
+    <w:p>
+      <w:pPr>
+        <w:spacing w:after="120"/>
+      </w:pPr>
+      <w:r>
+        <w:rPr>
+          <w:rFonts w:ascii="Source Serif 4" w:hAnsi="Source Serif 4" w:cs="Source Serif 4"/>
+          <w:b w:val="0"/>
+          <w:i w:val="0"/>
+          <w:sz w:val="21"/>
+        </w:rPr>
+        <w:t>12</w:t>
+      </w:r>
+    </w:p>
+    <w:p>
+      <w:pPr>
+        <w:spacing w:after="120"/>
+      </w:pPr>
+      <w:r>
+        <w:rPr>
+          <w:rFonts w:ascii="Source Serif 4" w:hAnsi="Source Serif 4" w:cs="Source Serif 4"/>
+          <w:b w:val="0"/>
+          <w:i w:val="0"/>
+          <w:sz w:val="21"/>
+        </w:rPr>
+        <w:t>Developer platform</w:t>
+      </w:r>
+    </w:p>
+    <w:p>
+      <w:pPr>
+        <w:spacing w:after="140"/>
+      </w:pPr>
+      <w:r>
+        <w:rPr>
+          <w:rFonts w:ascii="Source Serif 4" w:hAnsi="Source Serif 4" w:cs="Source Serif 4"/>
+          <w:b w:val="0"/>
+          <w:i w:val="0"/>
+          <w:sz w:val="21"/>
+        </w:rPr>
+        <w:t>SDK, MCP, skills, scripts, workflows, templates, app publishing, reusable execution maps.</w:t>
+      </w:r>
+    </w:p>
+    <w:p>
+      <w:pPr>
+        <w:spacing w:after="120"/>
+      </w:pPr>
+      <w:r>
+        <w:rPr>
+          <w:rFonts w:ascii="Source Serif 4" w:hAnsi="Source Serif 4" w:cs="Source Serif 4"/>
+          <w:b w:val="0"/>
+          <w:i w:val="0"/>
+          <w:sz w:val="21"/>
+        </w:rPr>
+        <w:t>13</w:t>
+      </w:r>
+    </w:p>
+    <w:p>
+      <w:pPr>
+        <w:spacing w:after="120"/>
+      </w:pPr>
+      <w:r>
+        <w:rPr>
+          <w:rFonts w:ascii="Source Serif 4" w:hAnsi="Source Serif 4" w:cs="Source Serif 4"/>
+          <w:b w:val="0"/>
+          <w:i w:val="0"/>
+          <w:sz w:val="21"/>
+        </w:rPr>
+        <w:t>VAPPS</w:t>
+      </w:r>
+    </w:p>
+    <w:p>
+      <w:pPr>
+        <w:spacing w:after="140"/>
+      </w:pPr>
+      <w:r>
+        <w:rPr>
+          <w:rFonts w:ascii="Source Serif 4" w:hAnsi="Source Serif 4" w:cs="Source Serif 4"/>
+          <w:b w:val="0"/>
+          <w:i w:val="0"/>
+          <w:sz w:val="21"/>
+        </w:rPr>
+        <w:t>Voice-native and assistant-native applications exposing the same capabilities without a conventional graphical app.</w:t>
+      </w:r>
+    </w:p>
+    <w:p>
+      <w:pPr>
+        <w:spacing w:after="120"/>
+      </w:pPr>
+      <w:r>
+        <w:rPr>
+          <w:rFonts w:ascii="Source Serif 4" w:hAnsi="Source Serif 4" w:cs="Source Serif 4"/>
+          <w:b w:val="0"/>
+          <w:i w:val="0"/>
+          <w:sz w:val="21"/>
+        </w:rPr>
+        <w:t>14</w:t>
+      </w:r>
+    </w:p>
+    <w:p>
+      <w:pPr>
+        <w:spacing w:after="120"/>
+      </w:pPr>
+      <w:r>
+        <w:rPr>
+          <w:rFonts w:ascii="Source Serif 4" w:hAnsi="Source Serif 4" w:cs="Source Serif 4"/>
+          <w:b w:val="0"/>
+          <w:i w:val="0"/>
+          <w:sz w:val="21"/>
+        </w:rPr>
+        <w:t>Interface</w:t>
+      </w:r>
+    </w:p>
+    <w:p>
+      <w:pPr>
+        <w:spacing w:after="140"/>
+      </w:pPr>
+      <w:r>
+        <w:rPr>
+          <w:rFonts w:ascii="Source Serif 4" w:hAnsi="Source Serif 4" w:cs="Source Serif 4"/>
+          <w:b w:val="0"/>
+          <w:i w:val="0"/>
+          <w:sz w:val="21"/>
+        </w:rPr>
+        <w:t xml:space="preserve">TV, desktop, tablet, phone, kiosk, dashboard, consumer. </w:t>
+      </w:r>
+      <w:r>
+        <w:rPr>
+          <w:rFonts w:ascii="Source Serif 4" w:hAnsi="Source Serif 4" w:cs="Source Serif 4"/>
+          <w:b/>
+          <w:i w:val="0"/>
+          <w:sz w:val="21"/>
+        </w:rPr>
+        <w:t>Projections of the systems underneath, not the architecture itself.</w:t>
+      </w:r>
+    </w:p>
+    <w:p>
+      <w:pPr>
+        <w:spacing w:after="120"/>
+      </w:pPr>
+      <w:r>
+        <w:rPr>
+          <w:rFonts w:ascii="Source Serif 4" w:hAnsi="Source Serif 4" w:cs="Source Serif 4"/>
+          <w:b w:val="0"/>
+          <w:i w:val="0"/>
+          <w:sz w:val="21"/>
+        </w:rPr>
+        <w:t>15</w:t>
+      </w:r>
+    </w:p>
+    <w:p>
+      <w:pPr>
+        <w:spacing w:after="120"/>
+      </w:pPr>
+      <w:r>
+        <w:rPr>
+          <w:rFonts w:ascii="Source Serif 4" w:hAnsi="Source Serif 4" w:cs="Source Serif 4"/>
+          <w:b w:val="0"/>
+          <w:i w:val="0"/>
+          <w:sz w:val="21"/>
+        </w:rPr>
+        <w:t>Infrastructure</w:t>
+      </w:r>
+    </w:p>
+    <w:p>
+      <w:pPr>
+        <w:spacing w:after="140"/>
+      </w:pPr>
+      <w:r>
+        <w:rPr>
+          <w:rFonts w:ascii="Source Serif 4" w:hAnsi="Source Serif 4" w:cs="Source Serif 4"/>
+          <w:b w:val="0"/>
+          <w:i w:val="0"/>
+          <w:sz w:val="21"/>
+        </w:rPr>
+        <w:t>Isolated customer containers, persistent state, idle and wake economics, cloud bursting, updates, backups, orchestration.</w:t>
+      </w:r>
+    </w:p>
+    <w:p>
+      <w:pPr>
+        <w:spacing w:after="140"/>
+      </w:pPr>
+      <w:r>
+        <w:rPr>
+          <w:rFonts w:ascii="Source Serif 4" w:hAnsi="Source Serif 4" w:cs="Source Serif 4"/>
+          <w:b w:val="0"/>
+          <w:i w:val="0"/>
+          <w:sz w:val="21"/>
+        </w:rPr>
+        <w:t>Two entries deserve emphasis because getting them wrong causes category errors elsewhere.</w:t>
+      </w:r>
+    </w:p>
+    <w:p>
+      <w:pPr>
+        <w:spacing w:after="140"/>
+      </w:pPr>
+      <w:r>
+        <w:rPr>
+          <w:rFonts w:ascii="Source Serif 4" w:hAnsi="Source Serif 4" w:cs="Source Serif 4"/>
+          <w:b/>
+          <w:i w:val="0"/>
+          <w:sz w:val="21"/>
+        </w:rPr>
+        <w:t>Eleven is not ten.</w:t>
+      </w:r>
+      <w:r>
+        <w:rPr>
+          <w:rFonts w:ascii="Source Serif 4" w:hAnsi="Source Serif 4" w:cs="Source Serif 4"/>
+          <w:b w:val="0"/>
+          <w:i w:val="0"/>
+          <w:sz w:val="21"/>
+        </w:rPr>
+        <w:t xml:space="preserve"> Toast and Facebook are third-party software the environment operates. They are not modules in your marketplace and they never will be. Confusing the two produces a roadmap full of integrations that were never yours to build.</w:t>
+      </w:r>
+    </w:p>
+    <w:p>
+      <w:pPr>
+        <w:spacing w:after="140"/>
+      </w:pPr>
+      <w:r>
+        <w:rPr>
+          <w:rFonts w:ascii="Source Serif 4" w:hAnsi="Source Serif 4" w:cs="Source Serif 4"/>
+          <w:b/>
+          <w:i w:val="0"/>
+          <w:sz w:val="21"/>
+        </w:rPr>
+        <w:t>Fourteen is not the architecture.</w:t>
+      </w:r>
+      <w:r>
+        <w:rPr>
+          <w:rFonts w:ascii="Source Serif 4" w:hAnsi="Source Serif 4" w:cs="Source Serif 4"/>
+          <w:b w:val="0"/>
+          <w:i w:val="0"/>
+          <w:sz w:val="21"/>
+        </w:rPr>
+        <w:t xml:space="preserve"> The smart-TV layout is one projection. A phone, a tablet, a desktop and a kiosk are others. Screen size should not change the product, and no earlier description of this should have led with an interface.</w:t>
       </w:r>
     </w:p>
     <w:p>
@@ -638,7 +1344,7 @@
           <w:color w:val="181B19"/>
           <w:sz w:val="32"/>
         </w:rPr>
-        <w:t>The wedge: absorbing churn</w:t>
+        <w:t>What independence actually means</w:t>
       </w:r>
     </w:p>
     <w:p>
@@ -652,35 +1358,7 @@
           <w:i w:val="0"/>
           <w:sz w:val="21"/>
         </w:rPr>
-        <w:t>Red Hat absorbs kernel and package churn so an enterprise does not have to. That churn is scheduled, announced and slow. Enterprises could track it themselves; they pay not to.</w:t>
-      </w:r>
-    </w:p>
-    <w:p>
-      <w:pPr>
-        <w:spacing w:after="140"/>
-      </w:pPr>
-      <w:r>
-        <w:rPr>
-          <w:rFonts w:ascii="Source Serif 4" w:hAnsi="Source Serif 4" w:cs="Source Serif 4"/>
-          <w:b w:val="0"/>
-          <w:i w:val="0"/>
-          <w:sz w:val="21"/>
-        </w:rPr>
-        <w:t>A small business has a different upstream, and it is worse. Toast redesigns a screen on a Tuesday with no notice. Google moves a button. FareHarbor changes a confirmation email template. Every do-it-yourself automation in the country breaks silently, and nobody finds out until a customer shows up to a closed door.</w:t>
-      </w:r>
-    </w:p>
-    <w:p>
-      <w:pPr>
-        <w:spacing w:after="140"/>
-      </w:pPr>
-      <w:r>
-        <w:rPr>
-          <w:rFonts w:ascii="Source Serif 4" w:hAnsi="Source Serif 4" w:cs="Source Serif 4"/>
-          <w:b w:val="0"/>
-          <w:i w:val="0"/>
-          <w:sz w:val="21"/>
-        </w:rPr>
-        <w:t>That churn is faster, unannounced, and invisible until it has already cost something. It is a far better thing to sell protection from.</w:t>
+        <w:t>Independence is a claim about coupling, and it is worth being precise about what it does and does not promise.</w:t>
       </w:r>
     </w:p>
     <w:p>
@@ -697,12 +1375,14 @@
           <w:color w:val="181B19"/>
           <w:sz w:val="25"/>
         </w:rPr>
-        <w:t>How the absorption actually runs</w:t>
+        <w:t>It means</w:t>
       </w:r>
     </w:p>
     <w:p>
       <w:pPr>
-        <w:spacing w:after="140"/>
+        <w:pStyle w:val="ListBullet"/>
+        <w:spacing w:after="60"/>
+        <w:ind w:left="360"/>
       </w:pPr>
       <w:r>
         <w:rPr>
@@ -711,30 +1391,14 @@
           <w:i w:val="0"/>
           <w:sz w:val="21"/>
         </w:rPr>
-        <w:t xml:space="preserve">Every night, on every machine, every recorded procedure checks that the screens it expects are still where it left them. It touches nothing </w:t>
-      </w:r>
-      <w:r>
-        <w:rPr>
-          <w:rFonts w:ascii="Source Serif 4" w:hAnsi="Source Serif 4" w:cs="Source Serif 4"/>
-          <w:b w:val="0"/>
-          <w:i w:val="0"/>
-          <w:sz w:val="21"/>
-        </w:rPr>
-        <w:t>—</w:t>
-      </w:r>
-      <w:r>
-        <w:rPr>
-          <w:rFonts w:ascii="Source Serif 4" w:hAnsi="Source Serif 4" w:cs="Source Serif 4"/>
-          <w:b w:val="0"/>
-          <w:i w:val="0"/>
-          <w:sz w:val="21"/>
-        </w:rPr>
-        <w:t xml:space="preserve"> it just looks. When one has moved, the machine refuses to act and reports it.</w:t>
+        <w:t>A system can be deployed on its own, for a customer who wants only that.</w:t>
       </w:r>
     </w:p>
     <w:p>
       <w:pPr>
-        <w:spacing w:after="140"/>
+        <w:pStyle w:val="ListBullet"/>
+        <w:spacing w:after="60"/>
+        <w:ind w:left="360"/>
       </w:pPr>
       <w:r>
         <w:rPr>
@@ -743,21 +1407,14 @@
           <w:i w:val="0"/>
           <w:sz w:val="21"/>
         </w:rPr>
-        <w:t xml:space="preserve">That report lands on one desk. One person re-records the path once. The fix is bundled, signed, and on four hundred machines by morning. </w:t>
-      </w:r>
-      <w:r>
-        <w:rPr>
-          <w:rFonts w:ascii="Source Serif 4" w:hAnsi="Source Serif 4" w:cs="Source Serif 4"/>
-          <w:b/>
-          <w:i w:val="0"/>
-          <w:sz w:val="21"/>
-        </w:rPr>
-        <w:t>The marginal cost of fixing it for customer four hundred is zero, because it was already fixed for customer one.</w:t>
+        <w:t>Another system failing degrades it rather than stopping it.</w:t>
       </w:r>
     </w:p>
     <w:p>
       <w:pPr>
-        <w:spacing w:after="140"/>
+        <w:pStyle w:val="ListBullet"/>
+        <w:spacing w:after="60"/>
+        <w:ind w:left="360"/>
       </w:pPr>
       <w:r>
         <w:rPr>
@@ -766,12 +1423,14 @@
           <w:i w:val="0"/>
           <w:sz w:val="21"/>
         </w:rPr>
-        <w:t>You are not selling software. You are selling the fact that somebody absorbs every app redesign, forever, so the owner never thinks about it again.</w:t>
+        <w:t>It can be replaced with a different implementation behind the same contract.</w:t>
       </w:r>
     </w:p>
     <w:p>
       <w:pPr>
-        <w:spacing w:after="140"/>
+        <w:pStyle w:val="ListBullet"/>
+        <w:spacing w:after="60"/>
+        <w:ind w:left="360"/>
       </w:pPr>
       <w:r>
         <w:rPr>
@@ -780,7 +1439,181 @@
           <w:i w:val="0"/>
           <w:sz w:val="21"/>
         </w:rPr>
-        <w:t>This is the subscription</w:t>
+        <w:t>It can be sold separately, and some of them should be.</w:t>
+      </w:r>
+    </w:p>
+    <w:p>
+      <w:pPr>
+        <w:pStyle w:val="Heading3"/>
+        <w:spacing w:before="200" w:after="80"/>
+        <w:keepNext w:val="1"/>
+      </w:pPr>
+      <w:r>
+        <w:rPr>
+          <w:rFonts w:ascii="Archivo" w:hAnsi="Archivo" w:cs="Archivo"/>
+          <w:b/>
+          <w:i w:val="0"/>
+          <w:color w:val="181B19"/>
+          <w:sz w:val="25"/>
+        </w:rPr>
+        <w:t>It does not mean</w:t>
+      </w:r>
+    </w:p>
+    <w:p>
+      <w:pPr>
+        <w:pStyle w:val="ListBullet"/>
+        <w:spacing w:after="60"/>
+        <w:ind w:left="360"/>
+      </w:pPr>
+      <w:r>
+        <w:rPr>
+          <w:rFonts w:ascii="Source Serif 4" w:hAnsi="Source Serif 4" w:cs="Source Serif 4"/>
+          <w:b w:val="0"/>
+          <w:i w:val="0"/>
+          <w:sz w:val="21"/>
+        </w:rPr>
+        <w:t>They can all be built in parallel by a small team. Independence is architectural; capacity is not.</w:t>
+      </w:r>
+    </w:p>
+    <w:p>
+      <w:pPr>
+        <w:pStyle w:val="ListBullet"/>
+        <w:spacing w:after="60"/>
+        <w:ind w:left="360"/>
+      </w:pPr>
+      <w:r>
+        <w:rPr>
+          <w:rFonts w:ascii="Source Serif 4" w:hAnsi="Source Serif 4" w:cs="Source Serif 4"/>
+          <w:b w:val="0"/>
+          <w:i w:val="0"/>
+          <w:sz w:val="21"/>
+        </w:rPr>
+        <w:t>They are equally valuable at the start. An App Store with nothing in it has no customer.</w:t>
+      </w:r>
+    </w:p>
+    <w:p>
+      <w:pPr>
+        <w:pStyle w:val="ListBullet"/>
+        <w:spacing w:after="60"/>
+        <w:ind w:left="360"/>
+      </w:pPr>
+      <w:r>
+        <w:rPr>
+          <w:rFonts w:ascii="Source Serif 4" w:hAnsi="Source Serif 4" w:cs="Source Serif 4"/>
+          <w:b w:val="0"/>
+          <w:i w:val="0"/>
+          <w:sz w:val="21"/>
+        </w:rPr>
+        <w:t>They share nothing. They share exactly five things, and those five are the federation.</w:t>
+      </w:r>
+    </w:p>
+    <w:p>
+      <w:pPr>
+        <w:spacing w:before="120" w:after="160"/>
+        <w:ind w:left="230"/>
+        <w:pBdr>
+          <w:left w:val="single" w:sz="18" w:space="8" w:color="A4601A"/>
+        </w:pBdr>
+        <w:shd w:val="clear" w:color="auto" w:fill="F7F7F5"/>
+      </w:pPr>
+      <w:r>
+        <w:rPr>
+          <w:rFonts w:ascii="Source Serif 4" w:hAnsi="Source Serif 4" w:cs="Source Serif 4"/>
+          <w:b w:val="0"/>
+          <w:i w:val="0"/>
+          <w:sz w:val="21"/>
+        </w:rPr>
+        <w:t xml:space="preserve">The five shared things: </w:t>
+      </w:r>
+      <w:r>
+        <w:rPr>
+          <w:rFonts w:ascii="Source Serif 4" w:hAnsi="Source Serif 4" w:cs="Source Serif 4"/>
+          <w:b/>
+          <w:i w:val="0"/>
+          <w:sz w:val="21"/>
+        </w:rPr>
+        <w:t>identity</w:t>
+      </w:r>
+      <w:r>
+        <w:rPr>
+          <w:rFonts w:ascii="Source Serif 4" w:hAnsi="Source Serif 4" w:cs="Source Serif 4"/>
+          <w:b w:val="0"/>
+          <w:i w:val="0"/>
+          <w:sz w:val="21"/>
+        </w:rPr>
+        <w:t xml:space="preserve"> (who is asking), </w:t>
+      </w:r>
+      <w:r>
+        <w:rPr>
+          <w:rFonts w:ascii="Source Serif 4" w:hAnsi="Source Serif 4" w:cs="Source Serif 4"/>
+          <w:b/>
+          <w:i w:val="0"/>
+          <w:sz w:val="21"/>
+        </w:rPr>
+        <w:t>data contracts</w:t>
+      </w:r>
+      <w:r>
+        <w:rPr>
+          <w:rFonts w:ascii="Source Serif 4" w:hAnsi="Source Serif 4" w:cs="Source Serif 4"/>
+          <w:b w:val="0"/>
+          <w:i w:val="0"/>
+          <w:sz w:val="21"/>
+        </w:rPr>
+        <w:t xml:space="preserve"> (what a business fact looks like), </w:t>
+      </w:r>
+      <w:r>
+        <w:rPr>
+          <w:rFonts w:ascii="Source Serif 4" w:hAnsi="Source Serif 4" w:cs="Source Serif 4"/>
+          <w:b/>
+          <w:i w:val="0"/>
+          <w:sz w:val="21"/>
+        </w:rPr>
+        <w:t>execution methods</w:t>
+      </w:r>
+      <w:r>
+        <w:rPr>
+          <w:rFonts w:ascii="Source Serif 4" w:hAnsi="Source Serif 4" w:cs="Source Serif 4"/>
+          <w:b w:val="0"/>
+          <w:i w:val="0"/>
+          <w:sz w:val="21"/>
+        </w:rPr>
+        <w:t xml:space="preserve"> (how an action is carried out), </w:t>
+      </w:r>
+      <w:r>
+        <w:rPr>
+          <w:rFonts w:ascii="Source Serif 4" w:hAnsi="Source Serif 4" w:cs="Source Serif 4"/>
+          <w:b/>
+          <w:i w:val="0"/>
+          <w:sz w:val="21"/>
+        </w:rPr>
+        <w:t>trust mechanisms</w:t>
+      </w:r>
+      <w:r>
+        <w:rPr>
+          <w:rFonts w:ascii="Source Serif 4" w:hAnsi="Source Serif 4" w:cs="Source Serif 4"/>
+          <w:b w:val="0"/>
+          <w:i w:val="0"/>
+          <w:sz w:val="21"/>
+        </w:rPr>
+        <w:t xml:space="preserve"> (how a claim is proven), and </w:t>
+      </w:r>
+      <w:r>
+        <w:rPr>
+          <w:rFonts w:ascii="Source Serif 4" w:hAnsi="Source Serif 4" w:cs="Source Serif 4"/>
+          <w:b/>
+          <w:i w:val="0"/>
+          <w:sz w:val="21"/>
+        </w:rPr>
+        <w:t>standards</w:t>
+      </w:r>
+      <w:r>
+        <w:rPr>
+          <w:rFonts w:ascii="Source Serif 4" w:hAnsi="Source Serif 4" w:cs="Source Serif 4"/>
+          <w:b w:val="0"/>
+          <w:i w:val="0"/>
+          <w:sz w:val="21"/>
+        </w:rPr>
+        <w:t xml:space="preserve"> (MCP, the manifest, the capability names). Everything else is local to a system.</w:t>
       </w:r>
     </w:p>
     <w:p>
@@ -819,7 +1652,7 @@
           <w:color w:val="181B19"/>
           <w:sz w:val="32"/>
         </w:rPr>
-        <w:t>The mechanism: a real phone</w:t>
+        <w:t>A business is a graph, not a record</w:t>
       </w:r>
     </w:p>
     <w:p>
@@ -833,7 +1666,7 @@
           <w:i w:val="0"/>
           <w:sz w:val="21"/>
         </w:rPr>
-        <w:t>The obvious way to update a business's hours everywhere is to integrate with each platform's API. That path is closed, and it is closed on purpose.</w:t>
+        <w:t>This belongs at the beginning of the data model, not in a later chapter about edge cases, because almost every bad assumption downstream comes from treating a business as one flat row.</w:t>
       </w:r>
     </w:p>
     <w:p>
@@ -847,7 +1680,16 @@
           <w:i w:val="0"/>
           <w:sz w:val="21"/>
         </w:rPr>
-        <w:t xml:space="preserve">Toast's API is partner-gated. Google Business Profile needs quota approval. Most of the software a small business actually runs </w:t>
+        <w:t xml:space="preserve">A real Gulf Coast business is an entity graph with </w:t>
+      </w:r>
+      <w:r>
+        <w:rPr>
+          <w:rFonts w:ascii="Source Serif 4" w:hAnsi="Source Serif 4" w:cs="Source Serif 4"/>
+          <w:b/>
+          <w:i w:val="0"/>
+          <w:sz w:val="21"/>
+        </w:rPr>
+        <w:t>independently addressable operating units</w:t>
       </w:r>
       <w:r>
         <w:rPr>
@@ -856,6 +1698,15 @@
           <w:i w:val="0"/>
           <w:sz w:val="21"/>
         </w:rPr>
+        <w:t xml:space="preserve">. Flora-Bama is not a restaurant. It is a lounge, a yacht club, an oyster bar, a marina, a liquor store and a gift store </w:t>
+      </w:r>
+      <w:r>
+        <w:rPr>
+          <w:rFonts w:ascii="Source Serif 4" w:hAnsi="Source Serif 4" w:cs="Source Serif 4"/>
+          <w:b w:val="0"/>
+          <w:i w:val="0"/>
+          <w:sz w:val="21"/>
+        </w:rPr>
         <w:t>—</w:t>
       </w:r>
       <w:r>
@@ -865,29 +1716,79 @@
           <w:i w:val="0"/>
           <w:sz w:val="21"/>
         </w:rPr>
-        <w:t xml:space="preserve"> the salon scheduler, the charter booking tool, the local POS </w:t>
-      </w:r>
-      <w:r>
-        <w:rPr>
-          <w:rFonts w:ascii="Source Serif 4" w:hAnsi="Source Serif 4" w:cs="Source Serif 4"/>
-          <w:b w:val="0"/>
-          <w:i w:val="0"/>
-          <w:sz w:val="21"/>
-        </w:rPr>
-        <w:t>—</w:t>
-      </w:r>
-      <w:r>
-        <w:rPr>
-          <w:rFonts w:ascii="Source Serif 4" w:hAnsi="Source Serif 4" w:cs="Source Serif 4"/>
-          <w:b w:val="0"/>
-          <w:i w:val="0"/>
-          <w:sz w:val="21"/>
-        </w:rPr>
-        <w:t xml:space="preserve"> will never have an API anyone can get. Building integrations means asking permission from the companies with the most to lose.</w:t>
+        <w:t xml:space="preserve"> and the marina is itself pontoon rentals, jet ski rentals, dolphin cruises, parasailing and fishing charters.</w:t>
       </w:r>
     </w:p>
     <w:p>
       <w:pPr>
+        <w:spacing w:after="120"/>
+      </w:pPr>
+      <w:r>
+        <w:rPr>
+          <w:rFonts w:ascii="Source Serif 4" w:hAnsi="Source Serif 4" w:cs="Source Serif 4"/>
+          <w:b w:val="0"/>
+          <w:i w:val="0"/>
+          <w:sz w:val="21"/>
+        </w:rPr>
+        <w:t xml:space="preserve"> </w:t>
+      </w:r>
+      <w:r>
+        <w:rPr>
+          <w:rFonts w:ascii="Source Serif 4" w:hAnsi="Source Serif 4" w:cs="Source Serif 4"/>
+          <w:b w:val="0"/>
+          <w:i w:val="0"/>
+          <w:sz w:val="21"/>
+        </w:rPr>
+        <w:t xml:space="preserve">Every node in the graph is independently addressable. Dolphin Cruises has its own hours, prices, availability, booking link and reviews, while inheriting the phone number, location and policies from the marina above it. </w:t>
+      </w:r>
+      <w:r>
+        <w:rPr>
+          <w:rFonts w:ascii="Source Serif 4" w:hAnsi="Source Serif 4" w:cs="Source Serif 4"/>
+          <w:b/>
+          <w:i w:val="0"/>
+          <w:sz w:val="21"/>
+        </w:rPr>
+        <w:t>A data model that assumes one business is one record cannot represent this</w:t>
+      </w:r>
+      <w:r>
+        <w:rPr>
+          <w:rFonts w:ascii="Source Serif 4" w:hAnsi="Source Serif 4" w:cs="Source Serif 4"/>
+          <w:b w:val="0"/>
+          <w:i w:val="0"/>
+          <w:sz w:val="21"/>
+        </w:rPr>
+        <w:t xml:space="preserve"> </w:t>
+      </w:r>
+      <w:r>
+        <w:rPr>
+          <w:rFonts w:ascii="Source Serif 4" w:hAnsi="Source Serif 4" w:cs="Source Serif 4"/>
+          <w:b w:val="0"/>
+          <w:i w:val="0"/>
+          <w:sz w:val="21"/>
+        </w:rPr>
+        <w:t>—</w:t>
+      </w:r>
+      <w:r>
+        <w:rPr>
+          <w:rFonts w:ascii="Source Serif 4" w:hAnsi="Source Serif 4" w:cs="Source Serif 4"/>
+          <w:b w:val="0"/>
+          <w:i w:val="0"/>
+          <w:sz w:val="21"/>
+        </w:rPr>
+        <w:t xml:space="preserve"> and most businesses worth selling to are shaped this way.</w:t>
+      </w:r>
+      <w:r>
+        <w:rPr>
+          <w:rFonts w:ascii="Source Serif 4" w:hAnsi="Source Serif 4" w:cs="Source Serif 4"/>
+          <w:b w:val="0"/>
+          <w:i w:val="0"/>
+          <w:sz w:val="21"/>
+        </w:rPr>
+        <w:t xml:space="preserve"> </w:t>
+      </w:r>
+    </w:p>
+    <w:p>
+      <w:pPr>
         <w:spacing w:after="140"/>
       </w:pPr>
       <w:r>
@@ -897,7 +1798,97 @@
           <w:i w:val="0"/>
           <w:sz w:val="21"/>
         </w:rPr>
-        <w:t>So the integration is not an integration. It is a forty-dollar Android phone, bought by the owner, with the owner's SIM card and the owner's logins, sitting in a dock. It is remote-controlled at human speed. It taps the same buttons a person would.</w:t>
+        <w:t>Each node independently owns or inherits identity, location, hours, phone, menus, products, pricing, rules, policies, events, inventory, availability, booking links, reviews, media, specials and amenities. Inheritance is the default; ownership is the override.</w:t>
+      </w:r>
+    </w:p>
+    <w:p>
+      <w:pPr>
+        <w:spacing w:after="140"/>
+      </w:pPr>
+      <w:r>
+        <w:rPr>
+          <w:rFonts w:ascii="Source Serif 4" w:hAnsi="Source Serif 4" w:cs="Source Serif 4"/>
+          <w:b w:val="0"/>
+          <w:i w:val="0"/>
+          <w:sz w:val="21"/>
+        </w:rPr>
+        <w:t>Getting this right early is cheap. Retrofitting it after a hundred businesses are in a flat schema is a migration nobody enjoys, and it is the single most likely reason an otherwise sound data layer has to be rebuilt.</w:t>
+      </w:r>
+    </w:p>
+    <w:p>
+      <w:r>
+        <w:br w:type="page"/>
+      </w:r>
+    </w:p>
+    <w:p>
+      <w:pPr>
+        <w:spacing w:after="120"/>
+      </w:pPr>
+      <w:r>
+        <w:rPr>
+          <w:rFonts w:ascii="Source Serif 4" w:hAnsi="Source Serif 4" w:cs="Source Serif 4"/>
+          <w:b w:val="0"/>
+          <w:i w:val="0"/>
+          <w:sz w:val="21"/>
+        </w:rPr>
+        <w:t>Six</w:t>
+      </w:r>
+    </w:p>
+    <w:p>
+      <w:pPr>
+        <w:pStyle w:val="Heading2"/>
+        <w:spacing w:before="280" w:after="80"/>
+        <w:keepNext w:val="1"/>
+        <w:pBdr>
+          <w:bottom w:val="single" w:sz="6" w:space="4" w:color="D7DAD3"/>
+        </w:pBdr>
+      </w:pPr>
+      <w:r>
+        <w:rPr>
+          <w:rFonts w:ascii="Archivo" w:hAnsi="Archivo" w:cs="Archivo"/>
+          <w:b/>
+          <w:i w:val="0"/>
+          <w:color w:val="181B19"/>
+          <w:sz w:val="32"/>
+        </w:rPr>
+        <w:t>Common centre, vertical edges</w:t>
+      </w:r>
+    </w:p>
+    <w:p>
+      <w:pPr>
+        <w:spacing w:after="140"/>
+      </w:pPr>
+      <w:r>
+        <w:rPr>
+          <w:rFonts w:ascii="Source Serif 4" w:hAnsi="Source Serif 4" w:cs="Source Serif 4"/>
+          <w:b w:val="0"/>
+          <w:i w:val="0"/>
+          <w:sz w:val="21"/>
+        </w:rPr>
+        <w:t>Underneath the graph sits the table-per-section philosophy: every meaningful section of a business gets its own table. No giant JSON blob pretending a restaurant and a marina are the same shape with different keys.</w:t>
+      </w:r>
+    </w:p>
+    <w:p>
+      <w:pPr>
+        <w:spacing w:after="140"/>
+      </w:pPr>
+      <w:r>
+        <w:rPr>
+          <w:rFonts w:ascii="Source Serif 4" w:hAnsi="Source Serif 4" w:cs="Source Serif 4"/>
+          <w:b w:val="0"/>
+          <w:i w:val="0"/>
+          <w:sz w:val="21"/>
+        </w:rPr>
+        <w:t xml:space="preserve">The boundary that makes this work without building a separate platform per industry: </w:t>
+      </w:r>
+      <w:r>
+        <w:rPr>
+          <w:rFonts w:ascii="Source Serif 4" w:hAnsi="Source Serif 4" w:cs="Source Serif 4"/>
+          <w:b/>
+          <w:i w:val="0"/>
+          <w:sz w:val="21"/>
+        </w:rPr>
+        <w:t>common primitives in the centre, vertical operational facts at the edges.</w:t>
       </w:r>
     </w:p>
     <w:p>
@@ -914,117 +1905,220 @@
           <w:color w:val="181B19"/>
           <w:sz w:val="25"/>
         </w:rPr>
-        <w:t>Why this defeats every objection</w:t>
+        <w:t>Shared by everyone</w:t>
       </w:r>
     </w:p>
     <w:p>
       <w:pPr>
-        <w:pStyle w:val="ListBullet"/>
-        <w:spacing w:after="60"/>
-        <w:ind w:left="360"/>
-      </w:pPr>
-      <w:r>
-        <w:rPr>
-          <w:rFonts w:ascii="Source Serif 4" w:hAnsi="Source Serif 4" w:cs="Source Serif 4"/>
-          <w:b/>
-          <w:i w:val="0"/>
-          <w:sz w:val="21"/>
-        </w:rPr>
-        <w:t>Nothing to integrate.</w:t>
-      </w:r>
-      <w:r>
-        <w:rPr>
-          <w:rFonts w:ascii="Source Serif 4" w:hAnsi="Source Serif 4" w:cs="Source Serif 4"/>
-          <w:b w:val="0"/>
-          <w:i w:val="0"/>
-          <w:sz w:val="21"/>
-        </w:rPr>
-        <w:t xml:space="preserve"> Support for an app exists the moment the owner installs it. The long tail nobody would ever build a connector for works on day one.</w:t>
+        <w:spacing w:before="120" w:after="160" w:line="240" w:lineRule="auto"/>
+        <w:ind w:left="202"/>
+        <w:shd w:val="clear" w:color="auto" w:fill="F1F2EF"/>
+        <w:pBdr>
+          <w:left w:val="single" w:sz="12" w:space="8" w:color="D7DAD3"/>
+        </w:pBdr>
+      </w:pPr>
+      <w:r>
+        <w:rPr>
+          <w:rFonts w:ascii="JetBrains Mono" w:hAnsi="JetBrains Mono" w:cs="JetBrains Mono"/>
+          <w:rFonts w:ascii="JetBrains Mono" w:hAnsi="JetBrains Mono"/>
+          <w:sz w:val="17"/>
+        </w:rPr>
+        <w:t>entities        locations       hours          contacts</w:t>
+      </w:r>
+      <w:r>
+        <w:br/>
+      </w:r>
+      <w:r>
+        <w:rPr>
+          <w:rFonts w:ascii="JetBrains Mono" w:hAnsi="JetBrains Mono" w:cs="JetBrains Mono"/>
+          <w:rFonts w:ascii="JetBrains Mono" w:hAnsi="JetBrains Mono"/>
+          <w:sz w:val="17"/>
+        </w:rPr>
+        <w:t>customers       reviews         events         media</w:t>
+      </w:r>
+      <w:r>
+        <w:br/>
+      </w:r>
+      <w:r>
+        <w:rPr>
+          <w:rFonts w:ascii="JetBrains Mono" w:hAnsi="JetBrains Mono" w:cs="JetBrains Mono"/>
+          <w:rFonts w:ascii="JetBrains Mono" w:hAnsi="JetBrains Mono"/>
+          <w:sz w:val="17"/>
+        </w:rPr>
+        <w:t>permissions     communications  automations</w:t>
       </w:r>
     </w:p>
     <w:p>
       <w:pPr>
-        <w:pStyle w:val="ListBullet"/>
-        <w:spacing w:after="60"/>
-        <w:ind w:left="360"/>
-      </w:pPr>
-      <w:r>
-        <w:rPr>
-          <w:rFonts w:ascii="Source Serif 4" w:hAnsi="Source Serif 4" w:cs="Source Serif 4"/>
+        <w:pStyle w:val="Heading3"/>
+        <w:spacing w:before="200" w:after="80"/>
+        <w:keepNext w:val="1"/>
+      </w:pPr>
+      <w:r>
+        <w:rPr>
+          <w:rFonts w:ascii="Archivo" w:hAnsi="Archivo" w:cs="Archivo"/>
           <w:b/>
           <w:i w:val="0"/>
-          <w:sz w:val="21"/>
-        </w:rPr>
-        <w:t>Authentication solves itself.</w:t>
-      </w:r>
-      <w:r>
-        <w:rPr>
-          <w:rFonts w:ascii="Source Serif 4" w:hAnsi="Source Serif 4" w:cs="Source Serif 4"/>
-          <w:b w:val="0"/>
-          <w:i w:val="0"/>
-          <w:sz w:val="21"/>
-        </w:rPr>
-        <w:t xml:space="preserve"> They log in once, on a phone, the way they have a thousand times. A real SIM means SMS two-factor just works </w:t>
-      </w:r>
-      <w:r>
-        <w:rPr>
-          <w:rFonts w:ascii="Source Serif 4" w:hAnsi="Source Serif 4" w:cs="Source Serif 4"/>
-          <w:b w:val="0"/>
-          <w:i w:val="0"/>
-          <w:sz w:val="21"/>
-        </w:rPr>
-        <w:t>—</w:t>
-      </w:r>
-      <w:r>
-        <w:rPr>
-          <w:rFonts w:ascii="Source Serif 4" w:hAnsi="Source Serif 4" w:cs="Source Serif 4"/>
-          <w:b w:val="0"/>
-          <w:i w:val="0"/>
-          <w:sz w:val="21"/>
-        </w:rPr>
-        <w:t xml:space="preserve"> the thing that breaks every other automation product.</w:t>
+          <w:color w:val="181B19"/>
+          <w:sz w:val="25"/>
+        </w:rPr>
+        <w:t>Diverging by vertical</w:t>
       </w:r>
     </w:p>
     <w:p>
       <w:pPr>
-        <w:pStyle w:val="ListBullet"/>
-        <w:spacing w:after="60"/>
-        <w:ind w:left="360"/>
-      </w:pPr>
-      <w:r>
-        <w:rPr>
-          <w:rFonts w:ascii="Source Serif 4" w:hAnsi="Source Serif 4" w:cs="Source Serif 4"/>
-          <w:b/>
-          <w:i w:val="0"/>
-          <w:sz w:val="21"/>
-        </w:rPr>
-        <w:t>It is a real device.</w:t>
-      </w:r>
-      <w:r>
-        <w:rPr>
-          <w:rFonts w:ascii="Source Serif 4" w:hAnsi="Source Serif 4" w:cs="Source Serif 4"/>
-          <w:b w:val="0"/>
-          <w:i w:val="0"/>
-          <w:sz w:val="21"/>
-        </w:rPr>
-        <w:t xml:space="preserve"> Emulators and containers get detected and blocked by exactly the banking and point-of-sale apps that matter. A physical handset with a real IMEI is indistinguishable from a person's phone, because it is one.</w:t>
+        <w:spacing w:before="120" w:after="160" w:line="240" w:lineRule="auto"/>
+        <w:ind w:left="202"/>
+        <w:shd w:val="clear" w:color="auto" w:fill="F1F2EF"/>
+        <w:pBdr>
+          <w:left w:val="single" w:sz="12" w:space="8" w:color="D7DAD3"/>
+        </w:pBdr>
+      </w:pPr>
+      <w:r>
+        <w:rPr>
+          <w:rFonts w:ascii="JetBrains Mono" w:hAnsi="JetBrains Mono" w:cs="JetBrains Mono"/>
+          <w:rFonts w:ascii="JetBrains Mono" w:hAnsi="JetBrains Mono"/>
+          <w:sz w:val="17"/>
+        </w:rPr>
+        <w:t>RESTAURANT           CHARTER / TOURISM      MARINA</w:t>
+      </w:r>
+      <w:r>
+        <w:br/>
+      </w:r>
+      <w:r>
+        <w:rPr>
+          <w:rFonts w:ascii="JetBrains Mono" w:hAnsi="JetBrains Mono" w:cs="JetBrains Mono"/>
+          <w:rFonts w:ascii="JetBrains Mono" w:hAnsi="JetBrains Mono"/>
+          <w:sz w:val="17"/>
+        </w:rPr>
+        <w:t>menus                charter_trips          slips</w:t>
+      </w:r>
+      <w:r>
+        <w:br/>
+      </w:r>
+      <w:r>
+        <w:rPr>
+          <w:rFonts w:ascii="JetBrains Mono" w:hAnsi="JetBrains Mono" w:cs="JetBrains Mono"/>
+          <w:rFonts w:ascii="JetBrains Mono" w:hAnsi="JetBrains Mono"/>
+          <w:sz w:val="17"/>
+        </w:rPr>
+        <w:t>menu_sections        start_times            vessels</w:t>
+      </w:r>
+      <w:r>
+        <w:br/>
+      </w:r>
+      <w:r>
+        <w:rPr>
+          <w:rFonts w:ascii="JetBrains Mono" w:hAnsi="JetBrains Mono" w:cs="JetBrains Mono"/>
+          <w:rFonts w:ascii="JetBrains Mono" w:hAnsi="JetBrains Mono"/>
+          <w:sz w:val="17"/>
+        </w:rPr>
+        <w:t>menu_items           capacity               rental_inventory</w:t>
+      </w:r>
+      <w:r>
+        <w:br/>
+      </w:r>
+      <w:r>
+        <w:rPr>
+          <w:rFonts w:ascii="JetBrains Mono" w:hAnsi="JetBrains Mono" w:cs="JetBrains Mono"/>
+          <w:rFonts w:ascii="JetBrains Mono" w:hAnsi="JetBrains Mono"/>
+          <w:sz w:val="17"/>
+        </w:rPr>
+        <w:t>happy_hour           availability           dock_services</w:t>
+      </w:r>
+      <w:r>
+        <w:br/>
+      </w:r>
+      <w:r>
+        <w:rPr>
+          <w:rFonts w:ascii="JetBrains Mono" w:hAnsi="JetBrains Mono" w:cs="JetBrains Mono"/>
+          <w:rFonts w:ascii="JetBrains Mono" w:hAnsi="JetBrains Mono"/>
+          <w:sz w:val="17"/>
+        </w:rPr>
+        <w:t>tables               pricing_tiers</w:t>
+      </w:r>
+      <w:r>
+        <w:br/>
+      </w:r>
+      <w:r>
+        <w:rPr>
+          <w:rFonts w:ascii="JetBrains Mono" w:hAnsi="JetBrains Mono" w:cs="JetBrains Mono"/>
+          <w:rFonts w:ascii="JetBrains Mono" w:hAnsi="JetBrains Mono"/>
+          <w:sz w:val="17"/>
+        </w:rPr>
+        <w:t xml:space="preserve">                     waivers                ELECTRICIAN</w:t>
+      </w:r>
+      <w:r>
+        <w:br/>
+      </w:r>
+      <w:r>
+        <w:rPr>
+          <w:rFonts w:ascii="JetBrains Mono" w:hAnsi="JetBrains Mono" w:cs="JetBrains Mono"/>
+          <w:rFonts w:ascii="JetBrains Mono" w:hAnsi="JetBrains Mono"/>
+          <w:sz w:val="17"/>
+        </w:rPr>
+        <w:t xml:space="preserve">                     deposits               service_areas</w:t>
+      </w:r>
+      <w:r>
+        <w:br/>
+      </w:r>
+      <w:r>
+        <w:rPr>
+          <w:rFonts w:ascii="JetBrains Mono" w:hAnsi="JetBrains Mono" w:cs="JetBrains Mono"/>
+          <w:rFonts w:ascii="JetBrains Mono" w:hAnsi="JetBrains Mono"/>
+          <w:sz w:val="17"/>
+        </w:rPr>
+        <w:t xml:space="preserve">                     addons                 service_types</w:t>
+      </w:r>
+      <w:r>
+        <w:br/>
+      </w:r>
+      <w:r>
+        <w:rPr>
+          <w:rFonts w:ascii="JetBrains Mono" w:hAnsi="JetBrains Mono" w:cs="JetBrains Mono"/>
+          <w:rFonts w:ascii="JetBrains Mono" w:hAnsi="JetBrains Mono"/>
+          <w:sz w:val="17"/>
+        </w:rPr>
+        <w:t xml:space="preserve">                                            quote_requests</w:t>
+      </w:r>
+      <w:r>
+        <w:br/>
+      </w:r>
+      <w:r>
+        <w:rPr>
+          <w:rFonts w:ascii="JetBrains Mono" w:hAnsi="JetBrains Mono" w:cs="JetBrains Mono"/>
+          <w:rFonts w:ascii="JetBrains Mono" w:hAnsi="JetBrains Mono"/>
+          <w:sz w:val="17"/>
+        </w:rPr>
+        <w:t xml:space="preserve">                                            emergency_calls</w:t>
+      </w:r>
+      <w:r>
+        <w:br/>
+      </w:r>
+      <w:r>
+        <w:rPr>
+          <w:rFonts w:ascii="JetBrains Mono" w:hAnsi="JetBrains Mono" w:cs="JetBrains Mono"/>
+          <w:rFonts w:ascii="JetBrains Mono" w:hAnsi="JetBrains Mono"/>
+          <w:sz w:val="17"/>
+        </w:rPr>
+        <w:t xml:space="preserve">                                            appointments</w:t>
+      </w:r>
+      <w:r>
+        <w:br/>
+      </w:r>
+      <w:r>
+        <w:rPr>
+          <w:rFonts w:ascii="JetBrains Mono" w:hAnsi="JetBrains Mono" w:cs="JetBrains Mono"/>
+          <w:rFonts w:ascii="JetBrains Mono" w:hAnsi="JetBrains Mono"/>
+          <w:sz w:val="17"/>
+        </w:rPr>
+        <w:t xml:space="preserve">                                            job_photos</w:t>
       </w:r>
     </w:p>
     <w:p>
       <w:pPr>
-        <w:pStyle w:val="ListBullet"/>
-        <w:spacing w:after="60"/>
-        <w:ind w:left="360"/>
-      </w:pPr>
-      <w:r>
-        <w:rPr>
-          <w:rFonts w:ascii="Source Serif 4" w:hAnsi="Source Serif 4" w:cs="Source Serif 4"/>
-          <w:b/>
-          <w:i w:val="0"/>
-          <w:sz w:val="21"/>
-        </w:rPr>
-        <w:t>They own it.</w:t>
-      </w:r>
+        <w:spacing w:after="140"/>
+      </w:pPr>
       <w:r>
         <w:rPr>
           <w:rFonts w:ascii="Source Serif 4" w:hAnsi="Source Serif 4" w:cs="Source Serif 4"/>
@@ -1032,7 +2126,7 @@
           <w:i w:val="0"/>
           <w:sz w:val="21"/>
         </w:rPr>
-        <w:t xml:space="preserve"> Not shipped in the box, not leased. They buy it, they put their own SIM in it, and that is what makes it feel like theirs rather than yours.</w:t>
+        <w:t>One business slug connects to whichever tables apply. A marina that also runs a kitchen uses both sets. Nothing forces an industry into fields that do not fit it, and nothing requires a new platform to add one.</w:t>
       </w:r>
     </w:p>
     <w:p>
@@ -1046,14 +2140,39 @@
       </w:pPr>
       <w:r>
         <w:rPr>
-          <w:rFonts w:ascii="JetBrains Mono" w:hAnsi="JetBrains Mono" w:cs="JetBrains Mono"/>
+          <w:rFonts w:ascii="Source Serif 4" w:hAnsi="Source Serif 4" w:cs="Source Serif 4"/>
+          <w:b w:val="0"/>
+          <w:i w:val="0"/>
+          <w:sz w:val="21"/>
+        </w:rPr>
+        <w:t xml:space="preserve">This is what makes a vertical cheap. Adding electricians means adding six tables and a set of application maps </w:t>
+      </w:r>
+      <w:r>
+        <w:rPr>
+          <w:rFonts w:ascii="Source Serif 4" w:hAnsi="Source Serif 4" w:cs="Source Serif 4"/>
+          <w:b w:val="0"/>
+          <w:i w:val="0"/>
+          <w:sz w:val="21"/>
+        </w:rPr>
+        <w:t>—</w:t>
+      </w:r>
+      <w:r>
+        <w:rPr>
+          <w:rFonts w:ascii="Source Serif 4" w:hAnsi="Source Serif 4" w:cs="Source Serif 4"/>
+          <w:b w:val="0"/>
+          <w:i w:val="0"/>
+          <w:sz w:val="21"/>
+        </w:rPr>
+        <w:t xml:space="preserve"> </w:t>
+      </w:r>
+      <w:r>
+        <w:rPr>
+          <w:rFonts w:ascii="Source Serif 4" w:hAnsi="Source Serif 4" w:cs="Source Serif 4"/>
           <w:b/>
           <w:i w:val="0"/>
-          <w:caps/>
-          <w:color w:val="A4601A"/>
-          <w:sz w:val="16"/>
-        </w:rPr>
-        <w:t>The distinction that matters</w:t>
+          <w:sz w:val="21"/>
+        </w:rPr>
+        <w:t>not a new product.</w:t>
       </w:r>
       <w:r>
         <w:rPr>
@@ -1062,34 +2181,7 @@
           <w:i w:val="0"/>
           <w:sz w:val="21"/>
         </w:rPr>
-        <w:t xml:space="preserve">  </w:t>
-      </w:r>
-      <w:r>
-        <w:rPr>
-          <w:rFonts w:ascii="Source Serif 4" w:hAnsi="Source Serif 4" w:cs="Source Serif 4"/>
-          <w:b w:val="0"/>
-          <w:i w:val="0"/>
-          <w:sz w:val="21"/>
-        </w:rPr>
-        <w:t xml:space="preserve"> It is not automation, and it is not an agent taking over. </w:t>
-      </w:r>
-      <w:r>
-        <w:rPr>
-          <w:rFonts w:ascii="Source Serif 4" w:hAnsi="Source Serif 4" w:cs="Source Serif 4"/>
-          <w:b/>
-          <w:i w:val="0"/>
-          <w:sz w:val="21"/>
-        </w:rPr>
-        <w:t>It is remote control.</w:t>
-      </w:r>
-      <w:r>
-        <w:rPr>
-          <w:rFonts w:ascii="Source Serif 4" w:hAnsi="Source Serif 4" w:cs="Source Serif 4"/>
-          <w:b w:val="0"/>
-          <w:i w:val="0"/>
-          <w:sz w:val="21"/>
-        </w:rPr>
-        <w:t xml:space="preserve"> The owner's own account, on the owner's own device, with the owner's own credentials, on the owner's behalf, at human speed, with a person approving anything that matters.</w:t>
+        <w:t xml:space="preserve"> Identity, customers, reviews, communications and automations are already there.</w:t>
       </w:r>
     </w:p>
     <w:p>
@@ -1108,7 +2200,7 @@
           <w:i w:val="0"/>
           <w:sz w:val="21"/>
         </w:rPr>
-        <w:t>Six</w:t>
+        <w:t>Seven</w:t>
       </w:r>
     </w:p>
     <w:p>
@@ -1128,7 +2220,7 @@
           <w:color w:val="181B19"/>
           <w:sz w:val="32"/>
         </w:rPr>
-        <w:t>Proof, not success</w:t>
+        <w:t>The learning flywheel</w:t>
       </w:r>
     </w:p>
     <w:p>
@@ -1142,24 +2234,93 @@
           <w:i w:val="0"/>
           <w:sz w:val="21"/>
         </w:rPr>
-        <w:t>Automation that drives a user interface is brittle. Anyone who tells you otherwise has not run one for a year. Two rules turn brittle into shippable, and together they are the most defensible thing in the whole build.</w:t>
+        <w:t xml:space="preserve">Calling the agent "deliberately dumb" was inaccurate shorthand and it hid the mechanism that actually matters. AI is the </w:t>
+      </w:r>
+      <w:r>
+        <w:rPr>
+          <w:rFonts w:ascii="Source Serif 4" w:hAnsi="Source Serif 4" w:cs="Source Serif 4"/>
+          <w:b/>
+          <w:i w:val="0"/>
+          <w:sz w:val="21"/>
+        </w:rPr>
+        <w:t>planner</w:t>
+      </w:r>
+      <w:r>
+        <w:rPr>
+          <w:rFonts w:ascii="Source Serif 4" w:hAnsi="Source Serif 4" w:cs="Source Serif 4"/>
+          <w:b w:val="0"/>
+          <w:i w:val="0"/>
+          <w:sz w:val="21"/>
+        </w:rPr>
+        <w:t>, not the clicker. The system continuously converts expensive reasoning into cheap deterministic execution.</w:t>
       </w:r>
     </w:p>
     <w:p>
       <w:pPr>
-        <w:pStyle w:val="Heading3"/>
-        <w:spacing w:before="200" w:after="80"/>
-        <w:keepNext w:val="1"/>
-      </w:pPr>
-      <w:r>
-        <w:rPr>
-          <w:rFonts w:ascii="Archivo" w:hAnsi="Archivo" w:cs="Archivo"/>
+        <w:spacing w:after="120"/>
+      </w:pPr>
+      <w:r>
+        <w:rPr>
+          <w:rFonts w:ascii="Source Serif 4" w:hAnsi="Source Serif 4" w:cs="Source Serif 4"/>
+          <w:b w:val="0"/>
+          <w:i w:val="0"/>
+          <w:sz w:val="21"/>
+        </w:rPr>
+        <w:t xml:space="preserve"> </w:t>
+      </w:r>
+      <w:r>
+        <w:rPr>
+          <w:rFonts w:ascii="Source Serif 4" w:hAnsi="Source Serif 4" w:cs="Source Serif 4"/>
+          <w:b w:val="0"/>
+          <w:i w:val="0"/>
+          <w:sz w:val="21"/>
+        </w:rPr>
+        <w:t xml:space="preserve">Reason once, execute cheaply many times. The dashed return path is what an app redesign triggers; the branch below it is what happens when the system is not confident enough to continue. </w:t>
+      </w:r>
+      <w:r>
+        <w:rPr>
+          <w:rFonts w:ascii="Source Serif 4" w:hAnsi="Source Serif 4" w:cs="Source Serif 4"/>
           <w:b/>
           <w:i w:val="0"/>
-          <w:color w:val="181B19"/>
-          <w:sz w:val="25"/>
-        </w:rPr>
-        <w:t>One: refuse to act on a screen you do not recognise</w:t>
+          <w:sz w:val="21"/>
+        </w:rPr>
+        <w:t xml:space="preserve">Human takeover is not only a fallback </w:t>
+      </w:r>
+      <w:r>
+        <w:rPr>
+          <w:rFonts w:ascii="Source Serif 4" w:hAnsi="Source Serif 4" w:cs="Source Serif 4"/>
+          <w:b/>
+          <w:i w:val="0"/>
+          <w:sz w:val="21"/>
+        </w:rPr>
+        <w:t>—</w:t>
+      </w:r>
+      <w:r>
+        <w:rPr>
+          <w:rFonts w:ascii="Source Serif 4" w:hAnsi="Source Serif 4" w:cs="Source Serif 4"/>
+          <w:b/>
+          <w:i w:val="0"/>
+          <w:sz w:val="21"/>
+        </w:rPr>
+        <w:t xml:space="preserve"> it is part of the learning architecture</w:t>
+      </w:r>
+      <w:r>
+        <w:rPr>
+          <w:rFonts w:ascii="Source Serif 4" w:hAnsi="Source Serif 4" w:cs="Source Serif 4"/>
+          <w:b w:val="0"/>
+          <w:i w:val="0"/>
+          <w:sz w:val="21"/>
+        </w:rPr>
+        <w:t>, because the solution a person finds becomes a permanent improvement to the shared map.</w:t>
+      </w:r>
+      <w:r>
+        <w:rPr>
+          <w:rFonts w:ascii="Source Serif 4" w:hAnsi="Source Serif 4" w:cs="Source Serif 4"/>
+          <w:b w:val="0"/>
+          <w:i w:val="0"/>
+          <w:sz w:val="21"/>
+        </w:rPr>
+        <w:t xml:space="preserve"> </w:t>
       </w:r>
     </w:p>
     <w:p>
@@ -1173,25 +2334,7 @@
           <w:i w:val="0"/>
           <w:sz w:val="21"/>
         </w:rPr>
-        <w:t xml:space="preserve">Before the first tap, the machine checks that one or two specific elements are on screen where the recording says they should be. If they are not, it </w:t>
-      </w:r>
-      <w:r>
-        <w:rPr>
-          <w:rFonts w:ascii="Source Serif 4" w:hAnsi="Source Serif 4" w:cs="Source Serif 4"/>
-          <w:b/>
-          <w:i w:val="0"/>
-          <w:sz w:val="21"/>
-        </w:rPr>
-        <w:t>stops and reports</w:t>
-      </w:r>
-      <w:r>
-        <w:rPr>
-          <w:rFonts w:ascii="Source Serif 4" w:hAnsi="Source Serif 4" w:cs="Source Serif 4"/>
-          <w:b w:val="0"/>
-          <w:i w:val="0"/>
-          <w:sz w:val="21"/>
-        </w:rPr>
-        <w:t>. It does not guess, and it does not proceed hoping for the best.</w:t>
+        <w:t>The economics are the point. Frontier reasoning costs real money per screen. Replaying a known sequence costs effectively nothing. A system that converts the first into the second every time it meets something new gets cheaper per business as it grows, instead of more expensive.</w:t>
       </w:r>
     </w:p>
     <w:p>
@@ -1205,29 +2348,17 @@
           <w:i w:val="0"/>
           <w:sz w:val="21"/>
         </w:rPr>
-        <w:t>That single rule converts an app redesign from a fleet-wide disaster into a notification. Without it, a moved button means four hundred businesses quietly get the wrong field changed and nobody finds out for a week.</w:t>
+        <w:t>And the map is shared. One business hits Toast's redesign; every business gets the fix. That is the same flywheel described from the customer's side.</w:t>
       </w:r>
     </w:p>
     <w:p>
-      <w:pPr>
-        <w:pStyle w:val="Heading3"/>
-        <w:spacing w:before="200" w:after="80"/>
-        <w:keepNext w:val="1"/>
-      </w:pPr>
-      <w:r>
-        <w:rPr>
-          <w:rFonts w:ascii="Archivo" w:hAnsi="Archivo" w:cs="Archivo"/>
-          <w:b/>
-          <w:i w:val="0"/>
-          <w:color w:val="181B19"/>
-          <w:sz w:val="25"/>
-        </w:rPr>
-        <w:t>Two: verify on a different path than you wrote</w:t>
+      <w:r>
+        <w:br w:type="page"/>
       </w:r>
     </w:p>
     <w:p>
       <w:pPr>
-        <w:spacing w:after="140"/>
+        <w:spacing w:after="120"/>
       </w:pPr>
       <w:r>
         <w:rPr>
@@ -1236,172 +2367,7 @@
           <w:i w:val="0"/>
           <w:sz w:val="21"/>
         </w:rPr>
-        <w:t xml:space="preserve">After the phone changes the hours in Toast, something else </w:t>
-      </w:r>
-      <w:r>
-        <w:rPr>
-          <w:rFonts w:ascii="Source Serif 4" w:hAnsi="Source Serif 4" w:cs="Source Serif 4"/>
-          <w:b w:val="0"/>
-          <w:i w:val="0"/>
-          <w:sz w:val="21"/>
-        </w:rPr>
-        <w:t>—</w:t>
-      </w:r>
-      <w:r>
-        <w:rPr>
-          <w:rFonts w:ascii="Source Serif 4" w:hAnsi="Source Serif 4" w:cs="Source Serif 4"/>
-          <w:b w:val="0"/>
-          <w:i w:val="0"/>
-          <w:sz w:val="21"/>
-        </w:rPr>
-        <w:t xml:space="preserve"> a browser, on the public page </w:t>
-      </w:r>
-      <w:r>
-        <w:rPr>
-          <w:rFonts w:ascii="Source Serif 4" w:hAnsi="Source Serif 4" w:cs="Source Serif 4"/>
-          <w:b w:val="0"/>
-          <w:i w:val="0"/>
-          <w:sz w:val="21"/>
-        </w:rPr>
-        <w:t>—</w:t>
-      </w:r>
-      <w:r>
-        <w:rPr>
-          <w:rFonts w:ascii="Source Serif 4" w:hAnsi="Source Serif 4" w:cs="Source Serif 4"/>
-          <w:b w:val="0"/>
-          <w:i w:val="0"/>
-          <w:sz w:val="21"/>
-        </w:rPr>
-        <w:t xml:space="preserve"> goes and reads them back. Different route, different software, independently.</w:t>
-      </w:r>
-    </w:p>
-    <w:p>
-      <w:pPr>
-        <w:spacing w:after="140"/>
-      </w:pPr>
-      <w:r>
-        <w:rPr>
-          <w:rFonts w:ascii="Source Serif 4" w:hAnsi="Source Serif 4" w:cs="Source Serif 4"/>
-          <w:b w:val="0"/>
-          <w:i w:val="0"/>
-          <w:sz w:val="21"/>
-        </w:rPr>
-        <w:t>If the verifier is the same thing that did the writing, it is self-certification with extra steps. Writing through the phone and confirming through the browser is what makes the result evidence instead of a claim.</w:t>
-      </w:r>
-    </w:p>
-    <w:p>
-      <w:pPr>
-        <w:spacing w:after="140"/>
-      </w:pPr>
-      <w:r>
-        <w:rPr>
-          <w:rFonts w:ascii="Source Serif 4" w:hAnsi="Source Serif 4" w:cs="Source Serif 4"/>
-          <w:b w:val="0"/>
-          <w:i w:val="0"/>
-          <w:sz w:val="21"/>
-        </w:rPr>
-        <w:t xml:space="preserve">The owner does not get told "done." They get told </w:t>
-      </w:r>
-      <w:r>
-        <w:rPr>
-          <w:rFonts w:ascii="Source Serif 4" w:hAnsi="Source Serif 4" w:cs="Source Serif 4"/>
-          <w:b/>
-          <w:i w:val="0"/>
-          <w:sz w:val="21"/>
-        </w:rPr>
-        <w:t>"Toast now shows Monday to Friday, nine to five"</w:t>
-      </w:r>
-      <w:r>
-        <w:rPr>
-          <w:rFonts w:ascii="Source Serif 4" w:hAnsi="Source Serif 4" w:cs="Source Serif 4"/>
-          <w:b w:val="0"/>
-          <w:i w:val="0"/>
-          <w:sz w:val="21"/>
-        </w:rPr>
-        <w:t xml:space="preserve"> with a screenshot attached and a reference number. And the whole chain </w:t>
-      </w:r>
-      <w:r>
-        <w:rPr>
-          <w:rFonts w:ascii="Source Serif 4" w:hAnsi="Source Serif 4" w:cs="Source Serif 4"/>
-          <w:b w:val="0"/>
-          <w:i w:val="0"/>
-          <w:sz w:val="21"/>
-        </w:rPr>
-        <w:t>—</w:t>
-      </w:r>
-      <w:r>
-        <w:rPr>
-          <w:rFonts w:ascii="Source Serif 4" w:hAnsi="Source Serif 4" w:cs="Source Serif 4"/>
-          <w:b w:val="0"/>
-          <w:i w:val="0"/>
-          <w:sz w:val="21"/>
-        </w:rPr>
-        <w:t xml:space="preserve"> who asked, what authorised it, what ran, what came back </w:t>
-      </w:r>
-      <w:r>
-        <w:rPr>
-          <w:rFonts w:ascii="Source Serif 4" w:hAnsi="Source Serif 4" w:cs="Source Serif 4"/>
-          <w:b w:val="0"/>
-          <w:i w:val="0"/>
-          <w:sz w:val="21"/>
-        </w:rPr>
-        <w:t>—</w:t>
-      </w:r>
-      <w:r>
-        <w:rPr>
-          <w:rFonts w:ascii="Source Serif 4" w:hAnsi="Source Serif 4" w:cs="Source Serif 4"/>
-          <w:b w:val="0"/>
-          <w:i w:val="0"/>
-          <w:sz w:val="21"/>
-        </w:rPr>
-        <w:t xml:space="preserve"> is written to a record that is added to and never edited.</w:t>
-      </w:r>
-    </w:p>
-    <w:p>
-      <w:pPr>
-        <w:spacing w:after="140"/>
-      </w:pPr>
-      <w:r>
-        <w:rPr>
-          <w:rFonts w:ascii="Source Serif 4" w:hAnsi="Source Serif 4" w:cs="Source Serif 4"/>
-          <w:b w:val="0"/>
-          <w:i w:val="0"/>
-          <w:sz w:val="21"/>
-        </w:rPr>
-        <w:t>Every competitor will happily tap a button and report success. None of them refuse to act because the screen changed, and none read the result back on a different path.</w:t>
-      </w:r>
-    </w:p>
-    <w:p>
-      <w:pPr>
-        <w:spacing w:after="140"/>
-      </w:pPr>
-      <w:r>
-        <w:rPr>
-          <w:rFonts w:ascii="Source Serif 4" w:hAnsi="Source Serif 4" w:cs="Source Serif 4"/>
-          <w:b w:val="0"/>
-          <w:i w:val="0"/>
-          <w:sz w:val="21"/>
-        </w:rPr>
-        <w:t>The one thing with no upstream</w:t>
-      </w:r>
-    </w:p>
-    <w:p>
-      <w:r>
-        <w:br w:type="page"/>
-      </w:r>
-    </w:p>
-    <w:p>
-      <w:pPr>
-        <w:spacing w:after="120"/>
-      </w:pPr>
-      <w:r>
-        <w:rPr>
-          <w:rFonts w:ascii="Source Serif 4" w:hAnsi="Source Serif 4" w:cs="Source Serif 4"/>
-          <w:b w:val="0"/>
-          <w:i w:val="0"/>
-          <w:sz w:val="21"/>
-        </w:rPr>
-        <w:t>Seven</w:t>
+        <w:t>Eight</w:t>
       </w:r>
     </w:p>
     <w:p>
@@ -1421,7 +2387,7 @@
           <w:color w:val="181B19"/>
           <w:sz w:val="32"/>
         </w:rPr>
-        <w:t>The way in: email</w:t>
+        <w:t>Two dimensions of state</w:t>
       </w:r>
     </w:p>
     <w:p>
@@ -1435,48 +2401,12 @@
           <w:i w:val="0"/>
           <w:sz w:val="21"/>
         </w:rPr>
-        <w:t xml:space="preserve">Driving the phone is how things get </w:t>
-      </w:r>
-      <w:r>
-        <w:rPr>
-          <w:rFonts w:ascii="Source Serif 4" w:hAnsi="Source Serif 4" w:cs="Source Serif 4"/>
-          <w:b w:val="0"/>
-          <w:i/>
-          <w:sz w:val="21"/>
-        </w:rPr>
-        <w:t>changed</w:t>
-      </w:r>
-      <w:r>
-        <w:rPr>
-          <w:rFonts w:ascii="Source Serif 4" w:hAnsi="Source Serif 4" w:cs="Source Serif 4"/>
-          <w:b w:val="0"/>
-          <w:i w:val="0"/>
-          <w:sz w:val="21"/>
-        </w:rPr>
-        <w:t xml:space="preserve">. Getting information </w:t>
-      </w:r>
-      <w:r>
-        <w:rPr>
-          <w:rFonts w:ascii="Source Serif 4" w:hAnsi="Source Serif 4" w:cs="Source Serif 4"/>
-          <w:b w:val="0"/>
-          <w:i/>
-          <w:sz w:val="21"/>
-        </w:rPr>
-        <w:t>out</w:t>
-      </w:r>
-      <w:r>
-        <w:rPr>
-          <w:rFonts w:ascii="Source Serif 4" w:hAnsi="Source Serif 4" w:cs="Source Serif 4"/>
-          <w:b w:val="0"/>
-          <w:i w:val="0"/>
-          <w:sz w:val="21"/>
-        </w:rPr>
-        <w:t xml:space="preserve"> of a business is a separate problem, and it has an answer nobody can revoke.</w:t>
+        <w:t>An action has a lifecycle. Its result has an outcome. Collapsing those into one status field is how silent partial success gets reported as done.</w:t>
       </w:r>
     </w:p>
     <w:p>
       <w:pPr>
-        <w:spacing w:after="140"/>
+        <w:spacing w:after="120"/>
       </w:pPr>
       <w:r>
         <w:rPr>
@@ -1485,12 +2415,32 @@
           <w:i w:val="0"/>
           <w:sz w:val="21"/>
         </w:rPr>
-        <w:t>Every vendor a business uses already emails them. The booking confirmation. The daily sales summary. The payout notice. The cancellation. The review notification. That inbox is a complete picture of the business's operations, delivered automatically, every day, for free.</w:t>
+        <w:t xml:space="preserve">Lifecycle </w:t>
+      </w:r>
+      <w:r>
+        <w:rPr>
+          <w:rFonts w:ascii="Source Serif 4" w:hAnsi="Source Serif 4" w:cs="Source Serif 4"/>
+          <w:b w:val="0"/>
+          <w:i w:val="0"/>
+          <w:sz w:val="21"/>
+        </w:rPr>
+        <w:t>—</w:t>
+      </w:r>
+      <w:r>
+        <w:rPr>
+          <w:rFonts w:ascii="Source Serif 4" w:hAnsi="Source Serif 4" w:cs="Source Serif 4"/>
+          <w:b w:val="0"/>
+          <w:i w:val="0"/>
+          <w:sz w:val="21"/>
+        </w:rPr>
+        <w:t xml:space="preserve"> where it is</w:t>
       </w:r>
     </w:p>
     <w:p>
       <w:pPr>
-        <w:spacing w:after="140"/>
+        <w:pStyle w:val="ListNumber"/>
+        <w:spacing w:after="60"/>
+        <w:ind w:left="360"/>
       </w:pPr>
       <w:r>
         <w:rPr>
@@ -1499,47 +2449,30 @@
           <w:i w:val="0"/>
           <w:sz w:val="21"/>
         </w:rPr>
-        <w:t xml:space="preserve">Those emails get forwarded to a parser. That is the whole integration, and it cannot be turned off </w:t>
-      </w:r>
-      <w:r>
-        <w:rPr>
-          <w:rFonts w:ascii="Source Serif 4" w:hAnsi="Source Serif 4" w:cs="Source Serif 4"/>
-          <w:b w:val="0"/>
-          <w:i w:val="0"/>
-          <w:sz w:val="21"/>
-        </w:rPr>
-        <w:t>—</w:t>
-      </w:r>
-      <w:r>
-        <w:rPr>
-          <w:rFonts w:ascii="Source Serif 4" w:hAnsi="Source Serif 4" w:cs="Source Serif 4"/>
-          <w:b w:val="0"/>
-          <w:i w:val="0"/>
-          <w:sz w:val="21"/>
-        </w:rPr>
-        <w:t xml:space="preserve"> not without the vendor breaking their own product.</w:t>
+        <w:t>REQUESTED</w:t>
       </w:r>
     </w:p>
     <w:p>
       <w:pPr>
-        <w:pStyle w:val="Heading3"/>
-        <w:spacing w:before="200" w:after="80"/>
-        <w:keepNext w:val="1"/>
-      </w:pPr>
-      <w:r>
-        <w:rPr>
-          <w:rFonts w:ascii="Archivo" w:hAnsi="Archivo" w:cs="Archivo"/>
-          <w:b/>
-          <w:i w:val="0"/>
-          <w:color w:val="181B19"/>
-          <w:sz w:val="25"/>
-        </w:rPr>
-        <w:t>Getting it set up, ranked by friction</w:t>
+        <w:pStyle w:val="ListNumber"/>
+        <w:spacing w:after="60"/>
+        <w:ind w:left="360"/>
+      </w:pPr>
+      <w:r>
+        <w:rPr>
+          <w:rFonts w:ascii="Source Serif 4" w:hAnsi="Source Serif 4" w:cs="Source Serif 4"/>
+          <w:b w:val="0"/>
+          <w:i w:val="0"/>
+          <w:sz w:val="21"/>
+        </w:rPr>
+        <w:t>PLANNED</w:t>
       </w:r>
     </w:p>
     <w:p>
       <w:pPr>
-        <w:spacing w:after="120"/>
+        <w:pStyle w:val="ListNumber"/>
+        <w:spacing w:after="60"/>
+        <w:ind w:left="360"/>
       </w:pPr>
       <w:r>
         <w:rPr>
@@ -1548,24 +2481,30 @@
           <w:i w:val="0"/>
           <w:sz w:val="21"/>
         </w:rPr>
-        <w:t>Add a second notification address</w:t>
+        <w:t>AWAITING_APPROVAL</w:t>
       </w:r>
     </w:p>
     <w:p>
       <w:pPr>
-        <w:spacing w:after="140"/>
-      </w:pPr>
-      <w:r>
-        <w:rPr>
-          <w:rFonts w:ascii="Source Serif 4" w:hAnsi="Source Serif 4"/>
-          <w:sz w:val="21"/>
-        </w:rPr>
-        <w:t>inside the vendor's own settings. Toast, Square and FareHarbor all allow it. Two clicks, no Gmail involved, nothing to install.</w:t>
+        <w:pStyle w:val="ListNumber"/>
+        <w:spacing w:after="60"/>
+        <w:ind w:left="360"/>
+      </w:pPr>
+      <w:r>
+        <w:rPr>
+          <w:rFonts w:ascii="Source Serif 4" w:hAnsi="Source Serif 4" w:cs="Source Serif 4"/>
+          <w:b w:val="0"/>
+          <w:i w:val="0"/>
+          <w:sz w:val="21"/>
+        </w:rPr>
+        <w:t>EXECUTING</w:t>
       </w:r>
     </w:p>
     <w:p>
       <w:pPr>
-        <w:spacing w:after="120"/>
+        <w:pStyle w:val="ListNumber"/>
+        <w:spacing w:after="60"/>
+        <w:ind w:left="360"/>
       </w:pPr>
       <w:r>
         <w:rPr>
@@ -1574,19 +2513,23 @@
           <w:i w:val="0"/>
           <w:sz w:val="21"/>
         </w:rPr>
-        <w:t>A forwarding rule</w:t>
+        <w:t>VERIFYING</w:t>
       </w:r>
     </w:p>
     <w:p>
       <w:pPr>
-        <w:spacing w:after="140"/>
-      </w:pPr>
-      <w:r>
-        <w:rPr>
-          <w:rFonts w:ascii="Source Serif 4" w:hAnsi="Source Serif 4"/>
-          <w:sz w:val="21"/>
-        </w:rPr>
-        <w:t>in the email they already use. Two minutes in a screen they already know.</w:t>
+        <w:pStyle w:val="ListNumber"/>
+        <w:spacing w:after="60"/>
+        <w:ind w:left="360"/>
+      </w:pPr>
+      <w:r>
+        <w:rPr>
+          <w:rFonts w:ascii="Source Serif 4" w:hAnsi="Source Serif 4" w:cs="Source Serif 4"/>
+          <w:b/>
+          <w:i w:val="0"/>
+          <w:sz w:val="21"/>
+        </w:rPr>
+        <w:t>FINISHED</w:t>
       </w:r>
     </w:p>
     <w:p>
@@ -1600,53 +2543,80 @@
           <w:i w:val="0"/>
           <w:sz w:val="21"/>
         </w:rPr>
-        <w:t>A script</w:t>
+        <w:t xml:space="preserve">Verification </w:t>
+      </w:r>
+      <w:r>
+        <w:rPr>
+          <w:rFonts w:ascii="Source Serif 4" w:hAnsi="Source Serif 4" w:cs="Source Serif 4"/>
+          <w:b w:val="0"/>
+          <w:i w:val="0"/>
+          <w:sz w:val="21"/>
+        </w:rPr>
+        <w:t>—</w:t>
+      </w:r>
+      <w:r>
+        <w:rPr>
+          <w:rFonts w:ascii="Source Serif 4" w:hAnsi="Source Serif 4" w:cs="Source Serif 4"/>
+          <w:b w:val="0"/>
+          <w:i w:val="0"/>
+          <w:sz w:val="21"/>
+        </w:rPr>
+        <w:t xml:space="preserve"> what happened</w:t>
       </w:r>
     </w:p>
     <w:p>
       <w:pPr>
-        <w:spacing w:after="140"/>
-      </w:pPr>
-      <w:r>
-        <w:rPr>
-          <w:rFonts w:ascii="Source Serif 4" w:hAnsi="Source Serif 4"/>
-          <w:sz w:val="21"/>
-        </w:rPr>
-        <w:t>—</w:t>
+        <w:pStyle w:val="ListNumber"/>
+        <w:spacing w:after="60"/>
+        <w:ind w:left="360"/>
+      </w:pPr>
+      <w:r>
+        <w:rPr>
+          <w:rFonts w:ascii="Source Serif 4" w:hAnsi="Source Serif 4" w:cs="Source Serif 4"/>
+          <w:b w:val="0"/>
+          <w:i w:val="0"/>
+          <w:sz w:val="21"/>
+        </w:rPr>
+        <w:t>VERIFIED</w:t>
       </w:r>
     </w:p>
     <w:p>
       <w:pPr>
-        <w:spacing w:after="140"/>
-      </w:pPr>
-      <w:r>
-        <w:rPr>
-          <w:rFonts w:ascii="Source Serif 4" w:hAnsi="Source Serif 4"/>
-          <w:sz w:val="21"/>
-        </w:rPr>
-        <w:t>last resort only. "Run this script" kills the sale at the exact moment the product is supposed to feel like nothing.</w:t>
+        <w:pStyle w:val="ListNumber"/>
+        <w:spacing w:after="60"/>
+        <w:ind w:left="360"/>
+      </w:pPr>
+      <w:r>
+        <w:rPr>
+          <w:rFonts w:ascii="Source Serif 4" w:hAnsi="Source Serif 4" w:cs="Source Serif 4"/>
+          <w:b/>
+          <w:i w:val="0"/>
+          <w:sz w:val="21"/>
+        </w:rPr>
+        <w:t>PARTIALLY_VERIFIED</w:t>
       </w:r>
     </w:p>
     <w:p>
       <w:pPr>
-        <w:pStyle w:val="Heading3"/>
-        <w:spacing w:before="200" w:after="80"/>
-        <w:keepNext w:val="1"/>
-      </w:pPr>
-      <w:r>
-        <w:rPr>
-          <w:rFonts w:ascii="Archivo" w:hAnsi="Archivo" w:cs="Archivo"/>
-          <w:b/>
-          <w:i w:val="0"/>
-          <w:color w:val="181B19"/>
-          <w:sz w:val="25"/>
-        </w:rPr>
-        <w:t>The rule that cannot be added later</w:t>
+        <w:pStyle w:val="ListNumber"/>
+        <w:spacing w:after="60"/>
+        <w:ind w:left="360"/>
+      </w:pPr>
+      <w:r>
+        <w:rPr>
+          <w:rFonts w:ascii="Source Serif 4" w:hAnsi="Source Serif 4" w:cs="Source Serif 4"/>
+          <w:b w:val="0"/>
+          <w:i w:val="0"/>
+          <w:sz w:val="21"/>
+        </w:rPr>
+        <w:t>NOT_YET_VERIFIABLE</w:t>
       </w:r>
     </w:p>
     <w:p>
       <w:pPr>
-        <w:spacing w:after="140"/>
+        <w:pStyle w:val="ListNumber"/>
+        <w:spacing w:after="60"/>
+        <w:ind w:left="360"/>
       </w:pPr>
       <w:r>
         <w:rPr>
@@ -1655,30 +2625,14 @@
           <w:i w:val="0"/>
           <w:sz w:val="21"/>
         </w:rPr>
-        <w:t xml:space="preserve">Every value is stored as an </w:t>
-      </w:r>
-      <w:r>
-        <w:rPr>
-          <w:rFonts w:ascii="Source Serif 4" w:hAnsi="Source Serif 4" w:cs="Source Serif 4"/>
-          <w:b/>
-          <w:i w:val="0"/>
-          <w:sz w:val="21"/>
-        </w:rPr>
-        <w:t>observation</w:t>
-      </w:r>
-      <w:r>
-        <w:rPr>
-          <w:rFonts w:ascii="Source Serif 4" w:hAnsi="Source Serif 4" w:cs="Source Serif 4"/>
-          <w:b w:val="0"/>
-          <w:i w:val="0"/>
-          <w:sz w:val="21"/>
-        </w:rPr>
-        <w:t>, with its source and its timestamp, and nothing is ever overwritten. The canonical answer is computed from the observations, not written over the top of them.</w:t>
+        <w:t>CONTRADICTED</w:t>
       </w:r>
     </w:p>
     <w:p>
       <w:pPr>
-        <w:spacing w:after="140"/>
+        <w:pStyle w:val="ListNumber"/>
+        <w:spacing w:after="60"/>
+        <w:ind w:left="360"/>
       </w:pPr>
       <w:r>
         <w:rPr>
@@ -1687,16 +2641,122 @@
           <w:i w:val="0"/>
           <w:sz w:val="21"/>
         </w:rPr>
-        <w:t>If values get written directly for six months and someone then decides they want to know where each one came from, there are six months of data with no origin and no way to reconstruct it. Provenance is the one thing that must be built before the first email arrives.</w:t>
+        <w:t>FAILED</w:t>
       </w:r>
     </w:p>
     <w:p>
-      <w:r>
-        <w:br w:type="page"/>
+      <w:pPr>
+        <w:spacing w:after="140"/>
+      </w:pPr>
+      <w:r>
+        <w:rPr>
+          <w:rFonts w:ascii="Source Serif 4" w:hAnsi="Source Serif 4" w:cs="Source Serif 4"/>
+          <w:b w:val="0"/>
+          <w:i w:val="0"/>
+          <w:sz w:val="21"/>
+        </w:rPr>
+        <w:t>A price change to $349 runs. Website: $349. Profile: $349. Google: $349. Facebook: still $399.</w:t>
       </w:r>
     </w:p>
     <w:p>
       <w:pPr>
+        <w:spacing w:after="140"/>
+      </w:pPr>
+      <w:r>
+        <w:rPr>
+          <w:rFonts w:ascii="Source Serif 4" w:hAnsi="Source Serif 4" w:cs="Source Serif 4"/>
+          <w:b w:val="0"/>
+          <w:i w:val="0"/>
+          <w:sz w:val="21"/>
+        </w:rPr>
+        <w:t xml:space="preserve">The lifecycle is </w:t>
+      </w:r>
+      <w:r>
+        <w:rPr>
+          <w:rFonts w:ascii="Source Serif 4" w:hAnsi="Source Serif 4" w:cs="Source Serif 4"/>
+          <w:b/>
+          <w:i w:val="0"/>
+          <w:sz w:val="21"/>
+        </w:rPr>
+        <w:t>FINISHED</w:t>
+      </w:r>
+      <w:r>
+        <w:rPr>
+          <w:rFonts w:ascii="Source Serif 4" w:hAnsi="Source Serif 4" w:cs="Source Serif 4"/>
+          <w:b w:val="0"/>
+          <w:i w:val="0"/>
+          <w:sz w:val="21"/>
+        </w:rPr>
+        <w:t xml:space="preserve">. The verification is </w:t>
+      </w:r>
+      <w:r>
+        <w:rPr>
+          <w:rFonts w:ascii="Source Serif 4" w:hAnsi="Source Serif 4" w:cs="Source Serif 4"/>
+          <w:b/>
+          <w:i w:val="0"/>
+          <w:sz w:val="21"/>
+        </w:rPr>
+        <w:t>PARTIALLY_VERIFIED</w:t>
+      </w:r>
+      <w:r>
+        <w:rPr>
+          <w:rFonts w:ascii="Source Serif 4" w:hAnsi="Source Serif 4" w:cs="Source Serif 4"/>
+          <w:b w:val="0"/>
+          <w:i w:val="0"/>
+          <w:sz w:val="21"/>
+        </w:rPr>
+        <w:t>, three of four surfaces consistent, Facebook unresolved. Neither field alone can say that, and a single status field would have said "completed."</w:t>
+      </w:r>
+    </w:p>
+    <w:p>
+      <w:pPr>
+        <w:spacing w:before="120" w:after="160"/>
+        <w:ind w:left="230"/>
+        <w:pBdr>
+          <w:left w:val="single" w:sz="18" w:space="8" w:color="A4601A"/>
+        </w:pBdr>
+        <w:shd w:val="clear" w:color="auto" w:fill="F7F7F5"/>
+      </w:pPr>
+      <w:r>
+        <w:rPr>
+          <w:rFonts w:ascii="Source Serif 4" w:hAnsi="Source Serif 4" w:cs="Source Serif 4"/>
+          <w:b/>
+          <w:i w:val="0"/>
+          <w:sz w:val="21"/>
+        </w:rPr>
+        <w:t>Silent partial success is more dangerous than clean failure.</w:t>
+      </w:r>
+      <w:r>
+        <w:rPr>
+          <w:rFonts w:ascii="Source Serif 4" w:hAnsi="Source Serif 4" w:cs="Source Serif 4"/>
+          <w:b w:val="0"/>
+          <w:i w:val="0"/>
+          <w:sz w:val="21"/>
+        </w:rPr>
+        <w:t xml:space="preserve"> A failure tells you nothing changed. A partial success creates two competing realities, and the business does not know which one a customer is looking at.</w:t>
+      </w:r>
+    </w:p>
+    <w:p>
+      <w:pPr>
+        <w:spacing w:after="140"/>
+      </w:pPr>
+      <w:r>
+        <w:rPr>
+          <w:rFonts w:ascii="Source Serif 4" w:hAnsi="Source Serif 4" w:cs="Source Serif 4"/>
+          <w:b w:val="0"/>
+          <w:i w:val="0"/>
+          <w:sz w:val="21"/>
+        </w:rPr>
+        <w:t>Which means every capability also has to declare what to do about it: roll the three back, or drive the fourth forward. One or the other, decided per capability, written into the manifest rather than improvised at three in the afternoon.</w:t>
+      </w:r>
+    </w:p>
+    <w:p>
+      <w:r>
+        <w:br w:type="page"/>
+      </w:r>
+    </w:p>
+    <w:p>
+      <w:pPr>
         <w:spacing w:after="120"/>
       </w:pPr>
       <w:r>
@@ -1706,7 +2766,7 @@
           <w:i w:val="0"/>
           <w:sz w:val="21"/>
         </w:rPr>
-        <w:t>Eight</w:t>
+        <w:t>Nine</w:t>
       </w:r>
     </w:p>
     <w:p>
@@ -1726,7 +2786,7 @@
           <w:color w:val="181B19"/>
           <w:sz w:val="32"/>
         </w:rPr>
-        <w:t>What the data becomes</w:t>
+        <w:t>CyberCheck: consistency, not confirmation</w:t>
       </w:r>
     </w:p>
     <w:p>
@@ -1740,29 +2800,53 @@
           <w:i w:val="0"/>
           <w:sz w:val="21"/>
         </w:rPr>
-        <w:t>Once the emails are parsed, three things become possible that were not possible before, for anyone, at any price.</w:t>
+        <w:t xml:space="preserve">The weak version of a trust layer asks: </w:t>
+      </w:r>
+      <w:r>
+        <w:rPr>
+          <w:rFonts w:ascii="Source Serif 4" w:hAnsi="Source Serif 4" w:cs="Source Serif 4"/>
+          <w:b w:val="0"/>
+          <w:i/>
+          <w:sz w:val="21"/>
+        </w:rPr>
+        <w:t>did the automation click Save?</w:t>
+      </w:r>
+      <w:r>
+        <w:rPr>
+          <w:rFonts w:ascii="Source Serif 4" w:hAnsi="Source Serif 4" w:cs="Source Serif 4"/>
+          <w:b w:val="0"/>
+          <w:i w:val="0"/>
+          <w:sz w:val="21"/>
+        </w:rPr>
+        <w:t xml:space="preserve"> That is a question about a button.</w:t>
       </w:r>
     </w:p>
     <w:p>
       <w:pPr>
-        <w:pStyle w:val="Heading3"/>
-        <w:spacing w:before="200" w:after="80"/>
-        <w:keepNext w:val="1"/>
-      </w:pPr>
-      <w:r>
-        <w:rPr>
-          <w:rFonts w:ascii="Archivo" w:hAnsi="Archivo" w:cs="Archivo"/>
+        <w:spacing w:after="140"/>
+      </w:pPr>
+      <w:r>
+        <w:rPr>
+          <w:rFonts w:ascii="Source Serif 4" w:hAnsi="Source Serif 4" w:cs="Source Serif 4"/>
+          <w:b w:val="0"/>
+          <w:i w:val="0"/>
+          <w:sz w:val="21"/>
+        </w:rPr>
+        <w:t xml:space="preserve">The strong version asks four questions about the world: </w:t>
+      </w:r>
+      <w:r>
+        <w:rPr>
+          <w:rFonts w:ascii="Source Serif 4" w:hAnsi="Source Serif 4" w:cs="Source Serif 4"/>
           <w:b/>
           <w:i w:val="0"/>
-          <w:color w:val="181B19"/>
-          <w:sz w:val="25"/>
-        </w:rPr>
-        <w:t>Real-time availability</w:t>
+          <w:sz w:val="21"/>
+        </w:rPr>
+        <w:t>what is currently true, how do we know it, where is it inconsistent, and when did we last prove it?</w:t>
       </w:r>
     </w:p>
     <w:p>
       <w:pPr>
-        <w:spacing w:after="140"/>
+        <w:spacing w:after="120"/>
       </w:pPr>
       <w:r>
         <w:rPr>
@@ -1771,12 +2855,30 @@
           <w:i w:val="0"/>
           <w:sz w:val="21"/>
         </w:rPr>
-        <w:t>A rental operator declares six jet skis. FareHarbor emails that two booked from ten to twelve. Booking.com emails that one booked from ten-thirty. A cancellation releases one. The answer is four, live, on their own website.</w:t>
+        <w:t xml:space="preserve">Canonical price </w:t>
+      </w:r>
+      <w:r>
+        <w:rPr>
+          <w:rFonts w:ascii="Source Serif 4" w:hAnsi="Source Serif 4" w:cs="Source Serif 4"/>
+          <w:b w:val="0"/>
+          <w:i w:val="0"/>
+          <w:sz w:val="21"/>
+        </w:rPr>
+        <w:t>—</w:t>
+      </w:r>
+      <w:r>
+        <w:rPr>
+          <w:rFonts w:ascii="Source Serif 4" w:hAnsi="Source Serif 4" w:cs="Source Serif 4"/>
+          <w:b w:val="0"/>
+          <w:i w:val="0"/>
+          <w:sz w:val="21"/>
+        </w:rPr>
+        <w:t xml:space="preserve"> $349</w:t>
       </w:r>
     </w:p>
     <w:p>
       <w:pPr>
-        <w:spacing w:after="140"/>
+        <w:spacing w:after="120"/>
       </w:pPr>
       <w:r>
         <w:rPr>
@@ -1785,16 +2887,7 @@
           <w:i w:val="0"/>
           <w:sz w:val="21"/>
         </w:rPr>
-        <w:t xml:space="preserve">The thing no platform can do: </w:t>
-      </w:r>
-      <w:r>
-        <w:rPr>
-          <w:rFonts w:ascii="Source Serif 4" w:hAnsi="Source Serif 4" w:cs="Source Serif 4"/>
-          <w:b/>
-          <w:i w:val="0"/>
-          <w:sz w:val="21"/>
-        </w:rPr>
-        <w:t>FareHarbor does not know about the Booking.com reservation.</w:t>
+        <w:t>A NEXT GENT profile</w:t>
       </w:r>
       <w:r>
         <w:rPr>
@@ -1803,7 +2896,7 @@
           <w:i w:val="0"/>
           <w:sz w:val="21"/>
         </w:rPr>
-        <w:t xml:space="preserve"> No single channel sees all channels. The business does, and now so does their own site </w:t>
+        <w:t xml:space="preserve">VERIFIED </w:t>
       </w:r>
       <w:r>
         <w:rPr>
@@ -1812,7 +2905,7 @@
           <w:i w:val="0"/>
           <w:sz w:val="21"/>
         </w:rPr>
-        <w:t>—</w:t>
+        <w:t xml:space="preserve"> </w:t>
       </w:r>
       <w:r>
         <w:rPr>
@@ -1821,7 +2914,7 @@
           <w:i w:val="0"/>
           <w:sz w:val="21"/>
         </w:rPr>
-        <w:t xml:space="preserve"> which is the only way their site can ever compete with an agency taking twenty percent.</w:t>
+        <w:t>$349</w:t>
       </w:r>
     </w:p>
     <w:p>
@@ -1835,16 +2928,34 @@
           <w:i w:val="0"/>
           <w:sz w:val="21"/>
         </w:rPr>
-        <w:t>Charter doing $400,000 a year at 20% commission</w:t>
-      </w:r>
-      <w:r>
-        <w:rPr>
-          <w:rFonts w:ascii="Source Serif 4" w:hAnsi="Source Serif 4" w:cs="Source Serif 4"/>
-          <w:b/>
-          <w:i w:val="0"/>
-          <w:sz w:val="21"/>
-        </w:rPr>
-        <w:t>$80,000</w:t>
+        <w:t>Business website</w:t>
+      </w:r>
+      <w:r>
+        <w:rPr>
+          <w:rFonts w:ascii="Source Serif 4" w:hAnsi="Source Serif 4" w:cs="Source Serif 4"/>
+          <w:b w:val="0"/>
+          <w:i w:val="0"/>
+          <w:sz w:val="21"/>
+        </w:rPr>
+        <w:t xml:space="preserve">VERIFIED </w:t>
+      </w:r>
+      <w:r>
+        <w:rPr>
+          <w:rFonts w:ascii="Source Serif 4" w:hAnsi="Source Serif 4" w:cs="Source Serif 4"/>
+          <w:b w:val="0"/>
+          <w:i w:val="0"/>
+          <w:sz w:val="21"/>
+        </w:rPr>
+        <w:t xml:space="preserve"> </w:t>
+      </w:r>
+      <w:r>
+        <w:rPr>
+          <w:rFonts w:ascii="Source Serif 4" w:hAnsi="Source Serif 4" w:cs="Source Serif 4"/>
+          <w:b w:val="0"/>
+          <w:i w:val="0"/>
+          <w:sz w:val="21"/>
+        </w:rPr>
+        <w:t>$349</w:t>
       </w:r>
     </w:p>
     <w:p>
@@ -1858,16 +2969,34 @@
           <w:i w:val="0"/>
           <w:sz w:val="21"/>
         </w:rPr>
-        <w:t>Moving 30% of bookings direct</w:t>
-      </w:r>
-      <w:r>
-        <w:rPr>
-          <w:rFonts w:ascii="Source Serif 4" w:hAnsi="Source Serif 4" w:cs="Source Serif 4"/>
-          <w:b/>
-          <w:i w:val="0"/>
-          <w:sz w:val="21"/>
-        </w:rPr>
-        <w:t>$24,000 back</w:t>
+        <w:t>Google Business</w:t>
+      </w:r>
+      <w:r>
+        <w:rPr>
+          <w:rFonts w:ascii="Source Serif 4" w:hAnsi="Source Serif 4" w:cs="Source Serif 4"/>
+          <w:b w:val="0"/>
+          <w:i w:val="0"/>
+          <w:sz w:val="21"/>
+        </w:rPr>
+        <w:t xml:space="preserve">VERIFIED </w:t>
+      </w:r>
+      <w:r>
+        <w:rPr>
+          <w:rFonts w:ascii="Source Serif 4" w:hAnsi="Source Serif 4" w:cs="Source Serif 4"/>
+          <w:b w:val="0"/>
+          <w:i w:val="0"/>
+          <w:sz w:val="21"/>
+        </w:rPr>
+        <w:t xml:space="preserve"> </w:t>
+      </w:r>
+      <w:r>
+        <w:rPr>
+          <w:rFonts w:ascii="Source Serif 4" w:hAnsi="Source Serif 4" w:cs="Source Serif 4"/>
+          <w:b w:val="0"/>
+          <w:i w:val="0"/>
+          <w:sz w:val="21"/>
+        </w:rPr>
+        <w:t>$349</w:t>
       </w:r>
     </w:p>
     <w:p>
@@ -1881,16 +3010,34 @@
           <w:i w:val="0"/>
           <w:sz w:val="21"/>
         </w:rPr>
-        <w:t>What the subscription costs for a year</w:t>
-      </w:r>
-      <w:r>
-        <w:rPr>
-          <w:rFonts w:ascii="Source Serif 4" w:hAnsi="Source Serif 4" w:cs="Source Serif 4"/>
-          <w:b/>
-          <w:i w:val="0"/>
-          <w:sz w:val="21"/>
-        </w:rPr>
-        <w:t>$3,588</w:t>
+        <w:t>Facebook</w:t>
+      </w:r>
+      <w:r>
+        <w:rPr>
+          <w:rFonts w:ascii="Source Serif 4" w:hAnsi="Source Serif 4" w:cs="Source Serif 4"/>
+          <w:b w:val="0"/>
+          <w:i w:val="0"/>
+          <w:sz w:val="21"/>
+        </w:rPr>
+        <w:t xml:space="preserve">CONTRADICTED </w:t>
+      </w:r>
+      <w:r>
+        <w:rPr>
+          <w:rFonts w:ascii="Source Serif 4" w:hAnsi="Source Serif 4" w:cs="Source Serif 4"/>
+          <w:b w:val="0"/>
+          <w:i w:val="0"/>
+          <w:sz w:val="21"/>
+        </w:rPr>
+        <w:t xml:space="preserve"> </w:t>
+      </w:r>
+      <w:r>
+        <w:rPr>
+          <w:rFonts w:ascii="Source Serif 4" w:hAnsi="Source Serif 4" w:cs="Source Serif 4"/>
+          <w:b w:val="0"/>
+          <w:i w:val="0"/>
+          <w:sz w:val="21"/>
+        </w:rPr>
+        <w:t>$399</w:t>
       </w:r>
     </w:p>
     <w:p>
@@ -1904,69 +3051,30 @@
           <w:i w:val="0"/>
           <w:sz w:val="21"/>
         </w:rPr>
-        <w:t>Return on one line item</w:t>
-      </w:r>
-      <w:r>
-        <w:rPr>
-          <w:rFonts w:ascii="Source Serif 4" w:hAnsi="Source Serif 4" w:cs="Source Serif 4"/>
-          <w:b/>
-          <w:i w:val="0"/>
-          <w:sz w:val="21"/>
-        </w:rPr>
-        <w:t>6.7</w:t>
-      </w:r>
-      <w:r>
-        <w:rPr>
-          <w:rFonts w:ascii="Source Serif 4" w:hAnsi="Source Serif 4" w:cs="Source Serif 4"/>
-          <w:b/>
-          <w:i w:val="0"/>
-          <w:sz w:val="21"/>
-        </w:rPr>
-        <w:t xml:space="preserve"> </w:t>
-      </w:r>
-      <w:r>
-        <w:rPr>
-          <w:rFonts w:ascii="Source Serif 4" w:hAnsi="Source Serif 4" w:cs="Source Serif 4"/>
-          <w:b/>
-          <w:i w:val="0"/>
-          <w:sz w:val="21"/>
-        </w:rPr>
-        <w:t>:</w:t>
-      </w:r>
-      <w:r>
-        <w:rPr>
-          <w:rFonts w:ascii="Source Serif 4" w:hAnsi="Source Serif 4" w:cs="Source Serif 4"/>
-          <w:b/>
-          <w:i w:val="0"/>
-          <w:sz w:val="21"/>
-        </w:rPr>
-        <w:t xml:space="preserve"> </w:t>
-      </w:r>
-      <w:r>
-        <w:rPr>
-          <w:rFonts w:ascii="Source Serif 4" w:hAnsi="Source Serif 4" w:cs="Source Serif 4"/>
-          <w:b/>
-          <w:i w:val="0"/>
-          <w:sz w:val="21"/>
-        </w:rPr>
-        <w:t>1</w:t>
+        <w:t>Yelp</w:t>
+      </w:r>
+      <w:r>
+        <w:rPr>
+          <w:rFonts w:ascii="Source Serif 4" w:hAnsi="Source Serif 4" w:cs="Source Serif 4"/>
+          <w:b w:val="0"/>
+          <w:i w:val="0"/>
+          <w:sz w:val="21"/>
+        </w:rPr>
+        <w:t>NOT_YET_VERIFIABLE</w:t>
       </w:r>
     </w:p>
     <w:p>
       <w:pPr>
-        <w:pStyle w:val="Heading3"/>
-        <w:spacing w:before="200" w:after="80"/>
-        <w:keepNext w:val="1"/>
-      </w:pPr>
-      <w:r>
-        <w:rPr>
-          <w:rFonts w:ascii="Archivo" w:hAnsi="Archivo" w:cs="Archivo"/>
-          <w:b/>
-          <w:i w:val="0"/>
-          <w:color w:val="181B19"/>
-          <w:sz w:val="25"/>
-        </w:rPr>
-        <w:t>Item-level verified reviews</w:t>
+        <w:spacing w:after="140"/>
+      </w:pPr>
+      <w:r>
+        <w:rPr>
+          <w:rFonts w:ascii="Source Serif 4" w:hAnsi="Source Serif 4" w:cs="Source Serif 4"/>
+          <w:b w:val="0"/>
+          <w:i w:val="0"/>
+          <w:sz w:val="21"/>
+        </w:rPr>
+        <w:t>That table is a product. It is the thing a business owner cannot get anywhere at any price today, and it is the thing an insurer, a franchisor or a chamber would recognise immediately as valuable.</w:t>
       </w:r>
     </w:p>
     <w:p>
@@ -1980,7 +3088,7 @@
           <w:i w:val="0"/>
           <w:sz w:val="21"/>
         </w:rPr>
-        <w:t xml:space="preserve">The QR code on the table is scanned at a time, by a table, whose check closes on a ticket. That means the system knows what was actually ordered </w:t>
+        <w:t xml:space="preserve">It also gives the trust layer its real job list: provenance, identity, last verification, source, device, actor, contradictions and freshness. Not more data </w:t>
       </w:r>
       <w:r>
         <w:rPr>
@@ -1998,7 +3106,16 @@
           <w:i w:val="0"/>
           <w:sz w:val="21"/>
         </w:rPr>
-        <w:t xml:space="preserve"> the shrimp scampi, at 7:42, table nine </w:t>
+        <w:t xml:space="preserve"> </w:t>
+      </w:r>
+      <w:r>
+        <w:rPr>
+          <w:rFonts w:ascii="Source Serif 4" w:hAnsi="Source Serif 4" w:cs="Source Serif 4"/>
+          <w:b/>
+          <w:i w:val="0"/>
+          <w:sz w:val="21"/>
+        </w:rPr>
+        <w:t>provable data</w:t>
       </w:r>
       <w:r>
         <w:rPr>
@@ -2007,61 +3124,17 @@
           <w:i w:val="0"/>
           <w:sz w:val="21"/>
         </w:rPr>
-        <w:t>—</w:t>
-      </w:r>
-      <w:r>
-        <w:rPr>
-          <w:rFonts w:ascii="Source Serif 4" w:hAnsi="Source Serif 4" w:cs="Source Serif 4"/>
-          <w:b w:val="0"/>
-          <w:i w:val="0"/>
-          <w:sz w:val="21"/>
-        </w:rPr>
-        <w:t xml:space="preserve"> and a review can be attached to a dish rather than to a building.</w:t>
+        <w:t>, with a record of who changed what, from which device, and when it was last confirmed against reality.</w:t>
       </w:r>
     </w:p>
     <w:p>
-      <w:pPr>
-        <w:spacing w:after="140"/>
-      </w:pPr>
-      <w:r>
-        <w:rPr>
-          <w:rFonts w:ascii="Source Serif 4" w:hAnsi="Source Serif 4" w:cs="Source Serif 4"/>
-          <w:b w:val="0"/>
-          <w:i w:val="0"/>
-          <w:sz w:val="21"/>
-        </w:rPr>
-        <w:t xml:space="preserve">A 4.3 tells a visitor nothing. "The bushwhacker is a 5.0 across two hundred and ten people who actually bought one" tells them where to go tonight. And in an internet filling with generated reviews, </w:t>
-      </w:r>
-      <w:r>
-        <w:rPr>
-          <w:rFonts w:ascii="Source Serif 4" w:hAnsi="Source Serif 4" w:cs="Source Serif 4"/>
-          <w:b/>
-          <w:i w:val="0"/>
-          <w:sz w:val="21"/>
-        </w:rPr>
-        <w:t>a receipt is the last thing that cannot be faked.</w:t>
+      <w:r>
+        <w:br w:type="page"/>
       </w:r>
     </w:p>
     <w:p>
       <w:pPr>
-        <w:pStyle w:val="Heading3"/>
-        <w:spacing w:before="200" w:after="80"/>
-        <w:keepNext w:val="1"/>
-      </w:pPr>
-      <w:r>
-        <w:rPr>
-          <w:rFonts w:ascii="Archivo" w:hAnsi="Archivo" w:cs="Archivo"/>
-          <w:b/>
-          <w:i w:val="0"/>
-          <w:color w:val="181B19"/>
-          <w:sz w:val="25"/>
-        </w:rPr>
-        <w:t>Canonical business truth</w:t>
-      </w:r>
-    </w:p>
-    <w:p>
-      <w:pPr>
-        <w:spacing w:after="140"/>
+        <w:spacing w:after="120"/>
       </w:pPr>
       <w:r>
         <w:rPr>
@@ -2070,40 +3143,7 @@
           <w:i w:val="0"/>
           <w:sz w:val="21"/>
         </w:rPr>
-        <w:t>Hours that were changed and verified. Menus that are current because they were updated this morning. Prices that match the register. Published in a form any assistant can read directly.</w:t>
-      </w:r>
-    </w:p>
-    <w:p>
-      <w:pPr>
-        <w:spacing w:after="140"/>
-      </w:pPr>
-      <w:r>
-        <w:rPr>
-          <w:rFonts w:ascii="Source Serif 4" w:hAnsi="Source Serif 4" w:cs="Source Serif 4"/>
-          <w:b w:val="0"/>
-          <w:i w:val="0"/>
-          <w:sz w:val="21"/>
-        </w:rPr>
-        <w:t>Ask any AI today who has crab legs nearby, or who has a six-top free at seven-thirty. Nothing on earth can answer, because the data has never existed in a form anyone could publish. That is the gap this fills, and filling it is worth more over ten years than the subscription is.</w:t>
-      </w:r>
-    </w:p>
-    <w:p>
-      <w:r>
-        <w:br w:type="page"/>
-      </w:r>
-    </w:p>
-    <w:p>
-      <w:pPr>
-        <w:spacing w:after="120"/>
-      </w:pPr>
-      <w:r>
-        <w:rPr>
-          <w:rFonts w:ascii="Source Serif 4" w:hAnsi="Source Serif 4" w:cs="Source Serif 4"/>
-          <w:b w:val="0"/>
-          <w:i w:val="0"/>
-          <w:sz w:val="21"/>
-        </w:rPr>
-        <w:t>Nine</w:t>
+        <w:t>Ten</w:t>
       </w:r>
     </w:p>
     <w:p>
@@ -2123,7 +3163,7 @@
           <w:color w:val="181B19"/>
           <w:sz w:val="32"/>
         </w:rPr>
-        <w:t>Four surfaces, one truth</w:t>
+        <w:t>Customer capture and reconciliation</w:t>
       </w:r>
     </w:p>
     <w:p>
@@ -2137,33 +3177,40 @@
           <w:i w:val="0"/>
           <w:sz w:val="21"/>
         </w:rPr>
-        <w:t xml:space="preserve">There is one record of what is true about a business, and four ways to reach it. They are not four products </w:t>
-      </w:r>
-      <w:r>
-        <w:rPr>
-          <w:rFonts w:ascii="Source Serif 4" w:hAnsi="Source Serif 4" w:cs="Source Serif 4"/>
-          <w:b w:val="0"/>
-          <w:i w:val="0"/>
-          <w:sz w:val="21"/>
-        </w:rPr>
-        <w:t>—</w:t>
-      </w:r>
-      <w:r>
-        <w:rPr>
-          <w:rFonts w:ascii="Source Serif 4" w:hAnsi="Source Serif 4" w:cs="Source Serif 4"/>
-          <w:b w:val="0"/>
-          <w:i w:val="0"/>
-          <w:sz w:val="21"/>
-        </w:rPr>
-        <w:t xml:space="preserve"> they are four doors into the same hallway, and every one of them produces the same structured request underneath.</w:t>
+        <w:t xml:space="preserve">This is a core business mechanism, not a feature of booking, and it deserves to be named at the top level. It is how a business takes back the thing every gatekeeper platform is designed to keep: </w:t>
+      </w:r>
+      <w:r>
+        <w:rPr>
+          <w:rFonts w:ascii="Source Serif 4" w:hAnsi="Source Serif 4" w:cs="Source Serif 4"/>
+          <w:b/>
+          <w:i w:val="0"/>
+          <w:sz w:val="21"/>
+        </w:rPr>
+        <w:t>the customer relationship.</w:t>
       </w:r>
     </w:p>
     <w:p>
       <w:pPr>
-        <w:pStyle w:val="ListBullet"/>
-        <w:spacing w:after="60"/>
-        <w:ind w:left="360"/>
-      </w:pPr>
+        <w:spacing w:after="120"/>
+      </w:pPr>
+      <w:r>
+        <w:rPr>
+          <w:rFonts w:ascii="Source Serif 4" w:hAnsi="Source Serif 4" w:cs="Source Serif 4"/>
+          <w:b w:val="0"/>
+          <w:i w:val="0"/>
+          <w:sz w:val="21"/>
+        </w:rPr>
+        <w:t xml:space="preserve"> </w:t>
+      </w:r>
+      <w:r>
+        <w:rPr>
+          <w:rFonts w:ascii="Source Serif 4" w:hAnsi="Source Serif 4" w:cs="Source Serif 4"/>
+          <w:b w:val="0"/>
+          <w:i w:val="0"/>
+          <w:sz w:val="21"/>
+        </w:rPr>
+        <w:t xml:space="preserve">The provider still takes the transaction, and nothing asks the business to leave a platform that works. But the visitor was identified </w:t>
+      </w:r>
       <w:r>
         <w:rPr>
           <w:rFonts w:ascii="Source Serif 4" w:hAnsi="Source Serif 4" w:cs="Source Serif 4"/>
@@ -2171,7 +3218,7 @@
           <w:i w:val="0"/>
           <w:sz w:val="21"/>
         </w:rPr>
-        <w:t>Text.</w:t>
+        <w:t>before</w:t>
       </w:r>
       <w:r>
         <w:rPr>
@@ -2180,24 +3227,40 @@
           <w:i w:val="0"/>
           <w:sz w:val="21"/>
         </w:rPr>
-        <w:t xml:space="preserve"> Their own business number, on the SIM in the phone. Questions in, answers out, approvals by reply. This one works with no hardware at all, which is why it ships first.</w:t>
+        <w:t xml:space="preserve"> the handoff, and the confirmation email closes the loop afterwards </w:t>
+      </w:r>
+      <w:r>
+        <w:rPr>
+          <w:rFonts w:ascii="Source Serif 4" w:hAnsi="Source Serif 4" w:cs="Source Serif 4"/>
+          <w:b w:val="0"/>
+          <w:i w:val="0"/>
+          <w:sz w:val="21"/>
+        </w:rPr>
+        <w:t>—</w:t>
+      </w:r>
+      <w:r>
+        <w:rPr>
+          <w:rFonts w:ascii="Source Serif 4" w:hAnsi="Source Serif 4" w:cs="Source Serif 4"/>
+          <w:b w:val="0"/>
+          <w:i w:val="0"/>
+          <w:sz w:val="21"/>
+        </w:rPr>
+        <w:t xml:space="preserve"> so the anonymous click that a gatekeeper normally keeps becomes a named customer in the business's own records.</w:t>
+      </w:r>
+      <w:r>
+        <w:rPr>
+          <w:rFonts w:ascii="Source Serif 4" w:hAnsi="Source Serif 4" w:cs="Source Serif 4"/>
+          <w:b w:val="0"/>
+          <w:i w:val="0"/>
+          <w:sz w:val="21"/>
+        </w:rPr>
+        <w:t xml:space="preserve"> </w:t>
       </w:r>
     </w:p>
     <w:p>
       <w:pPr>
-        <w:pStyle w:val="ListBullet"/>
-        <w:spacing w:after="60"/>
-        <w:ind w:left="360"/>
-      </w:pPr>
-      <w:r>
-        <w:rPr>
-          <w:rFonts w:ascii="Source Serif 4" w:hAnsi="Source Serif 4" w:cs="Source Serif 4"/>
-          <w:b/>
-          <w:i w:val="0"/>
-          <w:sz w:val="21"/>
-        </w:rPr>
-        <w:t>Voice.</w:t>
-      </w:r>
+        <w:spacing w:after="140"/>
+      </w:pPr>
       <w:r>
         <w:rPr>
           <w:rFonts w:ascii="Source Serif 4" w:hAnsi="Source Serif 4" w:cs="Source Serif 4"/>
@@ -2205,67 +3268,18 @@
           <w:i w:val="0"/>
           <w:sz w:val="21"/>
         </w:rPr>
-        <w:t xml:space="preserve"> Wake word, listen, understand, speak. Most commands in a business are eight fixed sentences, so most never need a model at all.</w:t>
+        <w:t>Then the lifecycle continues, and every stage is something the business could never do before: booking, experience, verified customer, review request, loyalty, future offer, repeat booking. None of that is reachable if the customer only ever existed inside someone else's platform.</w:t>
       </w:r>
     </w:p>
     <w:p>
-      <w:pPr>
-        <w:pStyle w:val="ListBullet"/>
-        <w:spacing w:after="60"/>
-        <w:ind w:left="360"/>
-      </w:pPr>
-      <w:r>
-        <w:rPr>
-          <w:rFonts w:ascii="Source Serif 4" w:hAnsi="Source Serif 4" w:cs="Source Serif 4"/>
-          <w:b/>
-          <w:i w:val="0"/>
-          <w:sz w:val="21"/>
-        </w:rPr>
-        <w:t>The screen.</w:t>
-      </w:r>
-      <w:r>
-        <w:rPr>
-          <w:rFonts w:ascii="Source Serif 4" w:hAnsi="Source Serif 4" w:cs="Source Serif 4"/>
-          <w:b w:val="0"/>
-          <w:i w:val="0"/>
-          <w:sz w:val="21"/>
-        </w:rPr>
-        <w:t xml:space="preserve"> The wall kiosk. Not a dashboard </w:t>
-      </w:r>
-      <w:r>
-        <w:rPr>
-          <w:rFonts w:ascii="Source Serif 4" w:hAnsi="Source Serif 4" w:cs="Source Serif 4"/>
-          <w:b w:val="0"/>
-          <w:i w:val="0"/>
-          <w:sz w:val="21"/>
-        </w:rPr>
-        <w:t>—</w:t>
-      </w:r>
-      <w:r>
-        <w:rPr>
-          <w:rFonts w:ascii="Source Serif 4" w:hAnsi="Source Serif 4" w:cs="Source Serif 4"/>
-          <w:b w:val="0"/>
-          <w:i w:val="0"/>
-          <w:sz w:val="21"/>
-        </w:rPr>
-        <w:t xml:space="preserve"> a short list of things that need an OK, approved with coffee in hand.</w:t>
+      <w:r>
+        <w:br w:type="page"/>
       </w:r>
     </w:p>
     <w:p>
       <w:pPr>
-        <w:pStyle w:val="ListBullet"/>
-        <w:spacing w:after="60"/>
-        <w:ind w:left="360"/>
-      </w:pPr>
-      <w:r>
-        <w:rPr>
-          <w:rFonts w:ascii="Source Serif 4" w:hAnsi="Source Serif 4" w:cs="Source Serif 4"/>
-          <w:b/>
-          <w:i w:val="0"/>
-          <w:sz w:val="21"/>
-        </w:rPr>
-        <w:t>Another agent.</w:t>
-      </w:r>
+        <w:spacing w:after="120"/>
+      </w:pPr>
       <w:r>
         <w:rPr>
           <w:rFonts w:ascii="Source Serif 4" w:hAnsi="Source Serif 4" w:cs="Source Serif 4"/>
@@ -2273,157 +3287,7 @@
           <w:i w:val="0"/>
           <w:sz w:val="21"/>
         </w:rPr>
-        <w:t xml:space="preserve"> The machine-readable door. Somebody else's assistant asks a question and gets an answer without ever touching the data behind it.</w:t>
-      </w:r>
-    </w:p>
-    <w:p>
-      <w:pPr>
-        <w:pStyle w:val="Heading3"/>
-        <w:spacing w:before="200" w:after="80"/>
-        <w:keepNext w:val="1"/>
-      </w:pPr>
-      <w:r>
-        <w:rPr>
-          <w:rFonts w:ascii="Archivo" w:hAnsi="Archivo" w:cs="Archivo"/>
-          <w:b/>
-          <w:i w:val="0"/>
-          <w:color w:val="181B19"/>
-          <w:sz w:val="25"/>
-        </w:rPr>
-        <w:t>And two halves that must never be confused</w:t>
-      </w:r>
-    </w:p>
-    <w:p>
-      <w:pPr>
-        <w:spacing w:after="140"/>
-      </w:pPr>
-      <w:r>
-        <w:rPr>
-          <w:rFonts w:ascii="Source Serif 4" w:hAnsi="Source Serif 4" w:cs="Source Serif 4"/>
-          <w:b w:val="0"/>
-          <w:i w:val="0"/>
-          <w:sz w:val="21"/>
-        </w:rPr>
-        <w:t xml:space="preserve">The </w:t>
-      </w:r>
-      <w:r>
-        <w:rPr>
-          <w:rFonts w:ascii="Source Serif 4" w:hAnsi="Source Serif 4" w:cs="Source Serif 4"/>
-          <w:b/>
-          <w:i w:val="0"/>
-          <w:sz w:val="21"/>
-        </w:rPr>
-        <w:t>private half</w:t>
-      </w:r>
-      <w:r>
-        <w:rPr>
-          <w:rFonts w:ascii="Source Serif 4" w:hAnsi="Source Serif 4" w:cs="Source Serif 4"/>
-          <w:b w:val="0"/>
-          <w:i w:val="0"/>
-          <w:sz w:val="21"/>
-        </w:rPr>
-        <w:t xml:space="preserve"> lives on the node: the books, the customer list, the credentials, the observations. It never leaves the building.</w:t>
-      </w:r>
-    </w:p>
-    <w:p>
-      <w:pPr>
-        <w:spacing w:after="140"/>
-      </w:pPr>
-      <w:r>
-        <w:rPr>
-          <w:rFonts w:ascii="Source Serif 4" w:hAnsi="Source Serif 4" w:cs="Source Serif 4"/>
-          <w:b w:val="0"/>
-          <w:i w:val="0"/>
-          <w:sz w:val="21"/>
-        </w:rPr>
-        <w:t xml:space="preserve">The </w:t>
-      </w:r>
-      <w:r>
-        <w:rPr>
-          <w:rFonts w:ascii="Source Serif 4" w:hAnsi="Source Serif 4" w:cs="Source Serif 4"/>
-          <w:b/>
-          <w:i w:val="0"/>
-          <w:sz w:val="21"/>
-        </w:rPr>
-        <w:t>public half</w:t>
-      </w:r>
-      <w:r>
-        <w:rPr>
-          <w:rFonts w:ascii="Source Serif 4" w:hAnsi="Source Serif 4" w:cs="Source Serif 4"/>
-          <w:b w:val="0"/>
-          <w:i w:val="0"/>
-          <w:sz w:val="21"/>
-        </w:rPr>
-        <w:t xml:space="preserve"> is a signed, read-only projection: hours, menu, availability, verified ratings. It is published everywhere and given away for nothing.</w:t>
-      </w:r>
-    </w:p>
-    <w:p>
-      <w:pPr>
-        <w:spacing w:after="140"/>
-      </w:pPr>
-      <w:r>
-        <w:rPr>
-          <w:rFonts w:ascii="Source Serif 4" w:hAnsi="Source Serif 4" w:cs="Source Serif 4"/>
-          <w:b w:val="0"/>
-          <w:i w:val="0"/>
-          <w:sz w:val="21"/>
-        </w:rPr>
-        <w:t xml:space="preserve">The edge that serves the public half has </w:t>
-      </w:r>
-      <w:r>
-        <w:rPr>
-          <w:rFonts w:ascii="Source Serif 4" w:hAnsi="Source Serif 4" w:cs="Source Serif 4"/>
-          <w:b/>
-          <w:i w:val="0"/>
-          <w:sz w:val="21"/>
-        </w:rPr>
-        <w:t>no code path back into the node.</w:t>
-      </w:r>
-      <w:r>
-        <w:rPr>
-          <w:rFonts w:ascii="Source Serif 4" w:hAnsi="Source Serif 4" w:cs="Source Serif 4"/>
-          <w:b w:val="0"/>
-          <w:i w:val="0"/>
-          <w:sz w:val="21"/>
-        </w:rPr>
-        <w:t xml:space="preserve"> Not a permission setting </w:t>
-      </w:r>
-      <w:r>
-        <w:rPr>
-          <w:rFonts w:ascii="Source Serif 4" w:hAnsi="Source Serif 4" w:cs="Source Serif 4"/>
-          <w:b w:val="0"/>
-          <w:i w:val="0"/>
-          <w:sz w:val="21"/>
-        </w:rPr>
-        <w:t>—</w:t>
-      </w:r>
-      <w:r>
-        <w:rPr>
-          <w:rFonts w:ascii="Source Serif 4" w:hAnsi="Source Serif 4" w:cs="Source Serif 4"/>
-          <w:b w:val="0"/>
-          <w:i w:val="0"/>
-          <w:sz w:val="21"/>
-        </w:rPr>
-        <w:t xml:space="preserve"> there is no route, because none was built. That is what makes "we cannot see your data" a structural fact instead of a promise in a privacy policy.</w:t>
-      </w:r>
-    </w:p>
-    <w:p>
-      <w:r>
-        <w:br w:type="page"/>
-      </w:r>
-    </w:p>
-    <w:p>
-      <w:pPr>
-        <w:spacing w:after="120"/>
-      </w:pPr>
-      <w:r>
-        <w:rPr>
-          <w:rFonts w:ascii="Source Serif 4" w:hAnsi="Source Serif 4" w:cs="Source Serif 4"/>
-          <w:b w:val="0"/>
-          <w:i w:val="0"/>
-          <w:sz w:val="21"/>
-        </w:rPr>
-        <w:t>Ten</w:t>
+        <w:t>Eleven</w:t>
       </w:r>
     </w:p>
     <w:p>
@@ -2443,7 +3307,7 @@
           <w:color w:val="181B19"/>
           <w:sz w:val="32"/>
         </w:rPr>
-        <w:t>The apps on top</w:t>
+        <w:t>The cancellation loop</w:t>
       </w:r>
     </w:p>
     <w:p>
@@ -2457,40 +3321,172 @@
           <w:i w:val="0"/>
           <w:sz w:val="21"/>
         </w:rPr>
-        <w:t>Once there is a live record of a business, applications stop being integrations and start being views. Each one is small, because the hard part already happened.</w:t>
+        <w:t>Availability data becomes a revenue engine rather than a nicer calendar at exactly one moment: when something gets cancelled.</w:t>
       </w:r>
     </w:p>
     <w:p>
       <w:pPr>
-        <w:pStyle w:val="ListBullet"/>
-        <w:spacing w:after="60"/>
-        <w:ind w:left="360"/>
-      </w:pPr>
-      <w:r>
-        <w:rPr>
-          <w:rFonts w:ascii="Source Serif 4" w:hAnsi="Source Serif 4" w:cs="Source Serif 4"/>
-          <w:b/>
-          <w:i w:val="0"/>
-          <w:sz w:val="21"/>
-        </w:rPr>
-        <w:t>QR menu.</w:t>
-      </w:r>
-      <w:r>
-        <w:rPr>
-          <w:rFonts w:ascii="Source Serif 4" w:hAnsi="Source Serif 4" w:cs="Source Serif 4"/>
-          <w:b w:val="0"/>
-          <w:i w:val="0"/>
-          <w:sz w:val="21"/>
-        </w:rPr>
-        <w:t xml:space="preserve"> Always current, because it is the same menu that just got pushed to Google. Also the thing that closes the loop between what a guest looked at and what they ate.</w:t>
+        <w:spacing w:before="120" w:after="160" w:line="240" w:lineRule="auto"/>
+        <w:ind w:left="202"/>
+        <w:shd w:val="clear" w:color="auto" w:fill="F1F2EF"/>
+        <w:pBdr>
+          <w:left w:val="single" w:sz="12" w:space="8" w:color="D7DAD3"/>
+        </w:pBdr>
+      </w:pPr>
+      <w:r>
+        <w:rPr>
+          <w:rFonts w:ascii="JetBrains Mono" w:hAnsi="JetBrains Mono" w:cs="JetBrains Mono"/>
+          <w:rFonts w:ascii="JetBrains Mono" w:hAnsi="JetBrains Mono"/>
+          <w:sz w:val="17"/>
+        </w:rPr>
+        <w:t>10 AM dolphin cruise</w:t>
+      </w:r>
+      <w:r>
+        <w:br/>
+      </w:r>
+      <w:r>
+        <w:rPr>
+          <w:rFonts w:ascii="JetBrains Mono" w:hAnsi="JetBrains Mono" w:cs="JetBrains Mono"/>
+          <w:rFonts w:ascii="JetBrains Mono" w:hAnsi="JetBrains Mono"/>
+          <w:sz w:val="17"/>
+        </w:rPr>
+        <w:t>capacity   20</w:t>
+      </w:r>
+      <w:r>
+        <w:br/>
+      </w:r>
+      <w:r>
+        <w:rPr>
+          <w:rFonts w:ascii="JetBrains Mono" w:hAnsi="JetBrains Mono" w:cs="JetBrains Mono"/>
+          <w:rFonts w:ascii="JetBrains Mono" w:hAnsi="JetBrains Mono"/>
+          <w:sz w:val="17"/>
+        </w:rPr>
+        <w:t>booked     20</w:t>
+      </w:r>
+      <w:r>
+        <w:br/>
+      </w:r>
+      <w:r>
+        <w:rPr>
+          <w:rFonts w:ascii="JetBrains Mono" w:hAnsi="JetBrains Mono" w:cs="JetBrains Mono"/>
+          <w:rFonts w:ascii="JetBrains Mono" w:hAnsi="JetBrains Mono"/>
+          <w:sz w:val="17"/>
+        </w:rPr>
+        <w:t>cancelled   3</w:t>
+      </w:r>
+      <w:r>
+        <w:br/>
+      </w:r>
+      <w:r>
+        <w:rPr>
+          <w:rFonts w:ascii="JetBrains Mono" w:hAnsi="JetBrains Mono" w:cs="JetBrains Mono"/>
+          <w:rFonts w:ascii="JetBrains Mono" w:hAnsi="JetBrains Mono"/>
+          <w:sz w:val="17"/>
+        </w:rPr>
+        <w:t>available   3</w:t>
+      </w:r>
+      <w:r>
+        <w:br/>
+      </w:r>
+      <w:r>
+        <w:rPr>
+          <w:rFonts w:ascii="JetBrains Mono" w:hAnsi="JetBrains Mono" w:cs="JetBrains Mono"/>
+          <w:rFonts w:ascii="JetBrains Mono" w:hAnsi="JetBrains Mono"/>
+          <w:sz w:val="17"/>
+        </w:rPr>
+        <w:t xml:space="preserve">                 ↓</w:t>
+      </w:r>
+      <w:r>
+        <w:br/>
+      </w:r>
+      <w:r>
+        <w:rPr>
+          <w:rFonts w:ascii="JetBrains Mono" w:hAnsi="JetBrains Mono" w:cs="JetBrains Mono"/>
+          <w:rFonts w:ascii="JetBrains Mono" w:hAnsi="JetBrains Mono"/>
+          <w:sz w:val="17"/>
+        </w:rPr>
+        <w:t>find customers who</w:t>
+      </w:r>
+      <w:r>
+        <w:br/>
+      </w:r>
+      <w:r>
+        <w:rPr>
+          <w:rFonts w:ascii="JetBrains Mono" w:hAnsi="JetBrains Mono" w:cs="JetBrains Mono"/>
+          <w:rFonts w:ascii="JetBrains Mono" w:hAnsi="JetBrains Mono"/>
+          <w:sz w:val="17"/>
+        </w:rPr>
+        <w:t xml:space="preserve">   searched that trip</w:t>
+      </w:r>
+      <w:r>
+        <w:br/>
+      </w:r>
+      <w:r>
+        <w:rPr>
+          <w:rFonts w:ascii="JetBrains Mono" w:hAnsi="JetBrains Mono" w:cs="JetBrains Mono"/>
+          <w:rFonts w:ascii="JetBrains Mono" w:hAnsi="JetBrains Mono"/>
+          <w:sz w:val="17"/>
+        </w:rPr>
+        <w:t xml:space="preserve">   requested that time</w:t>
+      </w:r>
+      <w:r>
+        <w:br/>
+      </w:r>
+      <w:r>
+        <w:rPr>
+          <w:rFonts w:ascii="JetBrains Mono" w:hAnsi="JetBrains Mono" w:cs="JetBrains Mono"/>
+          <w:rFonts w:ascii="JetBrains Mono" w:hAnsi="JetBrains Mono"/>
+          <w:sz w:val="17"/>
+        </w:rPr>
+        <w:t xml:space="preserve">   joined the waiting list</w:t>
+      </w:r>
+      <w:r>
+        <w:br/>
+      </w:r>
+      <w:r>
+        <w:rPr>
+          <w:rFonts w:ascii="JetBrains Mono" w:hAnsi="JetBrains Mono" w:cs="JetBrains Mono"/>
+          <w:rFonts w:ascii="JetBrains Mono" w:hAnsi="JetBrains Mono"/>
+          <w:sz w:val="17"/>
+        </w:rPr>
+        <w:t xml:space="preserve">   previously booked something similar</w:t>
+      </w:r>
+      <w:r>
+        <w:br/>
+      </w:r>
+      <w:r>
+        <w:rPr>
+          <w:rFonts w:ascii="JetBrains Mono" w:hAnsi="JetBrains Mono" w:cs="JetBrains Mono"/>
+          <w:rFonts w:ascii="JetBrains Mono" w:hAnsi="JetBrains Mono"/>
+          <w:sz w:val="17"/>
+        </w:rPr>
+        <w:t xml:space="preserve">                 ↓</w:t>
+      </w:r>
+      <w:r>
+        <w:br/>
+      </w:r>
+      <w:r>
+        <w:rPr>
+          <w:rFonts w:ascii="JetBrains Mono" w:hAnsi="JetBrains Mono" w:cs="JetBrains Mono"/>
+          <w:rFonts w:ascii="JetBrains Mono" w:hAnsi="JetBrains Mono"/>
+          <w:sz w:val="17"/>
+        </w:rPr>
+        <w:t>SMS  —  "3 seats just opened tomorrow at 10."</w:t>
       </w:r>
     </w:p>
     <w:p>
       <w:pPr>
-        <w:pStyle w:val="ListBullet"/>
-        <w:spacing w:after="60"/>
-        <w:ind w:left="360"/>
-      </w:pPr>
+        <w:spacing w:after="140"/>
+      </w:pPr>
+      <w:r>
+        <w:rPr>
+          <w:rFonts w:ascii="Source Serif 4" w:hAnsi="Source Serif 4" w:cs="Source Serif 4"/>
+          <w:b w:val="0"/>
+          <w:i w:val="0"/>
+          <w:sz w:val="21"/>
+        </w:rPr>
+        <w:t xml:space="preserve">Every input to that query already exists because of the systems above it. The availability came from the parser. The customers came from capture and reconciliation. The message goes out on the business's own number. </w:t>
+      </w:r>
       <w:r>
         <w:rPr>
           <w:rFonts w:ascii="Source Serif 4" w:hAnsi="Source Serif 4" w:cs="Source Serif 4"/>
@@ -2498,33 +3494,13 @@
           <w:i w:val="0"/>
           <w:sz w:val="21"/>
         </w:rPr>
-        <w:t>Real-time availability.</w:t>
-      </w:r>
-      <w:r>
-        <w:rPr>
-          <w:rFonts w:ascii="Source Serif 4" w:hAnsi="Source Serif 4" w:cs="Source Serif 4"/>
-          <w:b w:val="0"/>
-          <w:i w:val="0"/>
-          <w:sz w:val="21"/>
-        </w:rPr>
-        <w:t xml:space="preserve"> On the business's own site, across every channel at once.</w:t>
+        <w:t>Nothing new has to be built; the pieces connect.</w:t>
       </w:r>
     </w:p>
     <w:p>
       <w:pPr>
-        <w:pStyle w:val="ListBullet"/>
-        <w:spacing w:after="60"/>
-        <w:ind w:left="360"/>
-      </w:pPr>
-      <w:r>
-        <w:rPr>
-          <w:rFonts w:ascii="Source Serif 4" w:hAnsi="Source Serif 4" w:cs="Source Serif 4"/>
-          <w:b/>
-          <w:i w:val="0"/>
-          <w:sz w:val="21"/>
-        </w:rPr>
-        <w:t>Verified reviews.</w:t>
-      </w:r>
+        <w:spacing w:after="140"/>
+      </w:pPr>
       <w:r>
         <w:rPr>
           <w:rFonts w:ascii="Source Serif 4" w:hAnsi="Source Serif 4" w:cs="Source Serif 4"/>
@@ -2532,49 +3508,36 @@
           <w:i w:val="0"/>
           <w:sz w:val="21"/>
         </w:rPr>
-        <w:t xml:space="preserve"> Item-level, receipt-backed, published everywhere and owned by the business.</w:t>
+        <w:t xml:space="preserve">And the money is real. That inventory was going to expire worthless in eighteen hours. This is the clearest demonstration in the whole product of why the systems are worth more connected than apart </w:t>
+      </w:r>
+      <w:r>
+        <w:rPr>
+          <w:rFonts w:ascii="Source Serif 4" w:hAnsi="Source Serif 4" w:cs="Source Serif 4"/>
+          <w:b w:val="0"/>
+          <w:i w:val="0"/>
+          <w:sz w:val="21"/>
+        </w:rPr>
+        <w:t>—</w:t>
+      </w:r>
+      <w:r>
+        <w:rPr>
+          <w:rFonts w:ascii="Source Serif 4" w:hAnsi="Source Serif 4" w:cs="Source Serif 4"/>
+          <w:b w:val="0"/>
+          <w:i w:val="0"/>
+          <w:sz w:val="21"/>
+        </w:rPr>
+        <w:t xml:space="preserve"> and it is a very good thing to show an owner in a first meeting.</w:t>
       </w:r>
     </w:p>
     <w:p>
-      <w:pPr>
-        <w:pStyle w:val="ListBullet"/>
-        <w:spacing w:after="60"/>
-        <w:ind w:left="360"/>
-      </w:pPr>
-      <w:r>
-        <w:rPr>
-          <w:rFonts w:ascii="Source Serif 4" w:hAnsi="Source Serif 4" w:cs="Source Serif 4"/>
-          <w:b/>
-          <w:i w:val="0"/>
-          <w:sz w:val="21"/>
-        </w:rPr>
-        <w:t>Direct booking.</w:t>
-      </w:r>
-      <w:r>
-        <w:rPr>
-          <w:rFonts w:ascii="Source Serif 4" w:hAnsi="Source Serif 4" w:cs="Source Serif 4"/>
-          <w:b w:val="0"/>
-          <w:i w:val="0"/>
-          <w:sz w:val="21"/>
-        </w:rPr>
-        <w:t xml:space="preserve"> Zero percent. Keep the existing platform; this is the shop window, not a replacement.</w:t>
+      <w:r>
+        <w:br w:type="page"/>
       </w:r>
     </w:p>
     <w:p>
       <w:pPr>
-        <w:pStyle w:val="ListBullet"/>
-        <w:spacing w:after="60"/>
-        <w:ind w:left="360"/>
-      </w:pPr>
-      <w:r>
-        <w:rPr>
-          <w:rFonts w:ascii="Source Serif 4" w:hAnsi="Source Serif 4" w:cs="Source Serif 4"/>
-          <w:b/>
-          <w:i w:val="0"/>
-          <w:sz w:val="21"/>
-        </w:rPr>
-        <w:t>Loyalty and points.</w:t>
-      </w:r>
+        <w:spacing w:after="120"/>
+      </w:pPr>
       <w:r>
         <w:rPr>
           <w:rFonts w:ascii="Source Serif 4" w:hAnsi="Source Serif 4" w:cs="Source Serif 4"/>
@@ -2582,133 +3545,7 @@
           <w:i w:val="0"/>
           <w:sz w:val="21"/>
         </w:rPr>
-        <w:t xml:space="preserve"> A co-op program that works across businesses in a town </w:t>
-      </w:r>
-      <w:r>
-        <w:rPr>
-          <w:rFonts w:ascii="Source Serif 4" w:hAnsi="Source Serif 4" w:cs="Source Serif 4"/>
-          <w:b w:val="0"/>
-          <w:i w:val="0"/>
-          <w:sz w:val="21"/>
-        </w:rPr>
-        <w:t>—</w:t>
-      </w:r>
-      <w:r>
-        <w:rPr>
-          <w:rFonts w:ascii="Source Serif 4" w:hAnsi="Source Serif 4" w:cs="Source Serif 4"/>
-          <w:b w:val="0"/>
-          <w:i w:val="0"/>
-          <w:sz w:val="21"/>
-        </w:rPr>
-        <w:t xml:space="preserve"> which matters in a place people visit once a year and would otherwise never earn anything.</w:t>
-      </w:r>
-    </w:p>
-    <w:p>
-      <w:pPr>
-        <w:pStyle w:val="ListBullet"/>
-        <w:spacing w:after="60"/>
-        <w:ind w:left="360"/>
-      </w:pPr>
-      <w:r>
-        <w:rPr>
-          <w:rFonts w:ascii="Source Serif 4" w:hAnsi="Source Serif 4" w:cs="Source Serif 4"/>
-          <w:b/>
-          <w:i w:val="0"/>
-          <w:sz w:val="21"/>
-        </w:rPr>
-        <w:t>Referrals and attribution.</w:t>
-      </w:r>
-      <w:r>
-        <w:rPr>
-          <w:rFonts w:ascii="Source Serif 4" w:hAnsi="Source Serif 4" w:cs="Source Serif 4"/>
-          <w:b w:val="0"/>
-          <w:i w:val="0"/>
-          <w:sz w:val="21"/>
-        </w:rPr>
-        <w:t xml:space="preserve"> Authentic reviews turn into authentic referrals, and the transaction can be traced to the person who sent it.</w:t>
-      </w:r>
-    </w:p>
-    <w:p>
-      <w:pPr>
-        <w:pStyle w:val="ListBullet"/>
-        <w:spacing w:after="60"/>
-        <w:ind w:left="360"/>
-      </w:pPr>
-      <w:r>
-        <w:rPr>
-          <w:rFonts w:ascii="Source Serif 4" w:hAnsi="Source Serif 4" w:cs="Source Serif 4"/>
-          <w:b/>
-          <w:i w:val="0"/>
-          <w:sz w:val="21"/>
-        </w:rPr>
-        <w:t>The song request board.</w:t>
-      </w:r>
-      <w:r>
-        <w:rPr>
-          <w:rFonts w:ascii="Source Serif 4" w:hAnsi="Source Serif 4" w:cs="Source Serif 4"/>
-          <w:b w:val="0"/>
-          <w:i w:val="0"/>
-          <w:sz w:val="21"/>
-        </w:rPr>
-        <w:t xml:space="preserve"> QR code on the stage, a request, a payment straight to the artist, the confirmation email tying it back. The artist becomes a distribution channel.</w:t>
-      </w:r>
-    </w:p>
-    <w:p>
-      <w:pPr>
-        <w:pStyle w:val="ListBullet"/>
-        <w:spacing w:after="60"/>
-        <w:ind w:left="360"/>
-      </w:pPr>
-      <w:r>
-        <w:rPr>
-          <w:rFonts w:ascii="Source Serif 4" w:hAnsi="Source Serif 4" w:cs="Source Serif 4"/>
-          <w:b/>
-          <w:i w:val="0"/>
-          <w:sz w:val="21"/>
-        </w:rPr>
-        <w:t>Text marketing.</w:t>
-      </w:r>
-      <w:r>
-        <w:rPr>
-          <w:rFonts w:ascii="Source Serif 4" w:hAnsi="Source Serif 4" w:cs="Source Serif 4"/>
-          <w:b w:val="0"/>
-          <w:i w:val="0"/>
-          <w:sz w:val="21"/>
-        </w:rPr>
-        <w:t xml:space="preserve"> From the real number, to a list the business owns outright.</w:t>
-      </w:r>
-    </w:p>
-    <w:p>
-      <w:pPr>
-        <w:spacing w:after="140"/>
-      </w:pPr>
-      <w:r>
-        <w:rPr>
-          <w:rFonts w:ascii="Source Serif 4" w:hAnsi="Source Serif 4" w:cs="Source Serif 4"/>
-          <w:b w:val="0"/>
-          <w:i w:val="0"/>
-          <w:sz w:val="21"/>
-        </w:rPr>
-        <w:t>Every one of these makes the next one cheaper, because they share the same record, the same identity, the same permissions and the same proof.</w:t>
-      </w:r>
-    </w:p>
-    <w:p>
-      <w:r>
-        <w:br w:type="page"/>
-      </w:r>
-    </w:p>
-    <w:p>
-      <w:pPr>
-        <w:spacing w:after="120"/>
-      </w:pPr>
-      <w:r>
-        <w:rPr>
-          <w:rFonts w:ascii="Source Serif 4" w:hAnsi="Source Serif 4" w:cs="Source Serif 4"/>
-          <w:b w:val="0"/>
-          <w:i w:val="0"/>
-          <w:sz w:val="21"/>
-        </w:rPr>
-        <w:t>Eleven</w:t>
+        <w:t>Twelve</w:t>
       </w:r>
     </w:p>
     <w:p>
@@ -2728,7 +3565,7 @@
           <w:color w:val="181B19"/>
           <w:sz w:val="32"/>
         </w:rPr>
-        <w:t>The platform and the store</w:t>
+        <w:t>Independence is not build order</w:t>
       </w:r>
     </w:p>
     <w:p>
@@ -2742,24 +3579,30 @@
           <w:i w:val="0"/>
           <w:sz w:val="21"/>
         </w:rPr>
-        <w:t>A business that runs three of those apps has effectively moved its operations onto the box. At that point the box stops being a tool and becomes a place other people can build.</w:t>
+        <w:t>Two statements that sound similar and are not.</w:t>
       </w:r>
     </w:p>
     <w:p>
       <w:pPr>
-        <w:pStyle w:val="Heading3"/>
-        <w:spacing w:before="200" w:after="80"/>
-        <w:keepNext w:val="1"/>
-      </w:pPr>
-      <w:r>
-        <w:rPr>
-          <w:rFonts w:ascii="Archivo" w:hAnsi="Archivo" w:cs="Archivo"/>
+        <w:spacing w:after="140"/>
+      </w:pPr>
+      <w:r>
+        <w:rPr>
+          <w:rFonts w:ascii="Source Serif 4" w:hAnsi="Source Serif 4" w:cs="Source Serif 4"/>
           <w:b/>
           <w:i w:val="0"/>
-          <w:color w:val="181B19"/>
-          <w:sz w:val="25"/>
-        </w:rPr>
-        <w:t>One login, many apps</w:t>
+          <w:sz w:val="21"/>
+        </w:rPr>
+        <w:t>Architecturally, the App Store is an independent subsystem.</w:t>
+      </w:r>
+      <w:r>
+        <w:rPr>
+          <w:rFonts w:ascii="Source Serif 4" w:hAnsi="Source Serif 4" w:cs="Source Serif 4"/>
+          <w:b w:val="0"/>
+          <w:i w:val="0"/>
+          <w:sz w:val="21"/>
+        </w:rPr>
+        <w:t xml:space="preserve"> True. It has its own contracts, it can be deployed alone, other systems work without it, and an application from it could be used by someone who bought nothing else.</w:t>
       </w:r>
     </w:p>
     <w:p>
@@ -2769,46 +3612,34 @@
       <w:r>
         <w:rPr>
           <w:rFonts w:ascii="Source Serif 4" w:hAnsi="Source Serif 4" w:cs="Source Serif 4"/>
+          <w:b/>
+          <w:i w:val="0"/>
+          <w:sz w:val="21"/>
+        </w:rPr>
+        <w:t>Therefore it can be built early.</w:t>
+      </w:r>
+      <w:r>
+        <w:rPr>
+          <w:rFonts w:ascii="Source Serif 4" w:hAnsi="Source Serif 4" w:cs="Source Serif 4"/>
           <w:b w:val="0"/>
           <w:i w:val="0"/>
           <w:sz w:val="21"/>
         </w:rPr>
-        <w:t xml:space="preserve">Everything arrives from one catalogue, the way apps arrive on a phone. Search, install, done </w:t>
-      </w:r>
-      <w:r>
-        <w:rPr>
-          <w:rFonts w:ascii="Source Serif 4" w:hAnsi="Source Serif 4" w:cs="Source Serif 4"/>
-          <w:b w:val="0"/>
-          <w:i w:val="0"/>
-          <w:sz w:val="21"/>
-        </w:rPr>
-        <w:t>—</w:t>
-      </w:r>
-      <w:r>
-        <w:rPr>
-          <w:rFonts w:ascii="Source Serif 4" w:hAnsi="Source Serif 4" w:cs="Source Serif 4"/>
-          <w:b w:val="0"/>
-          <w:i w:val="0"/>
-          <w:sz w:val="21"/>
-        </w:rPr>
-        <w:t xml:space="preserve"> no repository, no command line, no version to choose. What gets listed has been scanned, signed, and tested against that exact machine first.</w:t>
+        <w:t xml:space="preserve"> False. An empty store has no customer, and a store is worth exactly what is installable in it.</w:t>
       </w:r>
     </w:p>
     <w:p>
       <w:pPr>
-        <w:pStyle w:val="Heading3"/>
-        <w:spacing w:before="200" w:after="80"/>
-        <w:keepNext w:val="1"/>
-      </w:pPr>
-      <w:r>
-        <w:rPr>
-          <w:rFonts w:ascii="Archivo" w:hAnsi="Archivo" w:cs="Archivo"/>
-          <w:b/>
-          <w:i w:val="0"/>
-          <w:color w:val="181B19"/>
-          <w:sz w:val="25"/>
-        </w:rPr>
-        <w:t>The permission model is the differentiator</w:t>
+        <w:spacing w:after="140"/>
+      </w:pPr>
+      <w:r>
+        <w:rPr>
+          <w:rFonts w:ascii="Source Serif 4" w:hAnsi="Source Serif 4" w:cs="Source Serif 4"/>
+          <w:b w:val="0"/>
+          <w:i w:val="0"/>
+          <w:sz w:val="21"/>
+        </w:rPr>
+        <w:t>The real progression runs through the product, not around it:</w:t>
       </w:r>
     </w:p>
     <w:p>
@@ -2817,48 +3648,10 @@
       </w:pPr>
       <w:r>
         <w:rPr>
-          <w:rFonts w:ascii="Source Serif 4" w:hAnsi="Source Serif 4" w:cs="Source Serif 4"/>
-          <w:b w:val="0"/>
-          <w:i w:val="0"/>
-          <w:sz w:val="21"/>
-        </w:rPr>
-        <w:t xml:space="preserve">The published packaging standards for agent plugins are good and worth adopting whole </w:t>
-      </w:r>
-      <w:r>
-        <w:rPr>
-          <w:rFonts w:ascii="Source Serif 4" w:hAnsi="Source Serif 4" w:cs="Source Serif 4"/>
-          <w:b w:val="0"/>
-          <w:i w:val="0"/>
-          <w:sz w:val="21"/>
-        </w:rPr>
-        <w:t>—</w:t>
-      </w:r>
-      <w:r>
-        <w:rPr>
-          <w:rFonts w:ascii="Source Serif 4" w:hAnsi="Source Serif 4" w:cs="Source Serif 4"/>
-          <w:b w:val="0"/>
-          <w:i w:val="0"/>
-          <w:sz w:val="21"/>
-        </w:rPr>
-        <w:t xml:space="preserve"> they are backed by a steering committee that includes Amazon, Microsoft, OpenAI, Cursor and Vercel. But the specification says in its own words that it </w:t>
-      </w:r>
-      <w:r>
-        <w:rPr>
-          <w:rFonts w:ascii="Source Serif 4" w:hAnsi="Source Serif 4" w:cs="Source Serif 4"/>
-          <w:b/>
-          <w:i w:val="0"/>
-          <w:sz w:val="21"/>
-        </w:rPr>
-        <w:t>contains no capability or permission system.</w:t>
-      </w:r>
-      <w:r>
-        <w:rPr>
-          <w:rFonts w:ascii="Source Serif 4" w:hAnsi="Source Serif 4" w:cs="Source Serif 4"/>
-          <w:b w:val="0"/>
-          <w:i w:val="0"/>
-          <w:sz w:val="21"/>
-        </w:rPr>
-        <w:t xml:space="preserve"> Installing is a single trust flag: yes or no.</w:t>
+          <w:rFonts w:ascii="Source Serif 4" w:hAnsi="Source Serif 4"/>
+          <w:sz w:val="21"/>
+        </w:rPr>
+        <w:t>A real business problem worth money.</w:t>
       </w:r>
     </w:p>
     <w:p>
@@ -2867,47 +3660,22 @@
       </w:pPr>
       <w:r>
         <w:rPr>
-          <w:rFonts w:ascii="Source Serif 4" w:hAnsi="Source Serif 4" w:cs="Source Serif 4"/>
-          <w:b w:val="0"/>
-          <w:i w:val="0"/>
-          <w:sz w:val="21"/>
-        </w:rPr>
-        <w:t xml:space="preserve">That is fine on a developer's laptop. It is not fine on a machine holding a restaurant's books. So the capability list, the risk tiers, the sandbox, and the record of what every app actually did are the layer added on top </w:t>
-      </w:r>
-      <w:r>
-        <w:rPr>
-          <w:rFonts w:ascii="Source Serif 4" w:hAnsi="Source Serif 4" w:cs="Source Serif 4"/>
-          <w:b w:val="0"/>
-          <w:i w:val="0"/>
-          <w:sz w:val="21"/>
-        </w:rPr>
-        <w:t>—</w:t>
-      </w:r>
-      <w:r>
-        <w:rPr>
-          <w:rFonts w:ascii="Source Serif 4" w:hAnsi="Source Serif 4" w:cs="Source Serif 4"/>
-          <w:b w:val="0"/>
-          <w:i w:val="0"/>
-          <w:sz w:val="21"/>
-        </w:rPr>
-        <w:t xml:space="preserve"> and that layer is the most defensible thing in the store.</w:t>
+          <w:rFonts w:ascii="Source Serif 4" w:hAnsi="Source Serif 4"/>
+          <w:sz w:val="21"/>
+        </w:rPr>
+        <w:t>Availability and structured data that solve it.</w:t>
       </w:r>
     </w:p>
     <w:p>
       <w:pPr>
-        <w:pStyle w:val="Heading3"/>
-        <w:spacing w:before="200" w:after="80"/>
-        <w:keepNext w:val="1"/>
-      </w:pPr>
-      <w:r>
-        <w:rPr>
-          <w:rFonts w:ascii="Archivo" w:hAnsi="Archivo" w:cs="Archivo"/>
-          <w:b/>
-          <w:i w:val="0"/>
-          <w:color w:val="181B19"/>
-          <w:sz w:val="25"/>
-        </w:rPr>
-        <w:t>Developers get paid and get nothing</w:t>
+        <w:spacing w:after="140"/>
+      </w:pPr>
+      <w:r>
+        <w:rPr>
+          <w:rFonts w:ascii="Source Serif 4" w:hAnsi="Source Serif 4"/>
+          <w:sz w:val="21"/>
+        </w:rPr>
+        <w:t>One update reaching everywhere, verified.</w:t>
       </w:r>
     </w:p>
     <w:p>
@@ -2916,35 +3684,84 @@
       </w:pPr>
       <w:r>
         <w:rPr>
-          <w:rFonts w:ascii="Source Serif 4" w:hAnsi="Source Serif 4" w:cs="Source Serif 4"/>
-          <w:b w:val="0"/>
-          <w:i w:val="0"/>
-          <w:sz w:val="21"/>
-        </w:rPr>
-        <w:t xml:space="preserve">An outside developer builds against capability names, not data. Their app asks a question; the answer crosses; the underlying records never do. </w:t>
-      </w:r>
-      <w:r>
-        <w:rPr>
-          <w:rFonts w:ascii="Source Serif 4" w:hAnsi="Source Serif 4" w:cs="Source Serif 4"/>
-          <w:b/>
-          <w:i w:val="0"/>
-          <w:sz w:val="21"/>
-        </w:rPr>
-        <w:t>Agent to agent, with the business's agent as the intermediary that never hands anything over.</w:t>
+          <w:rFonts w:ascii="Source Serif 4" w:hAnsi="Source Serif 4"/>
+          <w:sz w:val="21"/>
+        </w:rPr>
+        <w:t>Customer capture and ownership.</w:t>
       </w:r>
     </w:p>
     <w:p>
       <w:pPr>
+        <w:spacing w:after="120"/>
+      </w:pPr>
+      <w:r>
+        <w:rPr>
+          <w:rFonts w:ascii="Source Serif 4" w:hAnsi="Source Serif 4" w:cs="Source Serif 4"/>
+          <w:b w:val="0"/>
+          <w:i w:val="0"/>
+          <w:sz w:val="21"/>
+        </w:rPr>
+        <w:t>Actual paying businesses.</w:t>
+      </w:r>
+    </w:p>
+    <w:p>
+      <w:pPr>
         <w:spacing w:after="140"/>
       </w:pPr>
       <w:r>
         <w:rPr>
-          <w:rFonts w:ascii="Source Serif 4" w:hAnsi="Source Serif 4" w:cs="Source Serif 4"/>
-          <w:b w:val="0"/>
-          <w:i w:val="0"/>
-          <w:sz w:val="21"/>
-        </w:rPr>
-        <w:t>That is the inversion. Every platform in the last twenty years paid developers in access to user data. This one pays them in money and gives them none.</w:t>
+          <w:rFonts w:ascii="Source Serif 4" w:hAnsi="Source Serif 4"/>
+          <w:sz w:val="21"/>
+        </w:rPr>
+        <w:t>Reusable first-party modules emerge from serving them.</w:t>
+      </w:r>
+    </w:p>
+    <w:p>
+      <w:pPr>
+        <w:spacing w:after="140"/>
+      </w:pPr>
+      <w:r>
+        <w:rPr>
+          <w:rFonts w:ascii="Source Serif 4" w:hAnsi="Source Serif 4"/>
+          <w:sz w:val="21"/>
+        </w:rPr>
+        <w:t>Those modules get packaged as apps.</w:t>
+      </w:r>
+    </w:p>
+    <w:p>
+      <w:pPr>
+        <w:spacing w:after="140"/>
+      </w:pPr>
+      <w:r>
+        <w:rPr>
+          <w:rFonts w:ascii="Source Serif 4" w:hAnsi="Source Serif 4"/>
+          <w:sz w:val="21"/>
+        </w:rPr>
+        <w:t>Now the App Store has something worth installing.</w:t>
+      </w:r>
+    </w:p>
+    <w:p>
+      <w:pPr>
+        <w:spacing w:after="140"/>
+      </w:pPr>
+      <w:r>
+        <w:rPr>
+          <w:rFonts w:ascii="Source Serif 4" w:hAnsi="Source Serif 4"/>
+          <w:sz w:val="21"/>
+        </w:rPr>
+        <w:t>The SDK, once there is a pattern worth documenting.</w:t>
+      </w:r>
+    </w:p>
+    <w:p>
+      <w:pPr>
+        <w:spacing w:after="140"/>
+      </w:pPr>
+      <w:r>
+        <w:rPr>
+          <w:rFonts w:ascii="Source Serif 4" w:hAnsi="Source Serif 4"/>
+          <w:sz w:val="21"/>
+        </w:rPr>
+        <w:t>Third-party marketplace.</w:t>
       </w:r>
     </w:p>
     <w:p>
@@ -2958,14 +3775,21 @@
       </w:pPr>
       <w:r>
         <w:rPr>
-          <w:rFonts w:ascii="JetBrains Mono" w:hAnsi="JetBrains Mono" w:cs="JetBrains Mono"/>
+          <w:rFonts w:ascii="Source Serif 4" w:hAnsi="Source Serif 4" w:cs="Source Serif 4"/>
+          <w:b w:val="0"/>
+          <w:i w:val="0"/>
+          <w:sz w:val="21"/>
+        </w:rPr>
+        <w:t xml:space="preserve">The store is not built late because it is unimportant. It is built late because </w:t>
+      </w:r>
+      <w:r>
+        <w:rPr>
+          <w:rFonts w:ascii="Source Serif 4" w:hAnsi="Source Serif 4" w:cs="Source Serif 4"/>
           <w:b/>
           <w:i w:val="0"/>
-          <w:caps/>
-          <w:color w:val="A4601A"/>
-          <w:sz w:val="16"/>
-        </w:rPr>
-        <w:t>Why this compounds</w:t>
+          <w:sz w:val="21"/>
+        </w:rPr>
+        <w:t>its first inventory is the first-party modules that only exist after real businesses have been served.</w:t>
       </w:r>
       <w:r>
         <w:rPr>
@@ -2974,25 +3798,7 @@
           <w:i w:val="0"/>
           <w:sz w:val="21"/>
         </w:rPr>
-        <w:t xml:space="preserve">  </w:t>
-      </w:r>
-      <w:r>
-        <w:rPr>
-          <w:rFonts w:ascii="Source Serif 4" w:hAnsi="Source Serif 4" w:cs="Source Serif 4"/>
-          <w:b w:val="0"/>
-          <w:i w:val="0"/>
-          <w:sz w:val="21"/>
-        </w:rPr>
-        <w:t xml:space="preserve"> Every app built on the platform makes the platform more valuable to the next business, and every business added makes it more valuable to the next developer. Anyone who wants to sell an app to these businesses </w:t>
-      </w:r>
-      <w:r>
-        <w:rPr>
-          <w:rFonts w:ascii="Source Serif 4" w:hAnsi="Source Serif 4" w:cs="Source Serif 4"/>
-          <w:b/>
-          <w:i w:val="0"/>
-          <w:sz w:val="21"/>
-        </w:rPr>
-        <w:t>has to sell them the platform first.</w:t>
+        <w:t xml:space="preserve"> Building it first means designing a marketplace for applications nobody has written for customers nobody has met.</w:t>
       </w:r>
     </w:p>
     <w:p>
@@ -3011,7 +3817,7 @@
           <w:i w:val="0"/>
           <w:sz w:val="21"/>
         </w:rPr>
-        <w:t>Twelve</w:t>
+        <w:t>Thirteen</w:t>
       </w:r>
     </w:p>
     <w:p>
@@ -3031,7 +3837,7 @@
           <w:color w:val="181B19"/>
           <w:sz w:val="32"/>
         </w:rPr>
-        <w:t>How the money works</w:t>
+        <w:t>The order</w:t>
       </w:r>
     </w:p>
     <w:p>
@@ -3045,24 +3851,39 @@
           <w:i w:val="0"/>
           <w:sz w:val="21"/>
         </w:rPr>
-        <w:t>Two lines, and the second is the one nobody sees coming.</w:t>
+        <w:t xml:space="preserve">Within the federation, some systems are load-bearing for the wedge and some are not. This is the sequence for the parts that are </w:t>
+      </w:r>
+      <w:r>
+        <w:rPr>
+          <w:rFonts w:ascii="Source Serif 4" w:hAnsi="Source Serif 4" w:cs="Source Serif 4"/>
+          <w:b w:val="0"/>
+          <w:i w:val="0"/>
+          <w:sz w:val="21"/>
+        </w:rPr>
+        <w:t>—</w:t>
+      </w:r>
+      <w:r>
+        <w:rPr>
+          <w:rFonts w:ascii="Source Serif 4" w:hAnsi="Source Serif 4" w:cs="Source Serif 4"/>
+          <w:b w:val="0"/>
+          <w:i w:val="0"/>
+          <w:sz w:val="21"/>
+        </w:rPr>
+        <w:t xml:space="preserve"> and each step produces something a business would pay for before the next one starts.</w:t>
       </w:r>
     </w:p>
     <w:p>
       <w:pPr>
-        <w:pStyle w:val="Heading3"/>
-        <w:spacing w:before="200" w:after="80"/>
-        <w:keepNext w:val="1"/>
-      </w:pPr>
-      <w:r>
-        <w:rPr>
-          <w:rFonts w:ascii="Archivo" w:hAnsi="Archivo" w:cs="Archivo"/>
-          <w:b/>
-          <w:i w:val="0"/>
-          <w:color w:val="181B19"/>
-          <w:sz w:val="25"/>
-        </w:rPr>
-        <w:t>The subscription</w:t>
+        <w:spacing w:after="120"/>
+      </w:pPr>
+      <w:r>
+        <w:rPr>
+          <w:rFonts w:ascii="Source Serif 4" w:hAnsi="Source Serif 4" w:cs="Source Serif 4"/>
+          <w:b w:val="0"/>
+          <w:i w:val="0"/>
+          <w:sz w:val="21"/>
+        </w:rPr>
+        <w:t>Prove the executor still works.</w:t>
       </w:r>
     </w:p>
     <w:p>
@@ -3071,29 +3892,24 @@
       </w:pPr>
       <w:r>
         <w:rPr>
-          <w:rFonts w:ascii="Source Serif 4" w:hAnsi="Source Serif 4" w:cs="Source Serif 4"/>
-          <w:b w:val="0"/>
-          <w:i w:val="0"/>
-          <w:sz w:val="21"/>
-        </w:rPr>
-        <w:t>A flat monthly fee per business. It pays the bills, it funds the churn absorption, and it scales with the number of customers rather than with their revenue. Hardware sells at a modest margin and is the acquisition channel, not the profit.</w:t>
+          <w:rFonts w:ascii="Source Serif 4" w:hAnsi="Source Serif 4"/>
+          <w:sz w:val="21"/>
+        </w:rPr>
+        <w:t>Real applications an Orange Beach charter actually runs, on a real handset. One afternoon. Everything else assumes this.</w:t>
       </w:r>
     </w:p>
     <w:p>
       <w:pPr>
-        <w:pStyle w:val="Heading3"/>
-        <w:spacing w:before="200" w:after="80"/>
-        <w:keepNext w:val="1"/>
-      </w:pPr>
-      <w:r>
-        <w:rPr>
-          <w:rFonts w:ascii="Archivo" w:hAnsi="Archivo" w:cs="Archivo"/>
-          <w:b/>
-          <w:i w:val="0"/>
-          <w:color w:val="181B19"/>
-          <w:sz w:val="25"/>
-        </w:rPr>
-        <w:t>The rail</w:t>
+        <w:spacing w:after="120"/>
+      </w:pPr>
+      <w:r>
+        <w:rPr>
+          <w:rFonts w:ascii="Source Serif 4" w:hAnsi="Source Serif 4" w:cs="Source Serif 4"/>
+          <w:b w:val="0"/>
+          <w:i w:val="0"/>
+          <w:sz w:val="21"/>
+        </w:rPr>
+        <w:t>One capability, end to end.</w:t>
       </w:r>
     </w:p>
     <w:p>
@@ -3102,35 +3918,15 @@
       </w:pPr>
       <w:r>
         <w:rPr>
-          <w:rFonts w:ascii="Source Serif 4" w:hAnsi="Source Serif 4" w:cs="Source Serif 4"/>
-          <w:b w:val="0"/>
-          <w:i w:val="0"/>
-          <w:sz w:val="21"/>
-        </w:rPr>
-        <w:t xml:space="preserve">The platform charges </w:t>
-      </w:r>
-      <w:r>
-        <w:rPr>
-          <w:rFonts w:ascii="Source Serif 4" w:hAnsi="Source Serif 4" w:cs="Source Serif 4"/>
-          <w:b/>
-          <w:i w:val="0"/>
-          <w:sz w:val="21"/>
-        </w:rPr>
-        <w:t>zero percent</w:t>
-      </w:r>
-      <w:r>
-        <w:rPr>
-          <w:rFonts w:ascii="Source Serif 4" w:hAnsi="Source Serif 4" w:cs="Source Serif 4"/>
-          <w:b w:val="0"/>
-          <w:i w:val="0"/>
-          <w:sz w:val="21"/>
-        </w:rPr>
-        <w:t>. Developers pay nothing. Businesses keep their existing booking systems and pay no commission on anything.</w:t>
+          <w:rFonts w:ascii="Source Serif 4" w:hAnsi="Source Serif 4"/>
+          <w:sz w:val="21"/>
+        </w:rPr>
+        <w:t>Change a real business's hours, verify it on a different path, record the result with both dimensions of state.</w:t>
       </w:r>
     </w:p>
     <w:p>
       <w:pPr>
-        <w:spacing w:after="140"/>
+        <w:spacing w:after="120"/>
       </w:pPr>
       <w:r>
         <w:rPr>
@@ -3139,25 +3935,7 @@
           <w:i w:val="0"/>
           <w:sz w:val="21"/>
         </w:rPr>
-        <w:t xml:space="preserve">The money is in the payments that flow through the ecosystem. A standard processing rate is 2.9% plus thirty cents. Volume gets that renegotiated. The difference between the negotiated rate and the posted rate is the margin, and it is invisible to everyone </w:t>
-      </w:r>
-      <w:r>
-        <w:rPr>
-          <w:rFonts w:ascii="Source Serif 4" w:hAnsi="Source Serif 4" w:cs="Source Serif 4"/>
-          <w:b w:val="0"/>
-          <w:i w:val="0"/>
-          <w:sz w:val="21"/>
-        </w:rPr>
-        <w:t>—</w:t>
-      </w:r>
-      <w:r>
-        <w:rPr>
-          <w:rFonts w:ascii="Source Serif 4" w:hAnsi="Source Serif 4" w:cs="Source Serif 4"/>
-          <w:b w:val="0"/>
-          <w:i w:val="0"/>
-          <w:sz w:val="21"/>
-        </w:rPr>
-        <w:t xml:space="preserve"> the business pays what they always paid.</w:t>
+        <w:t>The entity graph and the neutral core.</w:t>
       </w:r>
     </w:p>
     <w:p>
@@ -3166,48 +3944,10 @@
       </w:pPr>
       <w:r>
         <w:rPr>
-          <w:rFonts w:ascii="Source Serif 4" w:hAnsi="Source Serif 4" w:cs="Source Serif 4"/>
-          <w:b w:val="0"/>
-          <w:i w:val="0"/>
-          <w:sz w:val="21"/>
-        </w:rPr>
-        <w:t xml:space="preserve">One percent of a very large number is a large number, and high-transaction verticals </w:t>
-      </w:r>
-      <w:r>
-        <w:rPr>
-          <w:rFonts w:ascii="Source Serif 4" w:hAnsi="Source Serif 4" w:cs="Source Serif 4"/>
-          <w:b w:val="0"/>
-          <w:i w:val="0"/>
-          <w:sz w:val="21"/>
-        </w:rPr>
-        <w:t>—</w:t>
-      </w:r>
-      <w:r>
-        <w:rPr>
-          <w:rFonts w:ascii="Source Serif 4" w:hAnsi="Source Serif 4" w:cs="Source Serif 4"/>
-          <w:b w:val="0"/>
-          <w:i w:val="0"/>
-          <w:sz w:val="21"/>
-        </w:rPr>
-        <w:t xml:space="preserve"> charters, hotels, rentals, restaurants </w:t>
-      </w:r>
-      <w:r>
-        <w:rPr>
-          <w:rFonts w:ascii="Source Serif 4" w:hAnsi="Source Serif 4" w:cs="Source Serif 4"/>
-          <w:b w:val="0"/>
-          <w:i w:val="0"/>
-          <w:sz w:val="21"/>
-        </w:rPr>
-        <w:t>—</w:t>
-      </w:r>
-      <w:r>
-        <w:rPr>
-          <w:rFonts w:ascii="Source Serif 4" w:hAnsi="Source Serif 4" w:cs="Source Serif 4"/>
-          <w:b w:val="0"/>
-          <w:i w:val="0"/>
-          <w:sz w:val="21"/>
-        </w:rPr>
-        <w:t xml:space="preserve"> are exactly where the volume is.</w:t>
+          <w:rFonts w:ascii="Source Serif 4" w:hAnsi="Source Serif 4"/>
+          <w:sz w:val="21"/>
+        </w:rPr>
+        <w:t>Hierarchy, provenance, observations. Before the first email is parsed, not after.</w:t>
       </w:r>
     </w:p>
     <w:p>
@@ -3221,39 +3961,19 @@
           <w:i w:val="0"/>
           <w:sz w:val="21"/>
         </w:rPr>
-        <w:t>Platform fee charged to businesses</w:t>
-      </w:r>
-      <w:r>
-        <w:rPr>
-          <w:rFonts w:ascii="Source Serif 4" w:hAnsi="Source Serif 4" w:cs="Source Serif 4"/>
-          <w:b/>
-          <w:i w:val="0"/>
-          <w:sz w:val="21"/>
-        </w:rPr>
-        <w:t>0%</w:t>
+        <w:t>The email parser.</w:t>
       </w:r>
     </w:p>
     <w:p>
       <w:pPr>
-        <w:spacing w:after="120"/>
-      </w:pPr>
-      <w:r>
-        <w:rPr>
-          <w:rFonts w:ascii="Source Serif 4" w:hAnsi="Source Serif 4" w:cs="Source Serif 4"/>
-          <w:b w:val="0"/>
-          <w:i w:val="0"/>
-          <w:sz w:val="21"/>
-        </w:rPr>
-        <w:t>Platform fee charged to developers</w:t>
-      </w:r>
-      <w:r>
-        <w:rPr>
-          <w:rFonts w:ascii="Source Serif 4" w:hAnsi="Source Serif 4" w:cs="Source Serif 4"/>
-          <w:b/>
-          <w:i w:val="0"/>
-          <w:sz w:val="21"/>
-        </w:rPr>
-        <w:t>0%</w:t>
+        <w:spacing w:after="140"/>
+      </w:pPr>
+      <w:r>
+        <w:rPr>
+          <w:rFonts w:ascii="Source Serif 4" w:hAnsi="Source Serif 4"/>
+          <w:sz w:val="21"/>
+        </w:rPr>
+        <w:t>Bookings, cancellations, sales summaries, normalised into availability.</w:t>
       </w:r>
     </w:p>
     <w:p>
@@ -3267,62 +3987,24 @@
           <w:i w:val="0"/>
           <w:sz w:val="21"/>
         </w:rPr>
-        <w:t>Spread on processed volume</w:t>
-      </w:r>
-      <w:r>
-        <w:rPr>
-          <w:rFonts w:ascii="Source Serif 4" w:hAnsi="Source Serif 4" w:cs="Source Serif 4"/>
-          <w:b/>
-          <w:i w:val="0"/>
-          <w:sz w:val="21"/>
-        </w:rPr>
-        <w:t>~1%</w:t>
+        <w:t>Public availability.</w:t>
       </w:r>
     </w:p>
     <w:p>
       <w:pPr>
-        <w:spacing w:after="120"/>
-      </w:pPr>
-      <w:r>
-        <w:rPr>
-          <w:rFonts w:ascii="Source Serif 4" w:hAnsi="Source Serif 4" w:cs="Source Serif 4"/>
-          <w:b w:val="0"/>
-          <w:i w:val="0"/>
-          <w:sz w:val="21"/>
-        </w:rPr>
-        <w:t>Budget for disputes and reserves</w:t>
-      </w:r>
-      <w:r>
-        <w:rPr>
-          <w:rFonts w:ascii="Source Serif 4" w:hAnsi="Source Serif 4" w:cs="Source Serif 4"/>
-          <w:b/>
-          <w:i w:val="0"/>
-          <w:sz w:val="21"/>
-        </w:rPr>
-        <w:t>0.1</w:t>
-      </w:r>
-      <w:r>
-        <w:rPr>
-          <w:rFonts w:ascii="Source Serif 4" w:hAnsi="Source Serif 4" w:cs="Source Serif 4"/>
-          <w:b/>
-          <w:i w:val="0"/>
-          <w:sz w:val="21"/>
-        </w:rPr>
-        <w:t>–</w:t>
-      </w:r>
-      <w:r>
-        <w:rPr>
-          <w:rFonts w:ascii="Source Serif 4" w:hAnsi="Source Serif 4" w:cs="Source Serif 4"/>
-          <w:b/>
-          <w:i w:val="0"/>
-          <w:sz w:val="21"/>
-        </w:rPr>
-        <w:t>0.3%</w:t>
+        <w:spacing w:after="140"/>
+      </w:pPr>
+      <w:r>
+        <w:rPr>
+          <w:rFonts w:ascii="Source Serif 4" w:hAnsi="Source Serif 4"/>
+          <w:sz w:val="21"/>
+        </w:rPr>
+        <w:t>On the business's own page. This is the first thing that earns the fee by itself.</w:t>
       </w:r>
     </w:p>
     <w:p>
       <w:pPr>
-        <w:spacing w:after="140"/>
+        <w:spacing w:after="120"/>
       </w:pPr>
       <w:r>
         <w:rPr>
@@ -3331,7 +4013,7 @@
           <w:i w:val="0"/>
           <w:sz w:val="21"/>
         </w:rPr>
-        <w:t>That last line is the one that turns a full point into roughly seven tenths of one. With destination charges the platform carries dispute liability by default, plus negative balances when a business closes holding deposits. It is survivable and it must be budgeted from the first dollar, not discovered in year two.</w:t>
+        <w:t>Capture and reconciliation.</w:t>
       </w:r>
     </w:p>
     <w:p>
@@ -3340,35 +4022,15 @@
       </w:pPr>
       <w:r>
         <w:rPr>
-          <w:rFonts w:ascii="Source Serif 4" w:hAnsi="Source Serif 4" w:cs="Source Serif 4"/>
-          <w:b w:val="0"/>
-          <w:i w:val="0"/>
-          <w:sz w:val="21"/>
-        </w:rPr>
-        <w:t xml:space="preserve">Charging nothing is not generosity. It is how you get the volume that makes the spread worth having </w:t>
-      </w:r>
-      <w:r>
-        <w:rPr>
-          <w:rFonts w:ascii="Source Serif 4" w:hAnsi="Source Serif 4" w:cs="Source Serif 4"/>
-          <w:b w:val="0"/>
-          <w:i w:val="0"/>
-          <w:sz w:val="21"/>
-        </w:rPr>
-        <w:t>—</w:t>
-      </w:r>
-      <w:r>
-        <w:rPr>
-          <w:rFonts w:ascii="Source Serif 4" w:hAnsi="Source Serif 4" w:cs="Source Serif 4"/>
-          <w:b w:val="0"/>
-          <w:i w:val="0"/>
-          <w:sz w:val="21"/>
-        </w:rPr>
-        <w:t xml:space="preserve"> and it is a price no competitor funded by a percentage can match.</w:t>
+          <w:rFonts w:ascii="Source Serif 4" w:hAnsi="Source Serif 4"/>
+          <w:sz w:val="21"/>
+        </w:rPr>
+        <w:t>Lead before redirect, booking after, joined into a customer the business owns.</w:t>
       </w:r>
     </w:p>
     <w:p>
       <w:pPr>
-        <w:spacing w:after="140"/>
+        <w:spacing w:after="120"/>
       </w:pPr>
       <w:r>
         <w:rPr>
@@ -3377,12 +4039,19 @@
           <w:i w:val="0"/>
           <w:sz w:val="21"/>
         </w:rPr>
-        <w:t>Zero to one</w:t>
+        <w:t>SMS on the real number.</w:t>
       </w:r>
     </w:p>
     <w:p>
-      <w:r>
-        <w:br w:type="page"/>
+      <w:pPr>
+        <w:spacing w:after="140"/>
+      </w:pPr>
+      <w:r>
+        <w:rPr>
+          <w:rFonts w:ascii="Source Serif 4" w:hAnsi="Source Serif 4"/>
+          <w:sz w:val="21"/>
+        </w:rPr>
+        <w:t>Approvals, review requests, and the cancellation loop.</w:t>
       </w:r>
     </w:p>
     <w:p>
@@ -3396,7 +4065,186 @@
           <w:i w:val="0"/>
           <w:sz w:val="21"/>
         </w:rPr>
-        <w:t>Thirteen</w:t>
+        <w:t>The shared map pipeline.</w:t>
+      </w:r>
+    </w:p>
+    <w:p>
+      <w:pPr>
+        <w:spacing w:after="140"/>
+      </w:pPr>
+      <w:r>
+        <w:rPr>
+          <w:rFonts w:ascii="Source Serif 4" w:hAnsi="Source Serif 4"/>
+          <w:sz w:val="21"/>
+        </w:rPr>
+        <w:t>Nightly checks, one re-recording, signed, pushed to everyone. Now the subscription is structurally real rather than a promise.</w:t>
+      </w:r>
+    </w:p>
+    <w:p>
+      <w:pPr>
+        <w:spacing w:after="120"/>
+      </w:pPr>
+      <w:r>
+        <w:rPr>
+          <w:rFonts w:ascii="Source Serif 4" w:hAnsi="Source Serif 4" w:cs="Source Serif 4"/>
+          <w:b w:val="0"/>
+          <w:i w:val="0"/>
+          <w:sz w:val="21"/>
+        </w:rPr>
+        <w:t>CyberCheck consistency.</w:t>
+      </w:r>
+    </w:p>
+    <w:p>
+      <w:pPr>
+        <w:spacing w:after="140"/>
+      </w:pPr>
+      <w:r>
+        <w:rPr>
+          <w:rFonts w:ascii="Source Serif 4" w:hAnsi="Source Serif 4"/>
+          <w:sz w:val="21"/>
+        </w:rPr>
+        <w:t>Canonical versus every surface, with freshness.</w:t>
+      </w:r>
+    </w:p>
+    <w:p>
+      <w:pPr>
+        <w:spacing w:after="120"/>
+      </w:pPr>
+      <w:r>
+        <w:rPr>
+          <w:rFonts w:ascii="Source Serif 4" w:hAnsi="Source Serif 4" w:cs="Source Serif 4"/>
+          <w:b w:val="0"/>
+          <w:i w:val="0"/>
+          <w:sz w:val="21"/>
+        </w:rPr>
+        <w:t>Modules, then the store, then the SDK.</w:t>
+      </w:r>
+    </w:p>
+    <w:p>
+      <w:pPr>
+        <w:spacing w:after="140"/>
+      </w:pPr>
+      <w:r>
+        <w:rPr>
+          <w:rFonts w:ascii="Source Serif 4" w:hAnsi="Source Serif 4"/>
+          <w:sz w:val="21"/>
+        </w:rPr>
+        <w:t>In that order, for the reason in the previous chapter.</w:t>
+      </w:r>
+    </w:p>
+    <w:p>
+      <w:pPr>
+        <w:spacing w:after="140"/>
+      </w:pPr>
+      <w:r>
+        <w:rPr>
+          <w:rFonts w:ascii="Source Serif 4" w:hAnsi="Source Serif 4" w:cs="Source Serif 4"/>
+          <w:b w:val="0"/>
+          <w:i w:val="0"/>
+          <w:sz w:val="21"/>
+        </w:rPr>
+        <w:t xml:space="preserve">Systems not on this list </w:t>
+      </w:r>
+      <w:r>
+        <w:rPr>
+          <w:rFonts w:ascii="Source Serif 4" w:hAnsi="Source Serif 4" w:cs="Source Serif 4"/>
+          <w:b w:val="0"/>
+          <w:i w:val="0"/>
+          <w:sz w:val="21"/>
+        </w:rPr>
+        <w:t>—</w:t>
+      </w:r>
+      <w:r>
+        <w:rPr>
+          <w:rFonts w:ascii="Source Serif 4" w:hAnsi="Source Serif 4" w:cs="Source Serif 4"/>
+          <w:b w:val="0"/>
+          <w:i w:val="0"/>
+          <w:sz w:val="21"/>
+        </w:rPr>
+        <w:t xml:space="preserve"> the consumer layer, VAPPS, the developer marketplace, the appliance OS itself </w:t>
+      </w:r>
+      <w:r>
+        <w:rPr>
+          <w:rFonts w:ascii="Source Serif 4" w:hAnsi="Source Serif 4" w:cs="Source Serif 4"/>
+          <w:b w:val="0"/>
+          <w:i w:val="0"/>
+          <w:sz w:val="21"/>
+        </w:rPr>
+        <w:t>—</w:t>
+      </w:r>
+      <w:r>
+        <w:rPr>
+          <w:rFonts w:ascii="Source Serif 4" w:hAnsi="Source Serif 4" w:cs="Source Serif 4"/>
+          <w:b w:val="0"/>
+          <w:i w:val="0"/>
+          <w:sz w:val="21"/>
+        </w:rPr>
+        <w:t xml:space="preserve"> are not deferred because they are wrong. They are deferred because </w:t>
+      </w:r>
+      <w:r>
+        <w:rPr>
+          <w:rFonts w:ascii="Source Serif 4" w:hAnsi="Source Serif 4" w:cs="Source Serif 4"/>
+          <w:b/>
+          <w:i w:val="0"/>
+          <w:sz w:val="21"/>
+        </w:rPr>
+        <w:t>none of them is what makes the first twenty-five businesses pay.</w:t>
+      </w:r>
+    </w:p>
+    <w:p>
+      <w:pPr>
+        <w:spacing w:before="120" w:after="160"/>
+        <w:ind w:left="230"/>
+        <w:pBdr>
+          <w:left w:val="single" w:sz="18" w:space="8" w:color="A4601A"/>
+        </w:pBdr>
+        <w:shd w:val="clear" w:color="auto" w:fill="F7F7F5"/>
+      </w:pPr>
+      <w:r>
+        <w:rPr>
+          <w:rFonts w:ascii="Source Serif 4" w:hAnsi="Source Serif 4" w:cs="Source Serif 4"/>
+          <w:b w:val="0"/>
+          <w:i w:val="0"/>
+          <w:sz w:val="21"/>
+        </w:rPr>
+        <w:t xml:space="preserve">Note what is absent from steps one through seven: no operating system, no appliance, no hardware, no inventory, no app store. </w:t>
+      </w:r>
+      <w:r>
+        <w:rPr>
+          <w:rFonts w:ascii="Source Serif 4" w:hAnsi="Source Serif 4" w:cs="Source Serif 4"/>
+          <w:b/>
+          <w:i w:val="0"/>
+          <w:sz w:val="21"/>
+        </w:rPr>
+        <w:t>The wedge ships as software on machines that already exist</w:t>
+      </w:r>
+      <w:r>
+        <w:rPr>
+          <w:rFonts w:ascii="Source Serif 4" w:hAnsi="Source Serif 4" w:cs="Source Serif 4"/>
+          <w:b w:val="0"/>
+          <w:i w:val="0"/>
+          <w:sz w:val="21"/>
+        </w:rPr>
+        <w:t>, which is what makes finding out you are wrong cost a month instead of a year.</w:t>
+      </w:r>
+    </w:p>
+    <w:p>
+      <w:r>
+        <w:br w:type="page"/>
+      </w:r>
+    </w:p>
+    <w:p>
+      <w:pPr>
+        <w:spacing w:after="120"/>
+      </w:pPr>
+      <w:r>
+        <w:rPr>
+          <w:rFonts w:ascii="Source Serif 4" w:hAnsi="Source Serif 4" w:cs="Source Serif 4"/>
+          <w:b w:val="0"/>
+          <w:i w:val="0"/>
+          <w:sz w:val="21"/>
+        </w:rPr>
+        <w:t>Fourteen</w:t>
       </w:r>
     </w:p>
     <w:p>
@@ -3416,7 +4264,7 @@
           <w:color w:val="181B19"/>
           <w:sz w:val="32"/>
         </w:rPr>
-        <w:t>The box itself</w:t>
+        <w:t>The wedge</w:t>
       </w:r>
     </w:p>
     <w:p>
@@ -3430,16 +4278,7 @@
           <w:i w:val="0"/>
           <w:sz w:val="21"/>
         </w:rPr>
-        <w:t xml:space="preserve">The operating system is not a collection of packages that drift apart on every machine. It is </w:t>
-      </w:r>
-      <w:r>
-        <w:rPr>
-          <w:rFonts w:ascii="Source Serif 4" w:hAnsi="Source Serif 4" w:cs="Source Serif 4"/>
-          <w:b/>
-          <w:i w:val="0"/>
-          <w:sz w:val="21"/>
-        </w:rPr>
-        <w:t>one signed image with one version number</w:t>
+        <w:t xml:space="preserve">One real business on the Alabama Gulf Coast. Orange Beach, Gulf Shores, Perdido Key, Fort Morgan, Foley, Lillian </w:t>
       </w:r>
       <w:r>
         <w:rPr>
@@ -3448,7 +4287,16 @@
           <w:i w:val="0"/>
           <w:sz w:val="21"/>
         </w:rPr>
-        <w:t>, byte-identical everywhere.</w:t>
+        <w:t>—</w:t>
+      </w:r>
+      <w:r>
+        <w:rPr>
+          <w:rFonts w:ascii="Source Serif 4" w:hAnsi="Source Serif 4" w:cs="Source Serif 4"/>
+          <w:b w:val="0"/>
+          <w:i w:val="0"/>
+          <w:sz w:val="21"/>
+        </w:rPr>
+        <w:t xml:space="preserve"> a small enough area to reach in a day and dense enough that twenty businesses in it is a market rather than a scatter.</w:t>
       </w:r>
     </w:p>
     <w:p>
@@ -3462,354 +4310,7 @@
           <w:i w:val="0"/>
           <w:sz w:val="21"/>
         </w:rPr>
-        <w:t>Updates do not patch. The machine replaces itself with the next image, reboots, checks its own health, and if anything is wrong it puts itself back the way it was. The owner never learns a problem occurred.</w:t>
-      </w:r>
-    </w:p>
-    <w:p>
-      <w:pPr>
-        <w:spacing w:after="140"/>
-      </w:pPr>
-      <w:r>
-        <w:rPr>
-          <w:rFonts w:ascii="Source Serif 4" w:hAnsi="Source Serif 4" w:cs="Source Serif 4"/>
-          <w:b w:val="0"/>
-          <w:i w:val="0"/>
-          <w:sz w:val="21"/>
-        </w:rPr>
-        <w:t>That single architectural choice is what makes everything else affordable. A support call starts with a version number and is reproducible in ten minutes on identical hardware, instead of being an archaeology project on a machine that has never existed before and never will again.</w:t>
-      </w:r>
-    </w:p>
-    <w:p>
-      <w:pPr>
-        <w:pStyle w:val="Heading3"/>
-        <w:spacing w:before="200" w:after="80"/>
-        <w:keepNext w:val="1"/>
-      </w:pPr>
-      <w:r>
-        <w:rPr>
-          <w:rFonts w:ascii="Archivo" w:hAnsi="Archivo" w:cs="Archivo"/>
-          <w:b/>
-          <w:i w:val="0"/>
-          <w:color w:val="181B19"/>
-          <w:sz w:val="25"/>
-        </w:rPr>
-        <w:t>What the owner sees</w:t>
-      </w:r>
-    </w:p>
-    <w:p>
-      <w:pPr>
-        <w:spacing w:after="140"/>
-      </w:pPr>
-      <w:r>
-        <w:rPr>
-          <w:rFonts w:ascii="Source Serif 4" w:hAnsi="Source Serif 4" w:cs="Source Serif 4"/>
-          <w:b w:val="0"/>
-          <w:i w:val="0"/>
-          <w:sz w:val="21"/>
-        </w:rPr>
-        <w:t>One application, full screen, from the moment it boots. No desktop behind it, no file manager, no terminal, nothing that looks like a computer. A short list of things that need approval, and a way to ask for anything else.</w:t>
-      </w:r>
-    </w:p>
-    <w:p>
-      <w:pPr>
-        <w:spacing w:after="140"/>
-      </w:pPr>
-      <w:r>
-        <w:rPr>
-          <w:rFonts w:ascii="Source Serif 4" w:hAnsi="Source Serif 4" w:cs="Source Serif 4"/>
-          <w:b w:val="0"/>
-          <w:i w:val="0"/>
-          <w:sz w:val="21"/>
-        </w:rPr>
-        <w:t xml:space="preserve">And because they own it, there is a deliberate, documented way to the full Linux underneath. Held down, typed in </w:t>
-      </w:r>
-      <w:r>
-        <w:rPr>
-          <w:rFonts w:ascii="Source Serif 4" w:hAnsi="Source Serif 4" w:cs="Source Serif 4"/>
-          <w:b w:val="0"/>
-          <w:i w:val="0"/>
-          <w:sz w:val="21"/>
-        </w:rPr>
-        <w:t>—</w:t>
-      </w:r>
-      <w:r>
-        <w:rPr>
-          <w:rFonts w:ascii="Source Serif 4" w:hAnsi="Source Serif 4" w:cs="Source Serif 4"/>
-          <w:b w:val="0"/>
-          <w:i w:val="0"/>
-          <w:sz w:val="21"/>
-        </w:rPr>
-        <w:t xml:space="preserve"> never stumbled into by a dropped tray.</w:t>
-      </w:r>
-    </w:p>
-    <w:p>
-      <w:pPr>
-        <w:pStyle w:val="Heading3"/>
-        <w:spacing w:before="200" w:after="80"/>
-        <w:keepNext w:val="1"/>
-      </w:pPr>
-      <w:r>
-        <w:rPr>
-          <w:rFonts w:ascii="Archivo" w:hAnsi="Archivo" w:cs="Archivo"/>
-          <w:b/>
-          <w:i w:val="0"/>
-          <w:color w:val="181B19"/>
-          <w:sz w:val="25"/>
-        </w:rPr>
-        <w:t>Four claims almost nobody else can make</w:t>
-      </w:r>
-    </w:p>
-    <w:p>
-      <w:pPr>
-        <w:pStyle w:val="ListBullet"/>
-        <w:spacing w:after="60"/>
-        <w:ind w:left="360"/>
-      </w:pPr>
-      <w:r>
-        <w:rPr>
-          <w:rFonts w:ascii="Source Serif 4" w:hAnsi="Source Serif 4" w:cs="Source Serif 4"/>
-          <w:b/>
-          <w:i w:val="0"/>
-          <w:sz w:val="21"/>
-        </w:rPr>
-        <w:t>There is no remote access.</w:t>
-      </w:r>
-      <w:r>
-        <w:rPr>
-          <w:rFonts w:ascii="Source Serif 4" w:hAnsi="Source Serif 4" w:cs="Source Serif 4"/>
-          <w:b w:val="0"/>
-          <w:i w:val="0"/>
-          <w:sz w:val="21"/>
-        </w:rPr>
-        <w:t xml:space="preserve"> Not a promise not to look. There is no door, because it was never built </w:t>
-      </w:r>
-      <w:r>
-        <w:rPr>
-          <w:rFonts w:ascii="Source Serif 4" w:hAnsi="Source Serif 4" w:cs="Source Serif 4"/>
-          <w:b w:val="0"/>
-          <w:i w:val="0"/>
-          <w:sz w:val="21"/>
-        </w:rPr>
-        <w:t>—</w:t>
-      </w:r>
-      <w:r>
-        <w:rPr>
-          <w:rFonts w:ascii="Source Serif 4" w:hAnsi="Source Serif 4" w:cs="Source Serif 4"/>
-          <w:b w:val="0"/>
-          <w:i w:val="0"/>
-          <w:sz w:val="21"/>
-        </w:rPr>
-        <w:t xml:space="preserve"> which also means it cannot be compelled, stolen, or misused.</w:t>
-      </w:r>
-    </w:p>
-    <w:p>
-      <w:pPr>
-        <w:pStyle w:val="ListBullet"/>
-        <w:spacing w:after="60"/>
-        <w:ind w:left="360"/>
-      </w:pPr>
-      <w:r>
-        <w:rPr>
-          <w:rFonts w:ascii="Source Serif 4" w:hAnsi="Source Serif 4" w:cs="Source Serif 4"/>
-          <w:b/>
-          <w:i w:val="0"/>
-          <w:sz w:val="21"/>
-        </w:rPr>
-        <w:t>An update cannot break it.</w:t>
-      </w:r>
-      <w:r>
-        <w:rPr>
-          <w:rFonts w:ascii="Source Serif 4" w:hAnsi="Source Serif 4" w:cs="Source Serif 4"/>
-          <w:b w:val="0"/>
-          <w:i w:val="0"/>
-          <w:sz w:val="21"/>
-        </w:rPr>
-        <w:t xml:space="preserve"> Failed health check, automatic rollback, invisible.</w:t>
-      </w:r>
-    </w:p>
-    <w:p>
-      <w:pPr>
-        <w:pStyle w:val="ListBullet"/>
-        <w:spacing w:after="60"/>
-        <w:ind w:left="360"/>
-      </w:pPr>
-      <w:r>
-        <w:rPr>
-          <w:rFonts w:ascii="Source Serif 4" w:hAnsi="Source Serif 4" w:cs="Source Serif 4"/>
-          <w:b/>
-          <w:i w:val="0"/>
-          <w:sz w:val="21"/>
-        </w:rPr>
-        <w:t>Lapsed means frozen, not bricked.</w:t>
-      </w:r>
-      <w:r>
-        <w:rPr>
-          <w:rFonts w:ascii="Source Serif 4" w:hAnsi="Source Serif 4" w:cs="Source Serif 4"/>
-          <w:b w:val="0"/>
-          <w:i w:val="0"/>
-          <w:sz w:val="21"/>
-        </w:rPr>
-        <w:t xml:space="preserve"> It runs forever and stays patched for security. It simply stops getting new things.</w:t>
-      </w:r>
-    </w:p>
-    <w:p>
-      <w:pPr>
-        <w:pStyle w:val="ListBullet"/>
-        <w:spacing w:after="60"/>
-        <w:ind w:left="360"/>
-      </w:pPr>
-      <w:r>
-        <w:rPr>
-          <w:rFonts w:ascii="Source Serif 4" w:hAnsi="Source Serif 4" w:cs="Source Serif 4"/>
-          <w:b/>
-          <w:i w:val="0"/>
-          <w:sz w:val="21"/>
-        </w:rPr>
-        <w:t>Backups go where they choose.</w:t>
-      </w:r>
-      <w:r>
-        <w:rPr>
-          <w:rFonts w:ascii="Source Serif 4" w:hAnsi="Source Serif 4" w:cs="Source Serif 4"/>
-          <w:b w:val="0"/>
-          <w:i w:val="0"/>
-          <w:sz w:val="21"/>
-        </w:rPr>
-        <w:t xml:space="preserve"> Their own drive, their own storage, encrypted with a key that is never held on the other end.</w:t>
-      </w:r>
-    </w:p>
-    <w:p>
-      <w:r>
-        <w:br w:type="page"/>
-      </w:r>
-    </w:p>
-    <w:p>
-      <w:pPr>
-        <w:spacing w:after="120"/>
-      </w:pPr>
-      <w:r>
-        <w:rPr>
-          <w:rFonts w:ascii="Source Serif 4" w:hAnsi="Source Serif 4" w:cs="Source Serif 4"/>
-          <w:b w:val="0"/>
-          <w:i w:val="0"/>
-          <w:sz w:val="21"/>
-        </w:rPr>
-        <w:t>Fourteen</w:t>
-      </w:r>
-    </w:p>
-    <w:p>
-      <w:pPr>
-        <w:pStyle w:val="Heading2"/>
-        <w:spacing w:before="280" w:after="80"/>
-        <w:keepNext w:val="1"/>
-        <w:pBdr>
-          <w:bottom w:val="single" w:sz="6" w:space="4" w:color="D7DAD3"/>
-        </w:pBdr>
-      </w:pPr>
-      <w:r>
-        <w:rPr>
-          <w:rFonts w:ascii="Archivo" w:hAnsi="Archivo" w:cs="Archivo"/>
-          <w:b/>
-          <w:i w:val="0"/>
-          <w:color w:val="181B19"/>
-          <w:sz w:val="32"/>
-        </w:rPr>
-        <w:t>The harness</w:t>
-      </w:r>
-    </w:p>
-    <w:p>
-      <w:pPr>
-        <w:spacing w:after="140"/>
-      </w:pPr>
-      <w:r>
-        <w:rPr>
-          <w:rFonts w:ascii="Source Serif 4" w:hAnsi="Source Serif 4" w:cs="Source Serif 4"/>
-          <w:b w:val="0"/>
-          <w:i w:val="0"/>
-          <w:sz w:val="21"/>
-        </w:rPr>
-        <w:t xml:space="preserve">The thing being sold is not a model. Models change every six months and whichever is best today will not be best next year. What is being sold is the harness </w:t>
-      </w:r>
-      <w:r>
-        <w:rPr>
-          <w:rFonts w:ascii="Source Serif 4" w:hAnsi="Source Serif 4" w:cs="Source Serif 4"/>
-          <w:b w:val="0"/>
-          <w:i w:val="0"/>
-          <w:sz w:val="21"/>
-        </w:rPr>
-        <w:t>—</w:t>
-      </w:r>
-      <w:r>
-        <w:rPr>
-          <w:rFonts w:ascii="Source Serif 4" w:hAnsi="Source Serif 4" w:cs="Source Serif 4"/>
-          <w:b w:val="0"/>
-          <w:i w:val="0"/>
-          <w:sz w:val="21"/>
-        </w:rPr>
-        <w:t xml:space="preserve"> the thing every model plugs into.</w:t>
-      </w:r>
-    </w:p>
-    <w:p>
-      <w:pPr>
-        <w:spacing w:after="140"/>
-      </w:pPr>
-      <w:r>
-        <w:rPr>
-          <w:rFonts w:ascii="Source Serif 4" w:hAnsi="Source Serif 4" w:cs="Source Serif 4"/>
-          <w:b w:val="0"/>
-          <w:i w:val="0"/>
-          <w:sz w:val="21"/>
-        </w:rPr>
-        <w:t xml:space="preserve">On the box: a small model always resident that decides what handles each request, one strong model held in memory, and a library of specialisations that swap in and out. The swap is the trick </w:t>
-      </w:r>
-      <w:r>
-        <w:rPr>
-          <w:rFonts w:ascii="Source Serif 4" w:hAnsi="Source Serif 4" w:cs="Source Serif 4"/>
-          <w:b w:val="0"/>
-          <w:i w:val="0"/>
-          <w:sz w:val="21"/>
-        </w:rPr>
-        <w:t>—</w:t>
-      </w:r>
-      <w:r>
-        <w:rPr>
-          <w:rFonts w:ascii="Source Serif 4" w:hAnsi="Source Serif 4" w:cs="Source Serif 4"/>
-          <w:b w:val="0"/>
-          <w:i w:val="0"/>
-          <w:sz w:val="21"/>
-        </w:rPr>
-        <w:t xml:space="preserve"> loading a different model costs seconds, but swapping a small adapter on top of a loaded one costs about two hundred milliseconds. That is the difference between a library and a queue.</w:t>
-      </w:r>
-    </w:p>
-    <w:p>
-      <w:pPr>
-        <w:spacing w:after="140"/>
-      </w:pPr>
-      <w:r>
-        <w:rPr>
-          <w:rFonts w:ascii="Source Serif 4" w:hAnsi="Source Serif 4" w:cs="Source Serif 4"/>
-          <w:b w:val="0"/>
-          <w:i w:val="0"/>
-          <w:sz w:val="21"/>
-        </w:rPr>
-        <w:t xml:space="preserve">Alongside it: the memory that belongs to this business and no other, the permission layer, the record of everything every agent did, and a bridge to any cloud model the owner wants to use with their own key </w:t>
-      </w:r>
-      <w:r>
-        <w:rPr>
-          <w:rFonts w:ascii="Source Serif 4" w:hAnsi="Source Serif 4" w:cs="Source Serif 4"/>
-          <w:b w:val="0"/>
-          <w:i w:val="0"/>
-          <w:sz w:val="21"/>
-        </w:rPr>
-        <w:t>—</w:t>
-      </w:r>
-      <w:r>
-        <w:rPr>
-          <w:rFonts w:ascii="Source Serif 4" w:hAnsi="Source Serif 4" w:cs="Source Serif 4"/>
-          <w:b w:val="0"/>
-          <w:i w:val="0"/>
-          <w:sz w:val="21"/>
-        </w:rPr>
-        <w:t xml:space="preserve"> never proxied, never skimmed, never logged on the way through.</w:t>
+        <w:t>What has to be proven is one sentence:</w:t>
       </w:r>
     </w:p>
     <w:p>
@@ -3823,15 +4324,18 @@
       </w:pPr>
       <w:r>
         <w:rPr>
-          <w:rFonts w:ascii="JetBrains Mono" w:hAnsi="JetBrains Mono" w:cs="JetBrains Mono"/>
+          <w:rFonts w:ascii="Source Serif 4" w:hAnsi="Source Serif 4" w:cs="Source Serif 4"/>
           <w:b/>
           <w:i w:val="0"/>
-          <w:caps/>
-          <w:color w:val="A4601A"/>
-          <w:sz w:val="16"/>
-        </w:rPr>
-        <w:t>The strategic bet</w:t>
-      </w:r>
+          <w:sz w:val="21"/>
+        </w:rPr>
+        <w:t>A NEXT GENT can observe reality, normalise it, act on it, verify the result, and create measurable economic value.</w:t>
+      </w:r>
+    </w:p>
+    <w:p>
+      <w:pPr>
+        <w:spacing w:after="140"/>
+      </w:pPr>
       <w:r>
         <w:rPr>
           <w:rFonts w:ascii="Source Serif 4" w:hAnsi="Source Serif 4" w:cs="Source Serif 4"/>
@@ -3839,7 +4343,23 @@
           <w:i w:val="0"/>
           <w:sz w:val="21"/>
         </w:rPr>
-        <w:t xml:space="preserve">  </w:t>
+        <w:t>Each clause is testable on its own, and in this order:</w:t>
+      </w:r>
+    </w:p>
+    <w:p>
+      <w:pPr>
+        <w:pStyle w:val="ListBullet"/>
+        <w:spacing w:after="60"/>
+        <w:ind w:left="360"/>
+      </w:pPr>
+      <w:r>
+        <w:rPr>
+          <w:rFonts w:ascii="Source Serif 4" w:hAnsi="Source Serif 4" w:cs="Source Serif 4"/>
+          <w:b/>
+          <w:i w:val="0"/>
+          <w:sz w:val="21"/>
+        </w:rPr>
+        <w:t>Observe reality.</w:t>
       </w:r>
       <w:r>
         <w:rPr>
@@ -3848,8 +4368,15 @@
           <w:i w:val="0"/>
           <w:sz w:val="21"/>
         </w:rPr>
-        <w:t xml:space="preserve"> Every other platform is racing to own the endpoint so their model owns the customer. A machine that lets you swap freely gets </w:t>
-      </w:r>
+        <w:t xml:space="preserve"> The confirmation email arrives and the parser reads it correctly. Measurable: does the count match what the owner says is true?</w:t>
+      </w:r>
+    </w:p>
+    <w:p>
+      <w:pPr>
+        <w:pStyle w:val="ListBullet"/>
+        <w:spacing w:after="60"/>
+        <w:ind w:left="360"/>
+      </w:pPr>
       <w:r>
         <w:rPr>
           <w:rFonts w:ascii="Source Serif 4" w:hAnsi="Source Serif 4" w:cs="Source Serif 4"/>
@@ -3857,7 +4384,7 @@
           <w:i w:val="0"/>
           <w:sz w:val="21"/>
         </w:rPr>
-        <w:t>more valuable as that race accelerates</w:t>
+        <w:t>Normalise it.</w:t>
       </w:r>
       <w:r>
         <w:rPr>
@@ -3866,7 +4393,96 @@
           <w:i w:val="0"/>
           <w:sz w:val="21"/>
         </w:rPr>
-        <w:t>, while every locked-in machine gets less. That is a bet that compounds in your favour with time.</w:t>
+        <w:t xml:space="preserve"> Three platforms with three formats become one availability model. Measurable: does it reconcile against the operator's own board at the end of a day?</w:t>
+      </w:r>
+    </w:p>
+    <w:p>
+      <w:pPr>
+        <w:pStyle w:val="ListBullet"/>
+        <w:spacing w:after="60"/>
+        <w:ind w:left="360"/>
+      </w:pPr>
+      <w:r>
+        <w:rPr>
+          <w:rFonts w:ascii="Source Serif 4" w:hAnsi="Source Serif 4" w:cs="Source Serif 4"/>
+          <w:b/>
+          <w:i w:val="0"/>
+          <w:sz w:val="21"/>
+        </w:rPr>
+        <w:t>Act on it.</w:t>
+      </w:r>
+      <w:r>
+        <w:rPr>
+          <w:rFonts w:ascii="Source Serif 4" w:hAnsi="Source Serif 4" w:cs="Source Serif 4"/>
+          <w:b w:val="0"/>
+          <w:i w:val="0"/>
+          <w:sz w:val="21"/>
+        </w:rPr>
+        <w:t xml:space="preserve"> Change something in the real world through the real applications. Measurable: did the screen change?</w:t>
+      </w:r>
+    </w:p>
+    <w:p>
+      <w:pPr>
+        <w:pStyle w:val="ListBullet"/>
+        <w:spacing w:after="60"/>
+        <w:ind w:left="360"/>
+      </w:pPr>
+      <w:r>
+        <w:rPr>
+          <w:rFonts w:ascii="Source Serif 4" w:hAnsi="Source Serif 4" w:cs="Source Serif 4"/>
+          <w:b/>
+          <w:i w:val="0"/>
+          <w:sz w:val="21"/>
+        </w:rPr>
+        <w:t>Verify the result.</w:t>
+      </w:r>
+      <w:r>
+        <w:rPr>
+          <w:rFonts w:ascii="Source Serif 4" w:hAnsi="Source Serif 4" w:cs="Source Serif 4"/>
+          <w:b w:val="0"/>
+          <w:i w:val="0"/>
+          <w:sz w:val="21"/>
+        </w:rPr>
+        <w:t xml:space="preserve"> On a different path than the one that wrote it. Measurable: do two independent reads agree?</w:t>
+      </w:r>
+    </w:p>
+    <w:p>
+      <w:pPr>
+        <w:pStyle w:val="ListBullet"/>
+        <w:spacing w:after="60"/>
+        <w:ind w:left="360"/>
+      </w:pPr>
+      <w:r>
+        <w:rPr>
+          <w:rFonts w:ascii="Source Serif 4" w:hAnsi="Source Serif 4" w:cs="Source Serif 4"/>
+          <w:b/>
+          <w:i w:val="0"/>
+          <w:sz w:val="21"/>
+        </w:rPr>
+        <w:t>Create economic value.</w:t>
+      </w:r>
+      <w:r>
+        <w:rPr>
+          <w:rFonts w:ascii="Source Serif 4" w:hAnsi="Source Serif 4" w:cs="Source Serif 4"/>
+          <w:b w:val="0"/>
+          <w:i w:val="0"/>
+          <w:sz w:val="21"/>
+        </w:rPr>
+        <w:t xml:space="preserve"> Bookings that moved direct, seats sold from a cancellation, hours that were right when someone checked. Measurable in dollars, from their own statements.</w:t>
+      </w:r>
+    </w:p>
+    <w:p>
+      <w:pPr>
+        <w:spacing w:after="140"/>
+      </w:pPr>
+      <w:r>
+        <w:rPr>
+          <w:rFonts w:ascii="Source Serif 4" w:hAnsi="Source Serif 4" w:cs="Source Serif 4"/>
+          <w:b w:val="0"/>
+          <w:i w:val="0"/>
+          <w:sz w:val="21"/>
+        </w:rPr>
+        <w:t>That last clause is the only one that matters to the customer, and the first four exist to make it repeatable rather than lucky.</w:t>
       </w:r>
     </w:p>
     <w:p>
@@ -3883,7 +4499,7 @@
           <w:color w:val="181B19"/>
           <w:sz w:val="25"/>
         </w:rPr>
-        <w:t>And the agent is deliberately stupid</w:t>
+        <w:t>The one thing still unrun</w:t>
       </w:r>
     </w:p>
     <w:p>
@@ -3897,7 +4513,7 @@
           <w:i w:val="0"/>
           <w:sz w:val="21"/>
         </w:rPr>
-        <w:t xml:space="preserve">It reads a column of structured data. It is strict. It is the same for every business. It does not improvise, it does not reason its way into a new approach, and it does not get creative with a price. That is not a limitation </w:t>
+        <w:t xml:space="preserve">Install the applications an Orange Beach charter operator actually uses. Turn on an accessibility service. Watch what still runs. Some categories of application detect it and refuse to operate, and payment and point-of-sale software is precisely the open question </w:t>
       </w:r>
       <w:r>
         <w:rPr>
@@ -3915,46 +4531,58 @@
           <w:i w:val="0"/>
           <w:sz w:val="21"/>
         </w:rPr>
-        <w:t xml:space="preserve"> it is the reason the thing can be trusted with a business, and it is why the words "artificial intelligence" appear nowhere in the patent claims.</w:t>
+        <w:t xml:space="preserve"> and precisely the software that matters most here.</w:t>
       </w:r>
     </w:p>
     <w:p>
-      <w:r>
-        <w:br w:type="page"/>
+      <w:pPr>
+        <w:spacing w:after="140"/>
+      </w:pPr>
+      <w:r>
+        <w:rPr>
+          <w:rFonts w:ascii="Source Serif 4" w:hAnsi="Source Serif 4" w:cs="Source Serif 4"/>
+          <w:b w:val="0"/>
+          <w:i w:val="0"/>
+          <w:sz w:val="21"/>
+        </w:rPr>
+        <w:t xml:space="preserve">It costs an afternoon and a forty-dollar phone. </w:t>
+      </w:r>
+      <w:r>
+        <w:rPr>
+          <w:rFonts w:ascii="Source Serif 4" w:hAnsi="Source Serif 4" w:cs="Source Serif 4"/>
+          <w:b/>
+          <w:i w:val="0"/>
+          <w:sz w:val="21"/>
+        </w:rPr>
+        <w:t>Nothing above it is worth starting until it is answered</w:t>
+      </w:r>
+      <w:r>
+        <w:rPr>
+          <w:rFonts w:ascii="Source Serif 4" w:hAnsi="Source Serif 4" w:cs="Source Serif 4"/>
+          <w:b w:val="0"/>
+          <w:i w:val="0"/>
+          <w:sz w:val="21"/>
+        </w:rPr>
+        <w:t>, and if the answer is bad it is far better to know now, with a phone, than in month nine with hardware ordered and customers signed.</w:t>
       </w:r>
     </w:p>
     <w:p>
-      <w:pPr>
-        <w:spacing w:after="120"/>
-      </w:pPr>
-      <w:r>
-        <w:rPr>
-          <w:rFonts w:ascii="Source Serif 4" w:hAnsi="Source Serif 4" w:cs="Source Serif 4"/>
-          <w:b w:val="0"/>
-          <w:i w:val="0"/>
-          <w:sz w:val="21"/>
-        </w:rPr>
-        <w:t>Fifteen</w:t>
+      <w:r>
+        <w:br w:type="page"/>
       </w:r>
     </w:p>
     <w:p>
       <w:pPr>
-        <w:pStyle w:val="Heading2"/>
-        <w:spacing w:before="280" w:after="80"/>
-        <w:keepNext w:val="1"/>
-        <w:pBdr>
-          <w:bottom w:val="single" w:sz="6" w:space="4" w:color="D7DAD3"/>
-        </w:pBdr>
-      </w:pPr>
-      <w:r>
-        <w:rPr>
-          <w:rFonts w:ascii="Archivo" w:hAnsi="Archivo" w:cs="Archivo"/>
-          <w:b/>
-          <w:i w:val="0"/>
-          <w:color w:val="181B19"/>
-          <w:sz w:val="32"/>
-        </w:rPr>
-        <w:t>The name and the fight</w:t>
+        <w:spacing w:after="140"/>
+      </w:pPr>
+      <w:r>
+        <w:rPr>
+          <w:rFonts w:ascii="Source Serif 4" w:hAnsi="Source Serif 4" w:cs="Source Serif 4"/>
+          <w:b w:val="0"/>
+          <w:i w:val="0"/>
+          <w:sz w:val="21"/>
+        </w:rPr>
+        <w:t>What this revision changed.</w:t>
       </w:r>
     </w:p>
     <w:p>
@@ -3968,7 +4596,7 @@
           <w:i w:val="0"/>
           <w:sz w:val="21"/>
         </w:rPr>
-        <w:t xml:space="preserve">Steve Jobs left Apple, took Unix, and built NeXT </w:t>
+        <w:t xml:space="preserve">Not a feature. The mental model. Earlier descriptions put the right pieces inside the wrong frame </w:t>
       </w:r>
       <w:r>
         <w:rPr>
@@ -3986,7 +4614,25 @@
           <w:i w:val="0"/>
           <w:sz w:val="21"/>
         </w:rPr>
-        <w:t xml:space="preserve"> the operating system Apple still runs on today. He covered up where he found it. This does the opposite: it stays visibly Linux, and the credit stays with the people who built it.</w:t>
+        <w:t xml:space="preserve"> one system, one flow, one build order, one interface </w:t>
+      </w:r>
+      <w:r>
+        <w:rPr>
+          <w:rFonts w:ascii="Source Serif 4" w:hAnsi="Source Serif 4" w:cs="Source Serif 4"/>
+          <w:b w:val="0"/>
+          <w:i w:val="0"/>
+          <w:sz w:val="21"/>
+        </w:rPr>
+        <w:t>—</w:t>
+      </w:r>
+      <w:r>
+        <w:rPr>
+          <w:rFonts w:ascii="Source Serif 4" w:hAnsi="Source Serif 4" w:cs="Source Serif 4"/>
+          <w:b w:val="0"/>
+          <w:i w:val="0"/>
+          <w:sz w:val="21"/>
+        </w:rPr>
+        <w:t xml:space="preserve"> and that frame produced a linear plan for something that is not linear.</w:t>
       </w:r>
     </w:p>
     <w:p>
@@ -4000,7 +4646,25 @@
           <w:i w:val="0"/>
           <w:sz w:val="21"/>
         </w:rPr>
-        <w:t>That is not sentiment, it is the strongest available position. Wall Street runs on Linux. So does every AI company currently telling small businesses to trust the cloud. Building on the same foundation and saying so out loud is credibility that cannot be bought, and the instinct to rebrand it as a proprietary OS would throw it away.</w:t>
+        <w:t xml:space="preserve">What replaced it: </w:t>
+      </w:r>
+      <w:r>
+        <w:rPr>
+          <w:rFonts w:ascii="Source Serif 4" w:hAnsi="Source Serif 4" w:cs="Source Serif 4"/>
+          <w:b/>
+          <w:i w:val="0"/>
+          <w:sz w:val="21"/>
+        </w:rPr>
+        <w:t>a federation of fifteen independent systems, three levels kept deliberately separate, a business modelled as an entity graph rather than a record, and two dimensions of state instead of one.</w:t>
+      </w:r>
+      <w:r>
+        <w:rPr>
+          <w:rFonts w:ascii="Source Serif 4" w:hAnsi="Source Serif 4" w:cs="Source Serif 4"/>
+          <w:b w:val="0"/>
+          <w:i w:val="0"/>
+          <w:sz w:val="21"/>
+        </w:rPr>
+        <w:t xml:space="preserve"> Everything that was true before is still true. It is arranged correctly now.</w:t>
       </w:r>
     </w:p>
     <w:p>
@@ -4014,1849 +4678,7 @@
           <w:i w:val="0"/>
           <w:sz w:val="21"/>
         </w:rPr>
-        <w:t xml:space="preserve">The company is </w:t>
-      </w:r>
-      <w:r>
-        <w:rPr>
-          <w:rFonts w:ascii="Source Serif 4" w:hAnsi="Source Serif 4" w:cs="Source Serif 4"/>
-          <w:b/>
-          <w:i w:val="0"/>
-          <w:sz w:val="21"/>
-        </w:rPr>
-        <w:t>A NEXT GENT</w:t>
-      </w:r>
-      <w:r>
-        <w:rPr>
-          <w:rFonts w:ascii="Source Serif 4" w:hAnsi="Source Serif 4" w:cs="Source Serif 4"/>
-          <w:b w:val="0"/>
-          <w:i w:val="0"/>
-          <w:sz w:val="21"/>
-        </w:rPr>
-        <w:t xml:space="preserve">. The box is </w:t>
-      </w:r>
-      <w:r>
-        <w:rPr>
-          <w:rFonts w:ascii="Source Serif 4" w:hAnsi="Source Serif 4" w:cs="Source Serif 4"/>
-          <w:b/>
-          <w:i w:val="0"/>
-          <w:sz w:val="21"/>
-        </w:rPr>
-        <w:t>Ghost</w:t>
-      </w:r>
-      <w:r>
-        <w:rPr>
-          <w:rFonts w:ascii="Source Serif 4" w:hAnsi="Source Serif 4" w:cs="Source Serif 4"/>
-          <w:b w:val="0"/>
-          <w:i w:val="0"/>
-          <w:sz w:val="21"/>
-        </w:rPr>
-        <w:t xml:space="preserve">. Version one is the </w:t>
-      </w:r>
-      <w:r>
-        <w:rPr>
-          <w:rFonts w:ascii="Source Serif 4" w:hAnsi="Source Serif 4" w:cs="Source Serif 4"/>
-          <w:b/>
-          <w:i w:val="0"/>
-          <w:sz w:val="21"/>
-        </w:rPr>
-        <w:t>Ghost of Lisa</w:t>
-      </w:r>
-      <w:r>
-        <w:rPr>
-          <w:rFonts w:ascii="Source Serif 4" w:hAnsi="Source Serif 4" w:cs="Source Serif 4"/>
-          <w:b w:val="0"/>
-          <w:i w:val="0"/>
-          <w:sz w:val="21"/>
-        </w:rPr>
-        <w:t xml:space="preserve"> </w:t>
-      </w:r>
-      <w:r>
-        <w:rPr>
-          <w:rFonts w:ascii="Source Serif 4" w:hAnsi="Source Serif 4" w:cs="Source Serif 4"/>
-          <w:b w:val="0"/>
-          <w:i w:val="0"/>
-          <w:sz w:val="21"/>
-        </w:rPr>
-        <w:t>—</w:t>
-      </w:r>
-      <w:r>
-        <w:rPr>
-          <w:rFonts w:ascii="Source Serif 4" w:hAnsi="Source Serif 4" w:cs="Source Serif 4"/>
-          <w:b w:val="0"/>
-          <w:i w:val="0"/>
-          <w:sz w:val="21"/>
-        </w:rPr>
-        <w:t xml:space="preserve"> the Apple machine that failed because it was too early, that contained most of what computers would become, and that got buried in a landfill.</w:t>
-      </w:r>
-    </w:p>
-    <w:p>
-      <w:pPr>
-        <w:pStyle w:val="Heading3"/>
-        <w:spacing w:before="200" w:after="80"/>
-        <w:keepNext w:val="1"/>
-      </w:pPr>
-      <w:r>
-        <w:rPr>
-          <w:rFonts w:ascii="Archivo" w:hAnsi="Archivo" w:cs="Archivo"/>
-          <w:b/>
-          <w:i w:val="0"/>
-          <w:color w:val="181B19"/>
-          <w:sz w:val="25"/>
-        </w:rPr>
-        <w:t>The advertisement</w:t>
-      </w:r>
-    </w:p>
-    <w:p>
-      <w:pPr>
-        <w:spacing w:after="140"/>
-      </w:pPr>
-      <w:r>
-        <w:rPr>
-          <w:rFonts w:ascii="Source Serif 4" w:hAnsi="Source Serif 4" w:cs="Source Serif 4"/>
-          <w:b w:val="0"/>
-          <w:i w:val="0"/>
-          <w:sz w:val="21"/>
-        </w:rPr>
-        <w:t xml:space="preserve">Apple's 1984 commercial was aimed at IBM. This one is aimed at gatekeepers </w:t>
-      </w:r>
-      <w:r>
-        <w:rPr>
-          <w:rFonts w:ascii="Source Serif 4" w:hAnsi="Source Serif 4" w:cs="Source Serif 4"/>
-          <w:b w:val="0"/>
-          <w:i w:val="0"/>
-          <w:sz w:val="21"/>
-        </w:rPr>
-        <w:t>—</w:t>
-      </w:r>
-      <w:r>
-        <w:rPr>
-          <w:rFonts w:ascii="Source Serif 4" w:hAnsi="Source Serif 4" w:cs="Source Serif 4"/>
-          <w:b w:val="0"/>
-          <w:i w:val="0"/>
-          <w:sz w:val="21"/>
-        </w:rPr>
-        <w:t xml:space="preserve"> at an industry where every company is racing to get inside a business so the business's data becomes theirs. At the end, the screen does not get smashed with a hammer.</w:t>
-      </w:r>
-    </w:p>
-    <w:p>
-      <w:pPr>
-        <w:spacing w:after="140"/>
-      </w:pPr>
-      <w:r>
-        <w:rPr>
-          <w:rFonts w:ascii="Source Serif 4" w:hAnsi="Source Serif 4" w:cs="Source Serif 4"/>
-          <w:b w:val="0"/>
-          <w:i w:val="0"/>
-          <w:sz w:val="21"/>
-        </w:rPr>
-        <w:t>It just shuts off.</w:t>
-      </w:r>
-    </w:p>
-    <w:p>
-      <w:pPr>
-        <w:spacing w:after="140"/>
-      </w:pPr>
-      <w:r>
-        <w:rPr>
-          <w:rFonts w:ascii="Source Serif 4" w:hAnsi="Source Serif 4" w:cs="Source Serif 4"/>
-          <w:b w:val="0"/>
-          <w:i w:val="0"/>
-          <w:sz w:val="21"/>
-        </w:rPr>
-        <w:t>It's not my computer. It's theirs. That sentence is the entire brand, and it is the one thing no cloud company can say back.</w:t>
-      </w:r>
-    </w:p>
-    <w:p>
-      <w:pPr>
-        <w:spacing w:after="140"/>
-      </w:pPr>
-      <w:r>
-        <w:rPr>
-          <w:rFonts w:ascii="Source Serif 4" w:hAnsi="Source Serif 4" w:cs="Source Serif 4"/>
-          <w:b w:val="0"/>
-          <w:i w:val="0"/>
-          <w:sz w:val="21"/>
-        </w:rPr>
-        <w:t>The position</w:t>
-      </w:r>
-    </w:p>
-    <w:p>
-      <w:r>
-        <w:br w:type="page"/>
-      </w:r>
-    </w:p>
-    <w:p>
-      <w:pPr>
-        <w:spacing w:after="120"/>
-      </w:pPr>
-      <w:r>
-        <w:rPr>
-          <w:rFonts w:ascii="Source Serif 4" w:hAnsi="Source Serif 4" w:cs="Source Serif 4"/>
-          <w:b w:val="0"/>
-          <w:i w:val="0"/>
-          <w:sz w:val="21"/>
-        </w:rPr>
-        <w:t>Sixteen</w:t>
-      </w:r>
-    </w:p>
-    <w:p>
-      <w:pPr>
-        <w:pStyle w:val="Heading2"/>
-        <w:spacing w:before="280" w:after="80"/>
-        <w:keepNext w:val="1"/>
-        <w:pBdr>
-          <w:bottom w:val="single" w:sz="6" w:space="4" w:color="D7DAD3"/>
-        </w:pBdr>
-      </w:pPr>
-      <w:r>
-        <w:rPr>
-          <w:rFonts w:ascii="Archivo" w:hAnsi="Archivo" w:cs="Archivo"/>
-          <w:b/>
-          <w:i w:val="0"/>
-          <w:color w:val="181B19"/>
-          <w:sz w:val="32"/>
-        </w:rPr>
-        <w:t>Who buys it, and how</w:t>
-      </w:r>
-    </w:p>
-    <w:p>
-      <w:pPr>
-        <w:spacing w:after="140"/>
-      </w:pPr>
-      <w:r>
-        <w:rPr>
-          <w:rFonts w:ascii="Source Serif 4" w:hAnsi="Source Serif 4" w:cs="Source Serif 4"/>
-          <w:b w:val="0"/>
-          <w:i w:val="0"/>
-          <w:sz w:val="21"/>
-        </w:rPr>
-        <w:t>Small businesses are the customer nobody in technology has ever seriously served, for a reason that used to be true: acquisition cost. You cannot afford a salesperson for a two-hundred-dollar-a-month customer, and that customer will not self-serve.</w:t>
-      </w:r>
-    </w:p>
-    <w:p>
-      <w:pPr>
-        <w:spacing w:after="140"/>
-      </w:pPr>
-      <w:r>
-        <w:rPr>
-          <w:rFonts w:ascii="Source Serif 4" w:hAnsi="Source Serif 4" w:cs="Source Serif 4"/>
-          <w:b w:val="0"/>
-          <w:i w:val="0"/>
-          <w:sz w:val="21"/>
-        </w:rPr>
-        <w:t>Which is exactly why a founder who has sold cars and sold door to door for twenty years is the thing this company has that a better-funded competitor cannot buy at any price.</w:t>
-      </w:r>
-    </w:p>
-    <w:p>
-      <w:pPr>
-        <w:pStyle w:val="Heading3"/>
-        <w:spacing w:before="200" w:after="80"/>
-        <w:keepNext w:val="1"/>
-      </w:pPr>
-      <w:r>
-        <w:rPr>
-          <w:rFonts w:ascii="Archivo" w:hAnsi="Archivo" w:cs="Archivo"/>
-          <w:b/>
-          <w:i w:val="0"/>
-          <w:color w:val="181B19"/>
-          <w:sz w:val="25"/>
-        </w:rPr>
-        <w:t>Density beats spread</w:t>
-      </w:r>
-    </w:p>
-    <w:p>
-      <w:pPr>
-        <w:spacing w:after="140"/>
-      </w:pPr>
-      <w:r>
-        <w:rPr>
-          <w:rFonts w:ascii="Source Serif 4" w:hAnsi="Source Serif 4" w:cs="Source Serif 4"/>
-          <w:b w:val="0"/>
-          <w:i w:val="0"/>
-          <w:sz w:val="21"/>
-        </w:rPr>
-        <w:t>A chamber of commerce has three hundred to eight hundred members, wants something of value to offer them, and has no technology of its own. One chamber agreement is a city's worth of warm introductions from a trusted party.</w:t>
-      </w:r>
-    </w:p>
-    <w:p>
-      <w:pPr>
-        <w:spacing w:after="140"/>
-      </w:pPr>
-      <w:r>
-        <w:rPr>
-          <w:rFonts w:ascii="Source Serif 4" w:hAnsi="Source Serif 4" w:cs="Source Serif 4"/>
-          <w:b w:val="0"/>
-          <w:i w:val="0"/>
-          <w:sz w:val="21"/>
-        </w:rPr>
-        <w:t>The same shape works for tourism boards, marina associations, restaurant associations and downtown districts. Two hundred businesses in one town is worth far more than two hundred scattered, because density is what makes the directory work and what makes a developer believe there is a market.</w:t>
-      </w:r>
-    </w:p>
-    <w:p>
-      <w:pPr>
-        <w:pStyle w:val="Heading3"/>
-        <w:spacing w:before="200" w:after="80"/>
-        <w:keepNext w:val="1"/>
-      </w:pPr>
-      <w:r>
-        <w:rPr>
-          <w:rFonts w:ascii="Archivo" w:hAnsi="Archivo" w:cs="Archivo"/>
-          <w:b/>
-          <w:i w:val="0"/>
-          <w:color w:val="181B19"/>
-          <w:sz w:val="25"/>
-        </w:rPr>
-        <w:t>The vertical is the unit of work</w:t>
-      </w:r>
-    </w:p>
-    <w:p>
-      <w:pPr>
-        <w:spacing w:after="140"/>
-      </w:pPr>
-      <w:r>
-        <w:rPr>
-          <w:rFonts w:ascii="Source Serif 4" w:hAnsi="Source Serif 4" w:cs="Source Serif 4"/>
-          <w:b w:val="0"/>
-          <w:i w:val="0"/>
-          <w:sz w:val="21"/>
-        </w:rPr>
-        <w:t>A rental manager in Destin, Gulf Shores and Panama City is the same schema, the same procedures, the same emails. Once a vertical is built, customer two through two hundred cost effectively nothing regardless of where they are.</w:t>
-      </w:r>
-    </w:p>
-    <w:p>
-      <w:pPr>
-        <w:pStyle w:val="Heading3"/>
-        <w:spacing w:before="200" w:after="80"/>
-        <w:keepNext w:val="1"/>
-      </w:pPr>
-      <w:r>
-        <w:rPr>
-          <w:rFonts w:ascii="Archivo" w:hAnsi="Archivo" w:cs="Archivo"/>
-          <w:b/>
-          <w:i w:val="0"/>
-          <w:color w:val="181B19"/>
-          <w:sz w:val="25"/>
-        </w:rPr>
-        <w:t>And it can be resold</w:t>
-      </w:r>
-    </w:p>
-    <w:p>
-      <w:pPr>
-        <w:spacing w:after="140"/>
-      </w:pPr>
-      <w:r>
-        <w:rPr>
-          <w:rFonts w:ascii="Source Serif 4" w:hAnsi="Source Serif 4" w:cs="Source Serif 4"/>
-          <w:b w:val="0"/>
-          <w:i w:val="0"/>
-          <w:sz w:val="21"/>
-        </w:rPr>
-        <w:t>White label, the way other platforms let an agency operate under their own brand. Trained salespeople from rental operations. Anyone who already sells to these businesses can sell this to them, and the product is easier to demonstrate than anything else they carry.</w:t>
-      </w:r>
-    </w:p>
-    <w:p>
-      <w:r>
-        <w:br w:type="page"/>
-      </w:r>
-    </w:p>
-    <w:p>
-      <w:pPr>
-        <w:spacing w:after="120"/>
-      </w:pPr>
-      <w:r>
-        <w:rPr>
-          <w:rFonts w:ascii="Source Serif 4" w:hAnsi="Source Serif 4" w:cs="Source Serif 4"/>
-          <w:b w:val="0"/>
-          <w:i w:val="0"/>
-          <w:sz w:val="21"/>
-        </w:rPr>
-        <w:t>Seventeen</w:t>
-      </w:r>
-    </w:p>
-    <w:p>
-      <w:pPr>
-        <w:pStyle w:val="Heading2"/>
-        <w:spacing w:before="280" w:after="80"/>
-        <w:keepNext w:val="1"/>
-        <w:pBdr>
-          <w:bottom w:val="single" w:sz="6" w:space="4" w:color="D7DAD3"/>
-        </w:pBdr>
-      </w:pPr>
-      <w:r>
-        <w:rPr>
-          <w:rFonts w:ascii="Archivo" w:hAnsi="Archivo" w:cs="Archivo"/>
-          <w:b/>
-          <w:i w:val="0"/>
-          <w:color w:val="181B19"/>
-          <w:sz w:val="32"/>
-        </w:rPr>
-        <w:t>What's owned, what's given away</w:t>
-      </w:r>
-    </w:p>
-    <w:p>
-      <w:pPr>
-        <w:spacing w:after="140"/>
-      </w:pPr>
-      <w:r>
-        <w:rPr>
-          <w:rFonts w:ascii="Source Serif 4" w:hAnsi="Source Serif 4" w:cs="Source Serif 4"/>
-          <w:b w:val="0"/>
-          <w:i w:val="0"/>
-          <w:sz w:val="21"/>
-        </w:rPr>
-        <w:t xml:space="preserve">Almost all of it is given away. That is not a concession </w:t>
-      </w:r>
-      <w:r>
-        <w:rPr>
-          <w:rFonts w:ascii="Source Serif 4" w:hAnsi="Source Serif 4" w:cs="Source Serif 4"/>
-          <w:b w:val="0"/>
-          <w:i w:val="0"/>
-          <w:sz w:val="21"/>
-        </w:rPr>
-        <w:t>—</w:t>
-      </w:r>
-      <w:r>
-        <w:rPr>
-          <w:rFonts w:ascii="Source Serif 4" w:hAnsi="Source Serif 4" w:cs="Source Serif 4"/>
-          <w:b w:val="0"/>
-          <w:i w:val="0"/>
-          <w:sz w:val="21"/>
-        </w:rPr>
-        <w:t xml:space="preserve"> it is the same trade Red Hat made, and it works for the same reason.</w:t>
-      </w:r>
-    </w:p>
-    <w:p>
-      <w:pPr>
-        <w:pStyle w:val="Heading3"/>
-        <w:spacing w:before="200" w:after="80"/>
-        <w:keepNext w:val="1"/>
-      </w:pPr>
-      <w:r>
-        <w:rPr>
-          <w:rFonts w:ascii="Archivo" w:hAnsi="Archivo" w:cs="Archivo"/>
-          <w:b/>
-          <w:i w:val="0"/>
-          <w:color w:val="181B19"/>
-          <w:sz w:val="25"/>
-        </w:rPr>
-        <w:t>Given away</w:t>
-      </w:r>
-    </w:p>
-    <w:p>
-      <w:pPr>
-        <w:spacing w:after="140"/>
-      </w:pPr>
-      <w:r>
-        <w:rPr>
-          <w:rFonts w:ascii="Source Serif 4" w:hAnsi="Source Serif 4" w:cs="Source Serif 4"/>
-          <w:b w:val="0"/>
-          <w:i w:val="0"/>
-          <w:sz w:val="21"/>
-        </w:rPr>
-        <w:t>The source. The architecture. The capability names. The projections. Distribution of the business's own data to every directory that will take it, for nothing. And a share of revenue back to the open source projects the whole thing is assembled from, once there is revenue to share.</w:t>
-      </w:r>
-    </w:p>
-    <w:p>
-      <w:pPr>
-        <w:pStyle w:val="Heading3"/>
-        <w:spacing w:before="200" w:after="80"/>
-        <w:keepNext w:val="1"/>
-      </w:pPr>
-      <w:r>
-        <w:rPr>
-          <w:rFonts w:ascii="Archivo" w:hAnsi="Archivo" w:cs="Archivo"/>
-          <w:b/>
-          <w:i w:val="0"/>
-          <w:color w:val="181B19"/>
-          <w:sz w:val="25"/>
-        </w:rPr>
-        <w:t>Held</w:t>
-      </w:r>
-    </w:p>
-    <w:p>
-      <w:pPr>
-        <w:pStyle w:val="ListBullet"/>
-        <w:spacing w:after="60"/>
-        <w:ind w:left="360"/>
-      </w:pPr>
-      <w:r>
-        <w:rPr>
-          <w:rFonts w:ascii="Source Serif 4" w:hAnsi="Source Serif 4" w:cs="Source Serif 4"/>
-          <w:b/>
-          <w:i w:val="0"/>
-          <w:sz w:val="21"/>
-        </w:rPr>
-        <w:t>The brand.</w:t>
-      </w:r>
-      <w:r>
-        <w:rPr>
-          <w:rFonts w:ascii="Source Serif 4" w:hAnsi="Source Serif 4" w:cs="Source Serif 4"/>
-          <w:b w:val="0"/>
-          <w:i w:val="0"/>
-          <w:sz w:val="21"/>
-        </w:rPr>
-        <w:t xml:space="preserve"> Anyone can rebuild the software. Nobody else can be A NEXT GENT. That is the same moat Red Hat has and it is more durable than any code.</w:t>
-      </w:r>
-    </w:p>
-    <w:p>
-      <w:pPr>
-        <w:pStyle w:val="ListBullet"/>
-        <w:spacing w:after="60"/>
-        <w:ind w:left="360"/>
-      </w:pPr>
-      <w:r>
-        <w:rPr>
-          <w:rFonts w:ascii="Source Serif 4" w:hAnsi="Source Serif 4" w:cs="Source Serif 4"/>
-          <w:b/>
-          <w:i w:val="0"/>
-          <w:sz w:val="21"/>
-        </w:rPr>
-        <w:t>The recordings.</w:t>
-      </w:r>
-      <w:r>
-        <w:rPr>
-          <w:rFonts w:ascii="Source Serif 4" w:hAnsi="Source Serif 4" w:cs="Source Serif 4"/>
-          <w:b w:val="0"/>
-          <w:i w:val="0"/>
-          <w:sz w:val="21"/>
-        </w:rPr>
-        <w:t xml:space="preserve"> The accumulated map of how every app works, kept current across hundreds of businesses. It grows every day, it cannot be bought, and it is worth more the longer it runs.</w:t>
-      </w:r>
-    </w:p>
-    <w:p>
-      <w:pPr>
-        <w:pStyle w:val="ListBullet"/>
-        <w:spacing w:after="60"/>
-        <w:ind w:left="360"/>
-      </w:pPr>
-      <w:r>
-        <w:rPr>
-          <w:rFonts w:ascii="Source Serif 4" w:hAnsi="Source Serif 4" w:cs="Source Serif 4"/>
-          <w:b/>
-          <w:i w:val="0"/>
-          <w:sz w:val="21"/>
-        </w:rPr>
-        <w:t>The pipe.</w:t>
-      </w:r>
-      <w:r>
-        <w:rPr>
-          <w:rFonts w:ascii="Source Serif 4" w:hAnsi="Source Serif 4" w:cs="Source Serif 4"/>
-          <w:b w:val="0"/>
-          <w:i w:val="0"/>
-          <w:sz w:val="21"/>
-        </w:rPr>
-        <w:t xml:space="preserve"> The signing keys, the channel, the entitlement. Anyone can rebuild the image; nobody else can publish to the machines.</w:t>
-      </w:r>
-    </w:p>
-    <w:p>
-      <w:pPr>
-        <w:pStyle w:val="ListBullet"/>
-        <w:spacing w:after="60"/>
-        <w:ind w:left="360"/>
-      </w:pPr>
-      <w:r>
-        <w:rPr>
-          <w:rFonts w:ascii="Source Serif 4" w:hAnsi="Source Serif 4" w:cs="Source Serif 4"/>
-          <w:b/>
-          <w:i w:val="0"/>
-          <w:sz w:val="21"/>
-        </w:rPr>
-        <w:t>The method.</w:t>
-      </w:r>
-      <w:r>
-        <w:rPr>
-          <w:rFonts w:ascii="Source Serif 4" w:hAnsi="Source Serif 4" w:cs="Source Serif 4"/>
-          <w:b w:val="0"/>
-          <w:i w:val="0"/>
-          <w:sz w:val="21"/>
-        </w:rPr>
-        <w:t xml:space="preserve"> Provisional patents on the system and method for build-integrated remote control </w:t>
-      </w:r>
-      <w:r>
-        <w:rPr>
-          <w:rFonts w:ascii="Source Serif 4" w:hAnsi="Source Serif 4" w:cs="Source Serif 4"/>
-          <w:b w:val="0"/>
-          <w:i w:val="0"/>
-          <w:sz w:val="21"/>
-        </w:rPr>
-        <w:t>—</w:t>
-      </w:r>
-      <w:r>
-        <w:rPr>
-          <w:rFonts w:ascii="Source Serif 4" w:hAnsi="Source Serif 4" w:cs="Source Serif 4"/>
-          <w:b w:val="0"/>
-          <w:i w:val="0"/>
-          <w:sz w:val="21"/>
-        </w:rPr>
-        <w:t xml:space="preserve"> written deliberately without artificial intelligence in the claims, which puts them outside a very crowded field of prior art and describes a concrete mechanism instead of an aspiration.</w:t>
-      </w:r>
-    </w:p>
-    <w:p>
-      <w:pPr>
-        <w:spacing w:before="120" w:after="160"/>
-        <w:ind w:left="230"/>
-        <w:pBdr>
-          <w:left w:val="single" w:sz="18" w:space="8" w:color="A4601A"/>
-        </w:pBdr>
-        <w:shd w:val="clear" w:color="auto" w:fill="F7F7F5"/>
-      </w:pPr>
-      <w:r>
-        <w:rPr>
-          <w:rFonts w:ascii="JetBrains Mono" w:hAnsi="JetBrains Mono" w:cs="JetBrains Mono"/>
-          <w:b/>
-          <w:i w:val="0"/>
-          <w:caps/>
-          <w:color w:val="A4601A"/>
-          <w:sz w:val="16"/>
-        </w:rPr>
-        <w:t>On being copied</w:t>
-      </w:r>
-      <w:r>
-        <w:rPr>
-          <w:rFonts w:ascii="Source Serif 4" w:hAnsi="Source Serif 4" w:cs="Source Serif 4"/>
-          <w:b w:val="0"/>
-          <w:i w:val="0"/>
-          <w:sz w:val="21"/>
-        </w:rPr>
-        <w:t xml:space="preserve">  </w:t>
-      </w:r>
-      <w:r>
-        <w:rPr>
-          <w:rFonts w:ascii="Source Serif 4" w:hAnsi="Source Serif 4" w:cs="Source Serif 4"/>
-          <w:b w:val="0"/>
-          <w:i w:val="0"/>
-          <w:sz w:val="21"/>
-        </w:rPr>
-        <w:t xml:space="preserve"> Someone will rebuild the image for free. That is the CentOS story and it is survivable, because the free rebuild does not come with the hardware, the recordings, the fix pipeline, the warranty, or the phone number. The defence was never legal. It is that the thing being sold is a service that has to be performed every week.</w:t>
-      </w:r>
-    </w:p>
-    <w:p>
-      <w:r>
-        <w:br w:type="page"/>
-      </w:r>
-    </w:p>
-    <w:p>
-      <w:pPr>
-        <w:spacing w:after="120"/>
-      </w:pPr>
-      <w:r>
-        <w:rPr>
-          <w:rFonts w:ascii="Source Serif 4" w:hAnsi="Source Serif 4" w:cs="Source Serif 4"/>
-          <w:b w:val="0"/>
-          <w:i w:val="0"/>
-          <w:sz w:val="21"/>
-        </w:rPr>
-        <w:t>Eighteen</w:t>
-      </w:r>
-    </w:p>
-    <w:p>
-      <w:pPr>
-        <w:pStyle w:val="Heading2"/>
-        <w:spacing w:before="280" w:after="80"/>
-        <w:keepNext w:val="1"/>
-        <w:pBdr>
-          <w:bottom w:val="single" w:sz="6" w:space="4" w:color="D7DAD3"/>
-        </w:pBdr>
-      </w:pPr>
-      <w:r>
-        <w:rPr>
-          <w:rFonts w:ascii="Archivo" w:hAnsi="Archivo" w:cs="Archivo"/>
-          <w:b/>
-          <w:i w:val="0"/>
-          <w:color w:val="181B19"/>
-          <w:sz w:val="32"/>
-        </w:rPr>
-        <w:t>What exists today</w:t>
-      </w:r>
-    </w:p>
-    <w:p>
-      <w:pPr>
-        <w:spacing w:after="140"/>
-      </w:pPr>
-      <w:r>
-        <w:rPr>
-          <w:rFonts w:ascii="Source Serif 4" w:hAnsi="Source Serif 4" w:cs="Source Serif 4"/>
-          <w:b w:val="0"/>
-          <w:i w:val="0"/>
-          <w:sz w:val="21"/>
-        </w:rPr>
-        <w:t>An honest inventory, because a plan that overstates its starting position is worthless.</w:t>
-      </w:r>
-    </w:p>
-    <w:p>
-      <w:pPr>
-        <w:spacing w:after="120"/>
-      </w:pPr>
-      <w:r>
-        <w:rPr>
-          <w:rFonts w:ascii="Source Serif 4" w:hAnsi="Source Serif 4" w:cs="Source Serif 4"/>
-          <w:b w:val="0"/>
-          <w:i w:val="0"/>
-          <w:sz w:val="21"/>
-        </w:rPr>
-        <w:t>Provisional patents filed</w:t>
-      </w:r>
-      <w:r>
-        <w:rPr>
-          <w:rFonts w:ascii="Source Serif 4" w:hAnsi="Source Serif 4" w:cs="Source Serif 4"/>
-          <w:b/>
-          <w:i w:val="0"/>
-          <w:sz w:val="21"/>
-        </w:rPr>
-        <w:t>yes</w:t>
-      </w:r>
-    </w:p>
-    <w:p>
-      <w:pPr>
-        <w:spacing w:after="120"/>
-      </w:pPr>
-      <w:r>
-        <w:rPr>
-          <w:rFonts w:ascii="Source Serif 4" w:hAnsi="Source Serif 4" w:cs="Source Serif 4"/>
-          <w:b w:val="0"/>
-          <w:i w:val="0"/>
-          <w:sz w:val="21"/>
-        </w:rPr>
-        <w:t>Written architecture and component ledger</w:t>
-      </w:r>
-      <w:r>
-        <w:rPr>
-          <w:rFonts w:ascii="Source Serif 4" w:hAnsi="Source Serif 4" w:cs="Source Serif 4"/>
-          <w:b/>
-          <w:i w:val="0"/>
-          <w:sz w:val="21"/>
-        </w:rPr>
-        <w:t>complete</w:t>
-      </w:r>
-    </w:p>
-    <w:p>
-      <w:pPr>
-        <w:spacing w:after="120"/>
-      </w:pPr>
-      <w:r>
-        <w:rPr>
-          <w:rFonts w:ascii="Source Serif 4" w:hAnsi="Source Serif 4" w:cs="Source Serif 4"/>
-          <w:b w:val="0"/>
-          <w:i w:val="0"/>
-          <w:sz w:val="21"/>
-        </w:rPr>
-        <w:t>External open-source components identified</w:t>
-      </w:r>
-      <w:r>
-        <w:rPr>
-          <w:rFonts w:ascii="Source Serif 4" w:hAnsi="Source Serif 4" w:cs="Source Serif 4"/>
-          <w:b/>
-          <w:i w:val="0"/>
-          <w:sz w:val="21"/>
-        </w:rPr>
-        <w:t>281</w:t>
-      </w:r>
-    </w:p>
-    <w:p>
-      <w:pPr>
-        <w:spacing w:after="120"/>
-      </w:pPr>
-      <w:r>
-        <w:rPr>
-          <w:rFonts w:ascii="Source Serif 4" w:hAnsi="Source Serif 4" w:cs="Source Serif 4"/>
-          <w:b w:val="0"/>
-          <w:i w:val="0"/>
-          <w:sz w:val="21"/>
-        </w:rPr>
-        <w:t>Of those, ever actually running</w:t>
-      </w:r>
-      <w:r>
-        <w:rPr>
-          <w:rFonts w:ascii="Source Serif 4" w:hAnsi="Source Serif 4" w:cs="Source Serif 4"/>
-          <w:b/>
-          <w:i w:val="0"/>
-          <w:sz w:val="21"/>
-        </w:rPr>
-        <w:t>~80</w:t>
-      </w:r>
-    </w:p>
-    <w:p>
-      <w:pPr>
-        <w:spacing w:after="120"/>
-      </w:pPr>
-      <w:r>
-        <w:rPr>
-          <w:rFonts w:ascii="Source Serif 4" w:hAnsi="Source Serif 4" w:cs="Source Serif 4"/>
-          <w:b w:val="0"/>
-          <w:i w:val="0"/>
-          <w:sz w:val="21"/>
-        </w:rPr>
-        <w:t>Needed for the first working demonstration</w:t>
-      </w:r>
-      <w:r>
-        <w:rPr>
-          <w:rFonts w:ascii="Source Serif 4" w:hAnsi="Source Serif 4" w:cs="Source Serif 4"/>
-          <w:b/>
-          <w:i w:val="0"/>
-          <w:sz w:val="21"/>
-        </w:rPr>
-        <w:t>2</w:t>
-      </w:r>
-    </w:p>
-    <w:p>
-      <w:pPr>
-        <w:spacing w:after="120"/>
-      </w:pPr>
-      <w:r>
-        <w:rPr>
-          <w:rFonts w:ascii="Source Serif 4" w:hAnsi="Source Serif 4" w:cs="Source Serif 4"/>
-          <w:b w:val="0"/>
-          <w:i w:val="0"/>
-          <w:sz w:val="21"/>
-        </w:rPr>
-        <w:t>Existing repositories under the company</w:t>
-      </w:r>
-      <w:r>
-        <w:rPr>
-          <w:rFonts w:ascii="Source Serif 4" w:hAnsi="Source Serif 4" w:cs="Source Serif 4"/>
-          <w:b/>
-          <w:i w:val="0"/>
-          <w:sz w:val="21"/>
-        </w:rPr>
-        <w:t>114</w:t>
-      </w:r>
-    </w:p>
-    <w:p>
-      <w:pPr>
-        <w:spacing w:after="120"/>
-      </w:pPr>
-      <w:r>
-        <w:rPr>
-          <w:rFonts w:ascii="Source Serif 4" w:hAnsi="Source Serif 4" w:cs="Source Serif 4"/>
-          <w:b w:val="0"/>
-          <w:i w:val="0"/>
-          <w:sz w:val="21"/>
-        </w:rPr>
-        <w:t>Flow engine, signing and packaging code</w:t>
-      </w:r>
-      <w:r>
-        <w:rPr>
-          <w:rFonts w:ascii="Source Serif 4" w:hAnsi="Source Serif 4" w:cs="Source Serif 4"/>
-          <w:b/>
-          <w:i w:val="0"/>
-          <w:sz w:val="21"/>
-        </w:rPr>
-        <w:t>written, untested on hardware</w:t>
-      </w:r>
-    </w:p>
-    <w:p>
-      <w:pPr>
-        <w:spacing w:after="120"/>
-      </w:pPr>
-      <w:r>
-        <w:rPr>
-          <w:rFonts w:ascii="Source Serif 4" w:hAnsi="Source Serif 4" w:cs="Source Serif 4"/>
-          <w:b w:val="0"/>
-          <w:i w:val="0"/>
-          <w:sz w:val="21"/>
-        </w:rPr>
-        <w:t>Businesses running it</w:t>
-      </w:r>
-      <w:r>
-        <w:rPr>
-          <w:rFonts w:ascii="Source Serif 4" w:hAnsi="Source Serif 4" w:cs="Source Serif 4"/>
-          <w:b/>
-          <w:i w:val="0"/>
-          <w:sz w:val="21"/>
-        </w:rPr>
-        <w:t>none yet</w:t>
-      </w:r>
-    </w:p>
-    <w:p>
-      <w:pPr>
-        <w:spacing w:after="120"/>
-      </w:pPr>
-      <w:r>
-        <w:rPr>
-          <w:rFonts w:ascii="Source Serif 4" w:hAnsi="Source Serif 4" w:cs="Source Serif 4"/>
-          <w:b w:val="0"/>
-          <w:i w:val="0"/>
-          <w:sz w:val="21"/>
-        </w:rPr>
-        <w:t>Relationships in the target market</w:t>
-      </w:r>
-      <w:r>
-        <w:rPr>
-          <w:rFonts w:ascii="Source Serif 4" w:hAnsi="Source Serif 4" w:cs="Source Serif 4"/>
-          <w:b/>
-          <w:i w:val="0"/>
-          <w:sz w:val="21"/>
-        </w:rPr>
-        <w:t>real</w:t>
-      </w:r>
-    </w:p>
-    <w:p>
-      <w:pPr>
-        <w:spacing w:after="140"/>
-      </w:pPr>
-      <w:r>
-        <w:rPr>
-          <w:rFonts w:ascii="Source Serif 4" w:hAnsi="Source Serif 4" w:cs="Source Serif 4"/>
-          <w:b w:val="0"/>
-          <w:i w:val="0"/>
-          <w:sz w:val="21"/>
-        </w:rPr>
-        <w:t>The architecture is further along than the implementation, and that is the correct thing to be honest about. The documents have reached the point where they are auditing each other. None of them has a customer in it.</w:t>
-      </w:r>
-    </w:p>
-    <w:p>
-      <w:r>
-        <w:br w:type="page"/>
-      </w:r>
-    </w:p>
-    <w:p>
-      <w:pPr>
-        <w:spacing w:after="120"/>
-      </w:pPr>
-      <w:r>
-        <w:rPr>
-          <w:rFonts w:ascii="Source Serif 4" w:hAnsi="Source Serif 4" w:cs="Source Serif 4"/>
-          <w:b w:val="0"/>
-          <w:i w:val="0"/>
-          <w:sz w:val="21"/>
-        </w:rPr>
-        <w:t>Nineteen</w:t>
-      </w:r>
-    </w:p>
-    <w:p>
-      <w:pPr>
-        <w:pStyle w:val="Heading2"/>
-        <w:spacing w:before="280" w:after="80"/>
-        <w:keepNext w:val="1"/>
-        <w:pBdr>
-          <w:bottom w:val="single" w:sz="6" w:space="4" w:color="D7DAD3"/>
-        </w:pBdr>
-      </w:pPr>
-      <w:r>
-        <w:rPr>
-          <w:rFonts w:ascii="Archivo" w:hAnsi="Archivo" w:cs="Archivo"/>
-          <w:b/>
-          <w:i w:val="0"/>
-          <w:color w:val="181B19"/>
-          <w:sz w:val="32"/>
-        </w:rPr>
-        <w:t>The order to build it</w:t>
-      </w:r>
-    </w:p>
-    <w:p>
-      <w:pPr>
-        <w:spacing w:after="140"/>
-      </w:pPr>
-      <w:r>
-        <w:rPr>
-          <w:rFonts w:ascii="Source Serif 4" w:hAnsi="Source Serif 4" w:cs="Source Serif 4"/>
-          <w:b w:val="0"/>
-          <w:i w:val="0"/>
-          <w:sz w:val="21"/>
-        </w:rPr>
-        <w:t>Ruthlessly sequenced. Each step produces something that works before the next one starts, and the early steps need no hardware and no operating system.</w:t>
-      </w:r>
-    </w:p>
-    <w:p>
-      <w:pPr>
-        <w:spacing w:after="120"/>
-      </w:pPr>
-      <w:r>
-        <w:rPr>
-          <w:rFonts w:ascii="Source Serif 4" w:hAnsi="Source Serif 4" w:cs="Source Serif 4"/>
-          <w:b w:val="0"/>
-          <w:i w:val="0"/>
-          <w:sz w:val="21"/>
-        </w:rPr>
-        <w:t>Prove a phone can still be driven.</w:t>
-      </w:r>
-    </w:p>
-    <w:p>
-      <w:pPr>
-        <w:spacing w:after="140"/>
-      </w:pPr>
-      <w:r>
-        <w:rPr>
-          <w:rFonts w:ascii="Source Serif 4" w:hAnsi="Source Serif 4"/>
-          <w:sz w:val="21"/>
-        </w:rPr>
-        <w:t>Real apps, real accounts, an accessibility service. One afternoon. Everything below depends on it.</w:t>
-      </w:r>
-    </w:p>
-    <w:p>
-      <w:pPr>
-        <w:spacing w:after="120"/>
-      </w:pPr>
-      <w:r>
-        <w:rPr>
-          <w:rFonts w:ascii="Source Serif 4" w:hAnsi="Source Serif 4" w:cs="Source Serif 4"/>
-          <w:b w:val="0"/>
-          <w:i w:val="0"/>
-          <w:sz w:val="21"/>
-        </w:rPr>
-        <w:t>Change one business's hours from a command line, and read it back in a browser.</w:t>
-      </w:r>
-    </w:p>
-    <w:p>
-      <w:pPr>
-        <w:spacing w:after="140"/>
-      </w:pPr>
-      <w:r>
-        <w:rPr>
-          <w:rFonts w:ascii="Source Serif 4" w:hAnsi="Source Serif 4"/>
-          <w:sz w:val="21"/>
-        </w:rPr>
-        <w:t>That is the whole product with nothing around it.</w:t>
-      </w:r>
-    </w:p>
-    <w:p>
-      <w:pPr>
-        <w:spacing w:after="120"/>
-      </w:pPr>
-      <w:r>
-        <w:rPr>
-          <w:rFonts w:ascii="Source Serif 4" w:hAnsi="Source Serif 4" w:cs="Source Serif 4"/>
-          <w:b w:val="0"/>
-          <w:i w:val="0"/>
-          <w:sz w:val="21"/>
-        </w:rPr>
-        <w:t>Put the gate in front.</w:t>
-      </w:r>
-    </w:p>
-    <w:p>
-      <w:pPr>
-        <w:spacing w:after="140"/>
-      </w:pPr>
-      <w:r>
-        <w:rPr>
-          <w:rFonts w:ascii="Source Serif 4" w:hAnsi="Source Serif 4"/>
-          <w:sz w:val="21"/>
-        </w:rPr>
-        <w:t>Who is asking, may they, how risky, and does a person have to say yes first.</w:t>
-      </w:r>
-    </w:p>
-    <w:p>
-      <w:pPr>
-        <w:spacing w:after="120"/>
-      </w:pPr>
-      <w:r>
-        <w:rPr>
-          <w:rFonts w:ascii="Source Serif 4" w:hAnsi="Source Serif 4" w:cs="Source Serif 4"/>
-          <w:b w:val="0"/>
-          <w:i w:val="0"/>
-          <w:sz w:val="21"/>
-        </w:rPr>
-        <w:t>Put the record behind.</w:t>
-      </w:r>
-    </w:p>
-    <w:p>
-      <w:pPr>
-        <w:spacing w:after="140"/>
-      </w:pPr>
-      <w:r>
-        <w:rPr>
-          <w:rFonts w:ascii="Source Serif 4" w:hAnsi="Source Serif 4"/>
-          <w:sz w:val="21"/>
-        </w:rPr>
-        <w:t>Append-only, with the screenshot and the verdict.</w:t>
-      </w:r>
-    </w:p>
-    <w:p>
-      <w:pPr>
-        <w:spacing w:after="120"/>
-      </w:pPr>
-      <w:r>
-        <w:rPr>
-          <w:rFonts w:ascii="Source Serif 4" w:hAnsi="Source Serif 4" w:cs="Source Serif 4"/>
-          <w:b w:val="0"/>
-          <w:i w:val="0"/>
-          <w:sz w:val="21"/>
-        </w:rPr>
-        <w:t>Add the text door.</w:t>
-      </w:r>
-    </w:p>
-    <w:p>
-      <w:pPr>
-        <w:spacing w:after="140"/>
-      </w:pPr>
-      <w:r>
-        <w:rPr>
-          <w:rFonts w:ascii="Source Serif 4" w:hAnsi="Source Serif 4"/>
-          <w:sz w:val="21"/>
-        </w:rPr>
-        <w:t>Their SIM, their number, approvals by reply. Now it is sellable with no hardware at all.</w:t>
-      </w:r>
-    </w:p>
-    <w:p>
-      <w:pPr>
-        <w:spacing w:after="120"/>
-      </w:pPr>
-      <w:r>
-        <w:rPr>
-          <w:rFonts w:ascii="Source Serif 4" w:hAnsi="Source Serif 4" w:cs="Source Serif 4"/>
-          <w:b w:val="0"/>
-          <w:i w:val="0"/>
-          <w:sz w:val="21"/>
-        </w:rPr>
-        <w:t>Turn on the email pipe.</w:t>
-      </w:r>
-    </w:p>
-    <w:p>
-      <w:pPr>
-        <w:spacing w:after="140"/>
-      </w:pPr>
-      <w:r>
-        <w:rPr>
-          <w:rFonts w:ascii="Source Serif 4" w:hAnsi="Source Serif 4"/>
-          <w:sz w:val="21"/>
-        </w:rPr>
-        <w:t>Observations, provenance, canonical values. This is the step that turns an automation tool into the data layer.</w:t>
-      </w:r>
-    </w:p>
-    <w:p>
-      <w:pPr>
-        <w:spacing w:after="120"/>
-      </w:pPr>
-      <w:r>
-        <w:rPr>
-          <w:rFonts w:ascii="Source Serif 4" w:hAnsi="Source Serif 4" w:cs="Source Serif 4"/>
-          <w:b w:val="0"/>
-          <w:i w:val="0"/>
-          <w:sz w:val="21"/>
-        </w:rPr>
-        <w:t>Build the fix pipeline.</w:t>
-      </w:r>
-    </w:p>
-    <w:p>
-      <w:pPr>
-        <w:spacing w:after="140"/>
-      </w:pPr>
-      <w:r>
-        <w:rPr>
-          <w:rFonts w:ascii="Source Serif 4" w:hAnsi="Source Serif 4"/>
-          <w:sz w:val="21"/>
-        </w:rPr>
-        <w:t>Nightly checks, one re-recording, signed, pushed to everyone.</w:t>
-      </w:r>
-    </w:p>
-    <w:p>
-      <w:pPr>
-        <w:spacing w:after="120"/>
-      </w:pPr>
-      <w:r>
-        <w:rPr>
-          <w:rFonts w:ascii="Source Serif 4" w:hAnsi="Source Serif 4" w:cs="Source Serif 4"/>
-          <w:b w:val="0"/>
-          <w:i w:val="0"/>
-          <w:sz w:val="21"/>
-        </w:rPr>
-        <w:t>Now the subscription is real.</w:t>
-      </w:r>
-    </w:p>
-    <w:p>
-      <w:pPr>
-        <w:spacing w:after="120"/>
-      </w:pPr>
-      <w:r>
-        <w:rPr>
-          <w:rFonts w:ascii="Source Serif 4" w:hAnsi="Source Serif 4" w:cs="Source Serif 4"/>
-          <w:b w:val="0"/>
-          <w:i w:val="0"/>
-          <w:sz w:val="21"/>
-        </w:rPr>
-        <w:t>Ship the appliance.</w:t>
-      </w:r>
-    </w:p>
-    <w:p>
-      <w:pPr>
-        <w:spacing w:after="140"/>
-      </w:pPr>
-      <w:r>
-        <w:rPr>
-          <w:rFonts w:ascii="Source Serif 4" w:hAnsi="Source Serif 4"/>
-          <w:sz w:val="21"/>
-        </w:rPr>
-        <w:t>One image, health checks, rollback. The company, rather than the product.</w:t>
-      </w:r>
-    </w:p>
-    <w:p>
-      <w:pPr>
-        <w:spacing w:after="120"/>
-      </w:pPr>
-      <w:r>
-        <w:rPr>
-          <w:rFonts w:ascii="Source Serif 4" w:hAnsi="Source Serif 4" w:cs="Source Serif 4"/>
-          <w:b w:val="0"/>
-          <w:i w:val="0"/>
-          <w:sz w:val="21"/>
-        </w:rPr>
-        <w:t>Entitlement and channels.</w:t>
-      </w:r>
-    </w:p>
-    <w:p>
-      <w:pPr>
-        <w:spacing w:after="140"/>
-      </w:pPr>
-      <w:r>
-        <w:rPr>
-          <w:rFonts w:ascii="Source Serif 4" w:hAnsi="Source Serif 4"/>
-          <w:sz w:val="21"/>
-        </w:rPr>
-        <w:t>Who is paid up, what may this machine install, staged rollout.</w:t>
-      </w:r>
-    </w:p>
-    <w:p>
-      <w:pPr>
-        <w:spacing w:after="120"/>
-      </w:pPr>
-      <w:r>
-        <w:rPr>
-          <w:rFonts w:ascii="Source Serif 4" w:hAnsi="Source Serif 4" w:cs="Source Serif 4"/>
-          <w:b w:val="0"/>
-          <w:i w:val="0"/>
-          <w:sz w:val="21"/>
-        </w:rPr>
-        <w:t>Open the store.</w:t>
-      </w:r>
-    </w:p>
-    <w:p>
-      <w:pPr>
-        <w:spacing w:after="140"/>
-      </w:pPr>
-      <w:r>
-        <w:rPr>
-          <w:rFonts w:ascii="Source Serif 4" w:hAnsi="Source Serif 4"/>
-          <w:sz w:val="21"/>
-        </w:rPr>
-        <w:t>The manifest, the permission model, the certification gate, the first outside developer.</w:t>
-      </w:r>
-    </w:p>
-    <w:p>
-      <w:pPr>
-        <w:spacing w:after="140"/>
-      </w:pPr>
-      <w:r>
-        <w:rPr>
-          <w:rFonts w:ascii="Source Serif 4" w:hAnsi="Source Serif 4" w:cs="Source Serif 4"/>
-          <w:b w:val="0"/>
-          <w:i w:val="0"/>
-          <w:sz w:val="21"/>
-        </w:rPr>
-        <w:t>Steps one through five are the product. Six and seven are the business. Eight through ten are the company. Most of the value is in step one, and it has still not been run.</w:t>
-      </w:r>
-    </w:p>
-    <w:p>
-      <w:r>
-        <w:br w:type="page"/>
-      </w:r>
-    </w:p>
-    <w:p>
-      <w:pPr>
-        <w:spacing w:after="120"/>
-      </w:pPr>
-      <w:r>
-        <w:rPr>
-          <w:rFonts w:ascii="Source Serif 4" w:hAnsi="Source Serif 4" w:cs="Source Serif 4"/>
-          <w:b w:val="0"/>
-          <w:i w:val="0"/>
-          <w:sz w:val="21"/>
-        </w:rPr>
-        <w:t>Twenty</w:t>
-      </w:r>
-    </w:p>
-    <w:p>
-      <w:pPr>
-        <w:pStyle w:val="Heading2"/>
-        <w:spacing w:before="280" w:after="80"/>
-        <w:keepNext w:val="1"/>
-        <w:pBdr>
-          <w:bottom w:val="single" w:sz="6" w:space="4" w:color="D7DAD3"/>
-        </w:pBdr>
-      </w:pPr>
-      <w:r>
-        <w:rPr>
-          <w:rFonts w:ascii="Archivo" w:hAnsi="Archivo" w:cs="Archivo"/>
-          <w:b/>
-          <w:i w:val="0"/>
-          <w:color w:val="181B19"/>
-          <w:sz w:val="32"/>
-        </w:rPr>
-        <w:t>The one test that decides everything</w:t>
-      </w:r>
-    </w:p>
-    <w:p>
-      <w:pPr>
-        <w:spacing w:after="140"/>
-      </w:pPr>
-      <w:r>
-        <w:rPr>
-          <w:rFonts w:ascii="Source Serif 4" w:hAnsi="Source Serif 4" w:cs="Source Serif 4"/>
-          <w:b w:val="0"/>
-          <w:i w:val="0"/>
-          <w:sz w:val="21"/>
-        </w:rPr>
-        <w:t>There is a single unverified assumption underneath this entire document, and it can be settled in an afternoon for the price of a phone.</w:t>
-      </w:r>
-    </w:p>
-    <w:p>
-      <w:pPr>
-        <w:spacing w:after="140"/>
-      </w:pPr>
-      <w:r>
-        <w:rPr>
-          <w:rFonts w:ascii="Source Serif 4" w:hAnsi="Source Serif 4" w:cs="Source Serif 4"/>
-          <w:b w:val="0"/>
-          <w:i w:val="0"/>
-          <w:sz w:val="21"/>
-        </w:rPr>
-        <w:t xml:space="preserve">Install the applications a Destin charter operator or a 30A restaurant actually uses </w:t>
-      </w:r>
-      <w:r>
-        <w:rPr>
-          <w:rFonts w:ascii="Source Serif 4" w:hAnsi="Source Serif 4" w:cs="Source Serif 4"/>
-          <w:b w:val="0"/>
-          <w:i w:val="0"/>
-          <w:sz w:val="21"/>
-        </w:rPr>
-        <w:t>—</w:t>
-      </w:r>
-      <w:r>
-        <w:rPr>
-          <w:rFonts w:ascii="Source Serif 4" w:hAnsi="Source Serif 4" w:cs="Source Serif 4"/>
-          <w:b w:val="0"/>
-          <w:i w:val="0"/>
-          <w:sz w:val="21"/>
-        </w:rPr>
-        <w:t xml:space="preserve"> the real ones, not similar ones. Turn on an accessibility service. Watch what still runs.</w:t>
-      </w:r>
-    </w:p>
-    <w:p>
-      <w:pPr>
-        <w:spacing w:after="140"/>
-      </w:pPr>
-      <w:r>
-        <w:rPr>
-          <w:rFonts w:ascii="Source Serif 4" w:hAnsi="Source Serif 4" w:cs="Source Serif 4"/>
-          <w:b w:val="0"/>
-          <w:i w:val="0"/>
-          <w:sz w:val="21"/>
-        </w:rPr>
-        <w:t>Some categories of application detect an active accessibility service and refuse to operate. Banking is the strictest. Payment and point-of-sale software is the open question, and it is precisely the software that matters most here.</w:t>
-      </w:r>
-    </w:p>
-    <w:p>
-      <w:pPr>
-        <w:spacing w:before="120" w:after="160"/>
-        <w:ind w:left="230"/>
-        <w:pBdr>
-          <w:left w:val="single" w:sz="18" w:space="8" w:color="A4601A"/>
-        </w:pBdr>
-        <w:shd w:val="clear" w:color="auto" w:fill="F7F7F5"/>
-      </w:pPr>
-      <w:r>
-        <w:rPr>
-          <w:rFonts w:ascii="JetBrains Mono" w:hAnsi="JetBrains Mono" w:cs="JetBrains Mono"/>
-          <w:b/>
-          <w:i w:val="0"/>
-          <w:caps/>
-          <w:color w:val="A4601A"/>
-          <w:sz w:val="16"/>
-        </w:rPr>
-        <w:t>Why this is first and not fifth</w:t>
-      </w:r>
-      <w:r>
-        <w:rPr>
-          <w:rFonts w:ascii="Source Serif 4" w:hAnsi="Source Serif 4" w:cs="Source Serif 4"/>
-          <w:b w:val="0"/>
-          <w:i w:val="0"/>
-          <w:sz w:val="21"/>
-        </w:rPr>
-        <w:t xml:space="preserve">  </w:t>
-      </w:r>
-      <w:r>
-        <w:rPr>
-          <w:rFonts w:ascii="Source Serif 4" w:hAnsi="Source Serif 4" w:cs="Source Serif 4"/>
-          <w:b w:val="0"/>
-          <w:i w:val="0"/>
-          <w:sz w:val="21"/>
-        </w:rPr>
-        <w:t xml:space="preserve"> If those applications block it, the mechanism has to change </w:t>
-      </w:r>
-      <w:r>
-        <w:rPr>
-          <w:rFonts w:ascii="Source Serif 4" w:hAnsi="Source Serif 4" w:cs="Source Serif 4"/>
-          <w:b w:val="0"/>
-          <w:i w:val="0"/>
-          <w:sz w:val="21"/>
-        </w:rPr>
-        <w:t>—</w:t>
-      </w:r>
-      <w:r>
-        <w:rPr>
-          <w:rFonts w:ascii="Source Serif 4" w:hAnsi="Source Serif 4" w:cs="Source Serif 4"/>
-          <w:b w:val="0"/>
-          <w:i w:val="0"/>
-          <w:sz w:val="21"/>
-        </w:rPr>
-        <w:t xml:space="preserve"> and it is far better to know that in week one, with a forty-dollar phone, than in month nine with hardware ordered and customers signed. </w:t>
-      </w:r>
-      <w:r>
-        <w:rPr>
-          <w:rFonts w:ascii="Source Serif 4" w:hAnsi="Source Serif 4" w:cs="Source Serif 4"/>
-          <w:b/>
-          <w:i w:val="0"/>
-          <w:sz w:val="21"/>
-        </w:rPr>
-        <w:t>Nothing else in this plan is worth starting before this is answered.</w:t>
-      </w:r>
-    </w:p>
-    <w:p>
-      <w:pPr>
-        <w:pStyle w:val="Heading3"/>
-        <w:spacing w:before="200" w:after="80"/>
-        <w:keepNext w:val="1"/>
-      </w:pPr>
-      <w:r>
-        <w:rPr>
-          <w:rFonts w:ascii="Archivo" w:hAnsi="Archivo" w:cs="Archivo"/>
-          <w:b/>
-          <w:i w:val="0"/>
-          <w:color w:val="181B19"/>
-          <w:sz w:val="25"/>
-        </w:rPr>
-        <w:t>The other risks, ranked honestly</w:t>
-      </w:r>
-    </w:p>
-    <w:p>
-      <w:pPr>
-        <w:pStyle w:val="ListBullet"/>
-        <w:spacing w:after="60"/>
-        <w:ind w:left="360"/>
-      </w:pPr>
-      <w:r>
-        <w:rPr>
-          <w:rFonts w:ascii="Source Serif 4" w:hAnsi="Source Serif 4" w:cs="Source Serif 4"/>
-          <w:b/>
-          <w:i w:val="0"/>
-          <w:sz w:val="21"/>
-        </w:rPr>
-        <w:t>Terms of service.</w:t>
-      </w:r>
-      <w:r>
-        <w:rPr>
-          <w:rFonts w:ascii="Source Serif 4" w:hAnsi="Source Serif 4" w:cs="Source Serif 4"/>
-          <w:b w:val="0"/>
-          <w:i w:val="0"/>
-          <w:sz w:val="21"/>
-        </w:rPr>
-        <w:t xml:space="preserve"> Counsel has been engaged. The posture </w:t>
-      </w:r>
-      <w:r>
-        <w:rPr>
-          <w:rFonts w:ascii="Source Serif 4" w:hAnsi="Source Serif 4" w:cs="Source Serif 4"/>
-          <w:b w:val="0"/>
-          <w:i w:val="0"/>
-          <w:sz w:val="21"/>
-        </w:rPr>
-        <w:t>—</w:t>
-      </w:r>
-      <w:r>
-        <w:rPr>
-          <w:rFonts w:ascii="Source Serif 4" w:hAnsi="Source Serif 4" w:cs="Source Serif 4"/>
-          <w:b w:val="0"/>
-          <w:i w:val="0"/>
-          <w:sz w:val="21"/>
-        </w:rPr>
-        <w:t xml:space="preserve"> their device, their account, their credentials, human speed, human approval </w:t>
-      </w:r>
-      <w:r>
-        <w:rPr>
-          <w:rFonts w:ascii="Source Serif 4" w:hAnsi="Source Serif 4" w:cs="Source Serif 4"/>
-          <w:b w:val="0"/>
-          <w:i w:val="0"/>
-          <w:sz w:val="21"/>
-        </w:rPr>
-        <w:t>—</w:t>
-      </w:r>
-      <w:r>
-        <w:rPr>
-          <w:rFonts w:ascii="Source Serif 4" w:hAnsi="Source Serif 4" w:cs="Source Serif 4"/>
-          <w:b w:val="0"/>
-          <w:i w:val="0"/>
-          <w:sz w:val="21"/>
-        </w:rPr>
-        <w:t xml:space="preserve"> is deliberate and it is documented.</w:t>
-      </w:r>
-    </w:p>
-    <w:p>
-      <w:pPr>
-        <w:pStyle w:val="ListBullet"/>
-        <w:spacing w:after="60"/>
-        <w:ind w:left="360"/>
-      </w:pPr>
-      <w:r>
-        <w:rPr>
-          <w:rFonts w:ascii="Source Serif 4" w:hAnsi="Source Serif 4" w:cs="Source Serif 4"/>
-          <w:b/>
-          <w:i w:val="0"/>
-          <w:sz w:val="21"/>
-        </w:rPr>
-        <w:t>Support cost per customer.</w:t>
-      </w:r>
-      <w:r>
-        <w:rPr>
-          <w:rFonts w:ascii="Source Serif 4" w:hAnsi="Source Serif 4" w:cs="Source Serif 4"/>
-          <w:b w:val="0"/>
-          <w:i w:val="0"/>
-          <w:sz w:val="21"/>
-        </w:rPr>
-        <w:t xml:space="preserve"> The thing that kills small-business hardware companies. Every simplification is margin.</w:t>
-      </w:r>
-    </w:p>
-    <w:p>
-      <w:pPr>
-        <w:pStyle w:val="ListBullet"/>
-        <w:spacing w:after="60"/>
-        <w:ind w:left="360"/>
-      </w:pPr>
-      <w:r>
-        <w:rPr>
-          <w:rFonts w:ascii="Source Serif 4" w:hAnsi="Source Serif 4" w:cs="Source Serif 4"/>
-          <w:b/>
-          <w:i w:val="0"/>
-          <w:sz w:val="21"/>
-        </w:rPr>
-        <w:t>Working capital on hardware.</w:t>
-      </w:r>
-      <w:r>
-        <w:rPr>
-          <w:rFonts w:ascii="Source Serif 4" w:hAnsi="Source Serif 4" w:cs="Source Serif 4"/>
-          <w:b w:val="0"/>
-          <w:i w:val="0"/>
-          <w:sz w:val="21"/>
-        </w:rPr>
-        <w:t xml:space="preserve"> The factory is paid ninety days before the customer pays. Ship software first for exactly this reason.</w:t>
-      </w:r>
-    </w:p>
-    <w:p>
-      <w:pPr>
-        <w:pStyle w:val="ListBullet"/>
-        <w:spacing w:after="60"/>
-        <w:ind w:left="360"/>
-      </w:pPr>
-      <w:r>
-        <w:rPr>
-          <w:rFonts w:ascii="Source Serif 4" w:hAnsi="Source Serif 4" w:cs="Source Serif 4"/>
-          <w:b/>
-          <w:i w:val="0"/>
-          <w:sz w:val="21"/>
-        </w:rPr>
-        <w:t>Scope.</w:t>
-      </w:r>
-      <w:r>
-        <w:rPr>
-          <w:rFonts w:ascii="Source Serif 4" w:hAnsi="Source Serif 4" w:cs="Source Serif 4"/>
-          <w:b w:val="0"/>
-          <w:i w:val="0"/>
-          <w:sz w:val="21"/>
-        </w:rPr>
-        <w:t xml:space="preserve"> The directory, the points, the referrals, the smart home, the other verticals </w:t>
-      </w:r>
-      <w:r>
-        <w:rPr>
-          <w:rFonts w:ascii="Source Serif 4" w:hAnsi="Source Serif 4" w:cs="Source Serif 4"/>
-          <w:b w:val="0"/>
-          <w:i w:val="0"/>
-          <w:sz w:val="21"/>
-        </w:rPr>
-        <w:t>—</w:t>
-      </w:r>
-      <w:r>
-        <w:rPr>
-          <w:rFonts w:ascii="Source Serif 4" w:hAnsi="Source Serif 4" w:cs="Source Serif 4"/>
-          <w:b w:val="0"/>
-          <w:i w:val="0"/>
-          <w:sz w:val="21"/>
-        </w:rPr>
-        <w:t xml:space="preserve"> none of them are wrong, and every one of them costs a month that does not exist yet.</w:t>
-      </w:r>
-    </w:p>
-    <w:p>
-      <w:r>
-        <w:br w:type="page"/>
-      </w:r>
-    </w:p>
-    <w:p>
-      <w:pPr>
-        <w:spacing w:after="120"/>
-      </w:pPr>
-      <w:r>
-        <w:rPr>
-          <w:rFonts w:ascii="Source Serif 4" w:hAnsi="Source Serif 4" w:cs="Source Serif 4"/>
-          <w:b w:val="0"/>
-          <w:i w:val="0"/>
-          <w:sz w:val="21"/>
-        </w:rPr>
-        <w:t>Twenty-one</w:t>
-      </w:r>
-    </w:p>
-    <w:p>
-      <w:pPr>
-        <w:pStyle w:val="Heading2"/>
-        <w:spacing w:before="280" w:after="80"/>
-        <w:keepNext w:val="1"/>
-        <w:pBdr>
-          <w:bottom w:val="single" w:sz="6" w:space="4" w:color="D7DAD3"/>
-        </w:pBdr>
-      </w:pPr>
-      <w:r>
-        <w:rPr>
-          <w:rFonts w:ascii="Archivo" w:hAnsi="Archivo" w:cs="Archivo"/>
-          <w:b/>
-          <w:i w:val="0"/>
-          <w:color w:val="181B19"/>
-          <w:sz w:val="32"/>
-        </w:rPr>
-        <w:t>If it works</w:t>
-      </w:r>
-    </w:p>
-    <w:p>
-      <w:pPr>
-        <w:spacing w:after="140"/>
-      </w:pPr>
-      <w:r>
-        <w:rPr>
-          <w:rFonts w:ascii="Source Serif 4" w:hAnsi="Source Serif 4" w:cs="Source Serif 4"/>
-          <w:b w:val="0"/>
-          <w:i w:val="0"/>
-          <w:sz w:val="21"/>
-        </w:rPr>
-        <w:t>The modest version: a hundred businesses, six hundred thousand to a million a year, a real company that pays well and is owned outright. Most founders would take that and most never get it.</w:t>
-      </w:r>
-    </w:p>
-    <w:p>
-      <w:pPr>
-        <w:spacing w:after="140"/>
-      </w:pPr>
-      <w:r>
-        <w:rPr>
-          <w:rFonts w:ascii="Source Serif 4" w:hAnsi="Source Serif 4" w:cs="Source Serif 4"/>
-          <w:b w:val="0"/>
-          <w:i w:val="0"/>
-          <w:sz w:val="21"/>
-        </w:rPr>
-        <w:t>The version worth building for is different, and it is not about the box at all.</w:t>
-      </w:r>
-    </w:p>
-    <w:p>
-      <w:pPr>
-        <w:spacing w:after="140"/>
-      </w:pPr>
-      <w:r>
-        <w:rPr>
-          <w:rFonts w:ascii="Source Serif 4" w:hAnsi="Source Serif 4" w:cs="Source Serif 4"/>
-          <w:b w:val="0"/>
-          <w:i w:val="0"/>
-          <w:sz w:val="21"/>
-        </w:rPr>
-        <w:t xml:space="preserve">If a few thousand small businesses publish live, verified, item-level truth about themselves because doing so saves them money, then the answer to </w:t>
-      </w:r>
-      <w:r>
-        <w:rPr>
-          <w:rFonts w:ascii="Source Serif 4" w:hAnsi="Source Serif 4" w:cs="Source Serif 4"/>
-          <w:b w:val="0"/>
-          <w:i/>
-          <w:sz w:val="21"/>
-        </w:rPr>
-        <w:t>where should I eat tonight</w:t>
-      </w:r>
-      <w:r>
-        <w:rPr>
-          <w:rFonts w:ascii="Source Serif 4" w:hAnsi="Source Serif 4" w:cs="Source Serif 4"/>
-          <w:b w:val="0"/>
-          <w:i w:val="0"/>
-          <w:sz w:val="21"/>
-        </w:rPr>
-        <w:t xml:space="preserve"> and </w:t>
-      </w:r>
-      <w:r>
-        <w:rPr>
-          <w:rFonts w:ascii="Source Serif 4" w:hAnsi="Source Serif 4" w:cs="Source Serif 4"/>
-          <w:b w:val="0"/>
-          <w:i/>
-          <w:sz w:val="21"/>
-        </w:rPr>
-        <w:t>who has a boat free at two</w:t>
-      </w:r>
-      <w:r>
-        <w:rPr>
-          <w:rFonts w:ascii="Source Serif 4" w:hAnsi="Source Serif 4" w:cs="Source Serif 4"/>
-          <w:b w:val="0"/>
-          <w:i w:val="0"/>
-          <w:sz w:val="21"/>
-        </w:rPr>
-        <w:t xml:space="preserve"> stops being a guess assembled from stale listings. It becomes a fact, sourced from the business, consented to by the business, and owned by the business.</w:t>
-      </w:r>
-    </w:p>
-    <w:p>
-      <w:pPr>
-        <w:spacing w:after="140"/>
-      </w:pPr>
-      <w:r>
-        <w:rPr>
-          <w:rFonts w:ascii="Source Serif 4" w:hAnsi="Source Serif 4" w:cs="Source Serif 4"/>
-          <w:b w:val="0"/>
-          <w:i w:val="0"/>
-          <w:sz w:val="21"/>
-        </w:rPr>
-        <w:t>Whoever holds that becomes infrastructure the assistants depend on rather than a directory competing for attention. And because the data lives on the businesses' own machines and is published rather than hoarded, holding it does not require becoming the thing this whole project was built against.</w:t>
-      </w:r>
-    </w:p>
-    <w:p>
-      <w:pPr>
-        <w:spacing w:after="140"/>
-      </w:pPr>
-      <w:r>
-        <w:rPr>
-          <w:rFonts w:ascii="Source Serif 4" w:hAnsi="Source Serif 4" w:cs="Source Serif 4"/>
-          <w:b w:val="0"/>
-          <w:i w:val="0"/>
-          <w:sz w:val="21"/>
-        </w:rPr>
-        <w:t xml:space="preserve">That was the idea in 2013. The hard part was never the directory. It was always the data </w:t>
-      </w:r>
-      <w:r>
-        <w:rPr>
-          <w:rFonts w:ascii="Source Serif 4" w:hAnsi="Source Serif 4" w:cs="Source Serif 4"/>
-          <w:b w:val="0"/>
-          <w:i w:val="0"/>
-          <w:sz w:val="21"/>
-        </w:rPr>
-        <w:t>—</w:t>
-      </w:r>
-      <w:r>
-        <w:rPr>
-          <w:rFonts w:ascii="Source Serif 4" w:hAnsi="Source Serif 4" w:cs="Source Serif 4"/>
-          <w:b w:val="0"/>
-          <w:i w:val="0"/>
-          <w:sz w:val="21"/>
-        </w:rPr>
-        <w:t xml:space="preserve"> and this is finally a mechanism that produces it.</w:t>
-      </w:r>
-    </w:p>
-    <w:p>
-      <w:pPr>
-        <w:spacing w:after="140"/>
-      </w:pPr>
-      <w:r>
-        <w:rPr>
-          <w:rFonts w:ascii="Source Serif 4" w:hAnsi="Source Serif 4" w:cs="Source Serif 4"/>
-          <w:b w:val="0"/>
-          <w:i w:val="0"/>
-          <w:sz w:val="21"/>
-        </w:rPr>
-        <w:t>Fourteen years</w:t>
-      </w:r>
-    </w:p>
-    <w:p>
-      <w:r>
-        <w:br w:type="page"/>
-      </w:r>
-    </w:p>
-    <w:p>
-      <w:pPr>
-        <w:spacing w:after="140"/>
-      </w:pPr>
-      <w:r>
-        <w:rPr>
-          <w:rFonts w:ascii="Source Serif 4" w:hAnsi="Source Serif 4" w:cs="Source Serif 4"/>
-          <w:b w:val="0"/>
-          <w:i w:val="0"/>
-          <w:sz w:val="21"/>
-        </w:rPr>
-        <w:t>One last thing.</w:t>
-      </w:r>
-    </w:p>
-    <w:p>
-      <w:pPr>
-        <w:spacing w:after="140"/>
-      </w:pPr>
-      <w:r>
-        <w:rPr>
-          <w:rFonts w:ascii="Source Serif 4" w:hAnsi="Source Serif 4" w:cs="Source Serif 4"/>
-          <w:b w:val="0"/>
-          <w:i w:val="0"/>
-          <w:sz w:val="21"/>
-        </w:rPr>
-        <w:t xml:space="preserve">Every number in this document is arithmetic off a stated assumption, not a case study. The $400,000 charter is an example with a real commission rate applied to it; the working price is $299 a month. </w:t>
-      </w:r>
-      <w:r>
-        <w:rPr>
-          <w:rFonts w:ascii="Source Serif 4" w:hAnsi="Source Serif 4" w:cs="Source Serif 4"/>
-          <w:b/>
-          <w:i w:val="0"/>
-          <w:sz w:val="21"/>
-        </w:rPr>
-        <w:t>Change the assumption and the conclusion changes with it</w:t>
-      </w:r>
-      <w:r>
-        <w:rPr>
-          <w:rFonts w:ascii="Source Serif 4" w:hAnsi="Source Serif 4" w:cs="Source Serif 4"/>
-          <w:b w:val="0"/>
-          <w:i w:val="0"/>
-          <w:sz w:val="21"/>
-        </w:rPr>
-        <w:t xml:space="preserve"> </w:t>
-      </w:r>
-      <w:r>
-        <w:rPr>
-          <w:rFonts w:ascii="Source Serif 4" w:hAnsi="Source Serif 4" w:cs="Source Serif 4"/>
-          <w:b w:val="0"/>
-          <w:i w:val="0"/>
-          <w:sz w:val="21"/>
-        </w:rPr>
-        <w:t>—</w:t>
-      </w:r>
-      <w:r>
-        <w:rPr>
-          <w:rFonts w:ascii="Source Serif 4" w:hAnsi="Source Serif 4" w:cs="Source Serif 4"/>
-          <w:b w:val="0"/>
-          <w:i w:val="0"/>
-          <w:sz w:val="21"/>
-        </w:rPr>
-        <w:t xml:space="preserve"> that is the point of writing them down.</w:t>
-      </w:r>
-    </w:p>
-    <w:p>
-      <w:pPr>
-        <w:spacing w:after="140"/>
-      </w:pPr>
-      <w:r>
-        <w:rPr>
-          <w:rFonts w:ascii="Source Serif 4" w:hAnsi="Source Serif 4" w:cs="Source Serif 4"/>
-          <w:b w:val="0"/>
-          <w:i w:val="0"/>
-          <w:sz w:val="21"/>
-        </w:rPr>
-        <w:t xml:space="preserve">And the honest summary of where this stands: </w:t>
-      </w:r>
-      <w:r>
-        <w:rPr>
-          <w:rFonts w:ascii="Source Serif 4" w:hAnsi="Source Serif 4" w:cs="Source Serif 4"/>
-          <w:b/>
-          <w:i w:val="0"/>
-          <w:sz w:val="21"/>
-        </w:rPr>
-        <w:t>the thinking is further along than the building.</w:t>
-      </w:r>
-      <w:r>
-        <w:rPr>
-          <w:rFonts w:ascii="Source Serif 4" w:hAnsi="Source Serif 4" w:cs="Source Serif 4"/>
-          <w:b w:val="0"/>
-          <w:i w:val="0"/>
-          <w:sz w:val="21"/>
-        </w:rPr>
-        <w:t xml:space="preserve"> Step one of nineteen costs an afternoon and a forty-dollar phone, and until it is run, everything above it is a well-argued hypothesis.</w:t>
+        <w:t>And the thing that has not changed across any revision: it still comes down to one afternoon, one phone, and one Orange Beach charter operator's real applications.</w:t>
       </w:r>
     </w:p>
     <w:sectPr>
